--- a/note/JEST & ENZYME.docx
+++ b/note/JEST & ENZYME.docx
@@ -21,11 +21,19 @@
           <w:lang w:val="en-GB"/>
         </w:rPr>
       </w:pPr>
-      <w:r>
-        <w:rPr>
-          <w:lang w:val="en-GB"/>
-        </w:rPr>
-        <w:t xml:space="preserve">React Testing Library (RTL) </w:t>
+      <w:proofErr w:type="gramStart"/>
+      <w:r>
+        <w:rPr>
+          <w:lang w:val="en-GB"/>
+        </w:rPr>
+        <w:t>React</w:t>
+      </w:r>
+      <w:proofErr w:type="gramEnd"/>
+      <w:r>
+        <w:rPr>
+          <w:lang w:val="en-GB"/>
+        </w:rPr>
+        <w:t xml:space="preserve"> Testing Library (RTL) </w:t>
       </w:r>
       <w:r>
         <w:rPr>
@@ -226,7 +234,21 @@
         <w:rPr>
           <w:lang w:val="en-GB"/>
         </w:rPr>
-        <w:t>Test (name, function, timeout)</w:t>
+        <w:t xml:space="preserve">Test (name, function, </w:t>
+      </w:r>
+      <w:proofErr w:type="gramStart"/>
+      <w:r>
+        <w:rPr>
+          <w:lang w:val="en-GB"/>
+        </w:rPr>
+        <w:t>timeout</w:t>
+      </w:r>
+      <w:proofErr w:type="gramEnd"/>
+      <w:r>
+        <w:rPr>
+          <w:lang w:val="en-GB"/>
+        </w:rPr>
+        <w:t>)</w:t>
       </w:r>
     </w:p>
     <w:p>
@@ -244,7 +266,21 @@
         <w:rPr>
           <w:lang w:val="en-GB"/>
         </w:rPr>
-        <w:t>“name” is used to identify the test.</w:t>
+        <w:t>“</w:t>
+      </w:r>
+      <w:proofErr w:type="gramStart"/>
+      <w:r>
+        <w:rPr>
+          <w:lang w:val="en-GB"/>
+        </w:rPr>
+        <w:t>name</w:t>
+      </w:r>
+      <w:proofErr w:type="gramEnd"/>
+      <w:r>
+        <w:rPr>
+          <w:lang w:val="en-GB"/>
+        </w:rPr>
+        <w:t>” is used to identify the test.</w:t>
       </w:r>
     </w:p>
     <w:p>
@@ -262,7 +298,21 @@
         <w:rPr>
           <w:lang w:val="en-GB"/>
         </w:rPr>
-        <w:t>“functions” contains the expectations to test.</w:t>
+        <w:t>“</w:t>
+      </w:r>
+      <w:proofErr w:type="gramStart"/>
+      <w:r>
+        <w:rPr>
+          <w:lang w:val="en-GB"/>
+        </w:rPr>
+        <w:t>functions</w:t>
+      </w:r>
+      <w:proofErr w:type="gramEnd"/>
+      <w:r>
+        <w:rPr>
+          <w:lang w:val="en-GB"/>
+        </w:rPr>
+        <w:t>” contains the expectations to test.</w:t>
       </w:r>
     </w:p>
     <w:p>
@@ -280,7 +330,21 @@
         <w:rPr>
           <w:lang w:val="en-GB"/>
         </w:rPr>
-        <w:t>“timeout” specifies how long to wait before aborting the test. Default time is 5 sec.</w:t>
+        <w:t>“</w:t>
+      </w:r>
+      <w:proofErr w:type="gramStart"/>
+      <w:r>
+        <w:rPr>
+          <w:lang w:val="en-GB"/>
+        </w:rPr>
+        <w:t>timeout</w:t>
+      </w:r>
+      <w:proofErr w:type="gramEnd"/>
+      <w:r>
+        <w:rPr>
+          <w:lang w:val="en-GB"/>
+        </w:rPr>
+        <w:t>” specifies how long to wait before aborting the test. Default time is 5 sec.</w:t>
       </w:r>
     </w:p>
     <w:p>
@@ -308,8 +372,16 @@
         <w:rPr>
           <w:lang w:val="en-GB"/>
         </w:rPr>
-        <w:t>Import {render, screen} from ‘@testing-library/react’;</w:t>
-      </w:r>
+        <w:t>Import {render, screen} from ‘@testing-library/react’</w:t>
+      </w:r>
+      <w:proofErr w:type="gramStart"/>
+      <w:r>
+        <w:rPr>
+          <w:lang w:val="en-GB"/>
+        </w:rPr>
+        <w:t>;</w:t>
+      </w:r>
+      <w:proofErr w:type="gramEnd"/>
       <w:r>
         <w:rPr>
           <w:lang w:val="en-GB"/>
@@ -363,7 +435,43 @@
         <w:rPr>
           <w:lang w:val="en-GB"/>
         </w:rPr>
-        <w:t>Const linkElement = screen.getBYText(/</w:t>
+        <w:t xml:space="preserve">Const </w:t>
+      </w:r>
+      <w:proofErr w:type="spellStart"/>
+      <w:r>
+        <w:rPr>
+          <w:lang w:val="en-GB"/>
+        </w:rPr>
+        <w:t>linkElement</w:t>
+      </w:r>
+      <w:proofErr w:type="spellEnd"/>
+      <w:r>
+        <w:rPr>
+          <w:lang w:val="en-GB"/>
+        </w:rPr>
+        <w:t xml:space="preserve"> = </w:t>
+      </w:r>
+      <w:proofErr w:type="spellStart"/>
+      <w:proofErr w:type="gramStart"/>
+      <w:r>
+        <w:rPr>
+          <w:lang w:val="en-GB"/>
+        </w:rPr>
+        <w:t>screen.getBYText</w:t>
+      </w:r>
+      <w:proofErr w:type="spellEnd"/>
+      <w:r>
+        <w:rPr>
+          <w:lang w:val="en-GB"/>
+        </w:rPr>
+        <w:t>(</w:t>
+      </w:r>
+      <w:proofErr w:type="gramEnd"/>
+      <w:r>
+        <w:rPr>
+          <w:lang w:val="en-GB"/>
+        </w:rPr>
+        <w:t>/</w:t>
       </w:r>
       <w:r>
         <w:rPr>
@@ -377,12 +485,14 @@
         </w:rPr>
         <w:t>/</w:t>
       </w:r>
+      <w:proofErr w:type="spellStart"/>
       <w:r>
         <w:rPr>
           <w:lang w:val="en-GB"/>
         </w:rPr>
         <w:t>i</w:t>
       </w:r>
+      <w:proofErr w:type="spellEnd"/>
       <w:r>
         <w:rPr>
           <w:lang w:val="en-GB"/>
@@ -393,7 +503,21 @@
         <w:rPr>
           <w:lang w:val="en-GB"/>
         </w:rPr>
-        <w:t>; //i means case sensitive.</w:t>
+        <w:t>; //</w:t>
+      </w:r>
+      <w:proofErr w:type="spellStart"/>
+      <w:r>
+        <w:rPr>
+          <w:lang w:val="en-GB"/>
+        </w:rPr>
+        <w:t>i</w:t>
+      </w:r>
+      <w:proofErr w:type="spellEnd"/>
+      <w:r>
+        <w:rPr>
+          <w:lang w:val="en-GB"/>
+        </w:rPr>
+        <w:t xml:space="preserve"> means case sensitive.</w:t>
       </w:r>
     </w:p>
     <w:p>
@@ -411,7 +535,21 @@
         <w:rPr>
           <w:lang w:val="en-GB"/>
         </w:rPr>
-        <w:t>Expect(linkElement.toBeInDocument());</w:t>
+        <w:t>Expect(</w:t>
+      </w:r>
+      <w:proofErr w:type="spellStart"/>
+      <w:r>
+        <w:rPr>
+          <w:lang w:val="en-GB"/>
+        </w:rPr>
+        <w:t>linkElement.toBeInDocument</w:t>
+      </w:r>
+      <w:proofErr w:type="spellEnd"/>
+      <w:r>
+        <w:rPr>
+          <w:lang w:val="en-GB"/>
+        </w:rPr>
+        <w:t>());</w:t>
       </w:r>
     </w:p>
     <w:p>
@@ -485,7 +623,21 @@
         <w:rPr>
           <w:lang w:val="en-GB"/>
         </w:rPr>
-        <w:t>Expect &amp; Test are automatically imported from JEST.</w:t>
+        <w:t xml:space="preserve">Expect &amp; Test </w:t>
+      </w:r>
+      <w:proofErr w:type="gramStart"/>
+      <w:r>
+        <w:rPr>
+          <w:lang w:val="en-GB"/>
+        </w:rPr>
+        <w:t>are</w:t>
+      </w:r>
+      <w:proofErr w:type="gramEnd"/>
+      <w:r>
+        <w:rPr>
+          <w:lang w:val="en-GB"/>
+        </w:rPr>
+        <w:t xml:space="preserve"> automatically imported from JEST.</w:t>
       </w:r>
     </w:p>
     <w:p>
@@ -519,11 +671,19 @@
         </w:rPr>
         <w:br/>
       </w:r>
-      <w:r>
-        <w:rPr>
-          <w:lang w:val="en-GB"/>
-        </w:rPr>
-        <w:t xml:space="preserve">Test.only </w:t>
+      <w:proofErr w:type="spellStart"/>
+      <w:r>
+        <w:rPr>
+          <w:lang w:val="en-GB"/>
+        </w:rPr>
+        <w:t>Test.only</w:t>
+      </w:r>
+      <w:proofErr w:type="spellEnd"/>
+      <w:r>
+        <w:rPr>
+          <w:lang w:val="en-GB"/>
+        </w:rPr>
+        <w:t xml:space="preserve"> </w:t>
       </w:r>
       <w:r>
         <w:rPr>
@@ -543,11 +703,19 @@
         </w:rPr>
         <w:br/>
       </w:r>
-      <w:r>
-        <w:rPr>
-          <w:lang w:val="en-GB"/>
-        </w:rPr>
-        <w:t xml:space="preserve">Test.skip </w:t>
+      <w:proofErr w:type="spellStart"/>
+      <w:r>
+        <w:rPr>
+          <w:lang w:val="en-GB"/>
+        </w:rPr>
+        <w:t>Test.skip</w:t>
+      </w:r>
+      <w:proofErr w:type="spellEnd"/>
+      <w:r>
+        <w:rPr>
+          <w:lang w:val="en-GB"/>
+        </w:rPr>
+        <w:t xml:space="preserve"> </w:t>
       </w:r>
       <w:r>
         <w:rPr>
@@ -555,12 +723,14 @@
         </w:rPr>
         <w:sym w:font="Wingdings" w:char="F0E0"/>
       </w:r>
+      <w:proofErr w:type="spellStart"/>
       <w:r>
         <w:rPr>
           <w:lang w:val="en-GB"/>
         </w:rPr>
         <w:t>xit</w:t>
       </w:r>
+      <w:proofErr w:type="spellEnd"/>
     </w:p>
     <w:p>
       <w:pPr>
@@ -609,11 +779,27 @@
           <w:lang w:val="en-GB"/>
         </w:rPr>
       </w:pPr>
-      <w:r>
-        <w:rPr>
-          <w:lang w:val="en-GB"/>
-        </w:rPr>
-        <w:t xml:space="preserve">test.only(“test name”, function) </w:t>
+      <w:proofErr w:type="spellStart"/>
+      <w:proofErr w:type="gramStart"/>
+      <w:r>
+        <w:rPr>
+          <w:lang w:val="en-GB"/>
+        </w:rPr>
+        <w:t>test.only</w:t>
+      </w:r>
+      <w:proofErr w:type="spellEnd"/>
+      <w:r>
+        <w:rPr>
+          <w:lang w:val="en-GB"/>
+        </w:rPr>
+        <w:t>(</w:t>
+      </w:r>
+      <w:proofErr w:type="gramEnd"/>
+      <w:r>
+        <w:rPr>
+          <w:lang w:val="en-GB"/>
+        </w:rPr>
+        <w:t xml:space="preserve">“test name”, function) </w:t>
       </w:r>
       <w:r>
         <w:rPr>
@@ -632,7 +818,28 @@
           <w:lang w:val="en-GB"/>
         </w:rPr>
         <w:br/>
-        <w:t xml:space="preserve">test.skip(“test name”, function) </w:t>
+      </w:r>
+      <w:proofErr w:type="spellStart"/>
+      <w:proofErr w:type="gramStart"/>
+      <w:r>
+        <w:rPr>
+          <w:lang w:val="en-GB"/>
+        </w:rPr>
+        <w:t>test.skip</w:t>
+      </w:r>
+      <w:proofErr w:type="spellEnd"/>
+      <w:r>
+        <w:rPr>
+          <w:lang w:val="en-GB"/>
+        </w:rPr>
+        <w:t>(</w:t>
+      </w:r>
+      <w:proofErr w:type="gramEnd"/>
+      <w:r>
+        <w:rPr>
+          <w:lang w:val="en-GB"/>
+        </w:rPr>
+        <w:t xml:space="preserve">“test name”, function) </w:t>
       </w:r>
       <w:r>
         <w:rPr>
@@ -685,7 +892,21 @@
         <w:rPr>
           <w:lang w:val="en-GB"/>
         </w:rPr>
-        <w:t xml:space="preserve"> describe(“name”, function)</w:t>
+        <w:t xml:space="preserve"> </w:t>
+      </w:r>
+      <w:proofErr w:type="gramStart"/>
+      <w:r>
+        <w:rPr>
+          <w:lang w:val="en-GB"/>
+        </w:rPr>
+        <w:t>describe(</w:t>
+      </w:r>
+      <w:proofErr w:type="gramEnd"/>
+      <w:r>
+        <w:rPr>
+          <w:lang w:val="en-GB"/>
+        </w:rPr>
+        <w:t>“name”, function)</w:t>
       </w:r>
     </w:p>
     <w:p>
@@ -703,7 +924,21 @@
         <w:rPr>
           <w:lang w:val="en-GB"/>
         </w:rPr>
-        <w:t>“name” is group name.</w:t>
+        <w:t>“</w:t>
+      </w:r>
+      <w:proofErr w:type="gramStart"/>
+      <w:r>
+        <w:rPr>
+          <w:lang w:val="en-GB"/>
+        </w:rPr>
+        <w:t>name</w:t>
+      </w:r>
+      <w:proofErr w:type="gramEnd"/>
+      <w:r>
+        <w:rPr>
+          <w:lang w:val="en-GB"/>
+        </w:rPr>
+        <w:t>” is group name.</w:t>
       </w:r>
     </w:p>
     <w:p>
@@ -721,20 +956,42 @@
         <w:rPr>
           <w:lang w:val="en-GB"/>
         </w:rPr>
-        <w:t>“function” contains expectations to test.</w:t>
-      </w:r>
-    </w:p>
-    <w:p>
-      <w:pPr>
-        <w:rPr>
-          <w:lang w:val="en-GB"/>
-        </w:rPr>
-      </w:pPr>
-      <w:r>
-        <w:rPr>
-          <w:lang w:val="en-GB"/>
-        </w:rPr>
-        <w:t>describe(“component name”, () =&gt; {</w:t>
+        <w:t>“</w:t>
+      </w:r>
+      <w:proofErr w:type="gramStart"/>
+      <w:r>
+        <w:rPr>
+          <w:lang w:val="en-GB"/>
+        </w:rPr>
+        <w:t>function</w:t>
+      </w:r>
+      <w:proofErr w:type="gramEnd"/>
+      <w:r>
+        <w:rPr>
+          <w:lang w:val="en-GB"/>
+        </w:rPr>
+        <w:t>” contains expectations to test.</w:t>
+      </w:r>
+    </w:p>
+    <w:p>
+      <w:pPr>
+        <w:rPr>
+          <w:lang w:val="en-GB"/>
+        </w:rPr>
+      </w:pPr>
+      <w:proofErr w:type="gramStart"/>
+      <w:r>
+        <w:rPr>
+          <w:lang w:val="en-GB"/>
+        </w:rPr>
+        <w:t>describe(</w:t>
+      </w:r>
+      <w:proofErr w:type="gramEnd"/>
+      <w:r>
+        <w:rPr>
+          <w:lang w:val="en-GB"/>
+        </w:rPr>
+        <w:t>“component name”, () =&gt; {</w:t>
       </w:r>
     </w:p>
     <w:p>
@@ -744,11 +1001,19 @@
           <w:lang w:val="en-GB"/>
         </w:rPr>
       </w:pPr>
-      <w:r>
-        <w:rPr>
-          <w:lang w:val="en-GB"/>
-        </w:rPr>
-        <w:t>test(“testName1”, () =&gt; {function})</w:t>
+      <w:proofErr w:type="gramStart"/>
+      <w:r>
+        <w:rPr>
+          <w:lang w:val="en-GB"/>
+        </w:rPr>
+        <w:t>test(</w:t>
+      </w:r>
+      <w:proofErr w:type="gramEnd"/>
+      <w:r>
+        <w:rPr>
+          <w:lang w:val="en-GB"/>
+        </w:rPr>
+        <w:t>“testName1”, () =&gt; {function})</w:t>
       </w:r>
       <w:r>
         <w:rPr>
@@ -781,7 +1046,35 @@
         <w:rPr>
           <w:lang w:val="en-GB"/>
         </w:rPr>
-        <w:t>We can also use describe.only &amp; describe.skip.</w:t>
+        <w:t xml:space="preserve">We can also use </w:t>
+      </w:r>
+      <w:proofErr w:type="spellStart"/>
+      <w:r>
+        <w:rPr>
+          <w:lang w:val="en-GB"/>
+        </w:rPr>
+        <w:t>describe.only</w:t>
+      </w:r>
+      <w:proofErr w:type="spellEnd"/>
+      <w:r>
+        <w:rPr>
+          <w:lang w:val="en-GB"/>
+        </w:rPr>
+        <w:t xml:space="preserve"> &amp; </w:t>
+      </w:r>
+      <w:proofErr w:type="spellStart"/>
+      <w:r>
+        <w:rPr>
+          <w:lang w:val="en-GB"/>
+        </w:rPr>
+        <w:t>describe.skip</w:t>
+      </w:r>
+      <w:proofErr w:type="spellEnd"/>
+      <w:r>
+        <w:rPr>
+          <w:lang w:val="en-GB"/>
+        </w:rPr>
+        <w:t>.</w:t>
       </w:r>
       <w:r>
         <w:rPr>
@@ -849,8 +1142,16 @@
         <w:rPr>
           <w:lang w:val="en-GB"/>
         </w:rPr>
-        <w:t>.test.js</w:t>
-      </w:r>
+        <w:t>.</w:t>
+      </w:r>
+      <w:proofErr w:type="spellStart"/>
+      <w:r>
+        <w:rPr>
+          <w:lang w:val="en-GB"/>
+        </w:rPr>
+        <w:t>test.js</w:t>
+      </w:r>
+      <w:proofErr w:type="spellEnd"/>
     </w:p>
     <w:p>
       <w:pPr>
@@ -867,8 +1168,16 @@
         <w:rPr>
           <w:lang w:val="en-GB"/>
         </w:rPr>
-        <w:t>.test.jsx</w:t>
-      </w:r>
+        <w:t>.</w:t>
+      </w:r>
+      <w:proofErr w:type="spellStart"/>
+      <w:r>
+        <w:rPr>
+          <w:lang w:val="en-GB"/>
+        </w:rPr>
+        <w:t>test.jsx</w:t>
+      </w:r>
+      <w:proofErr w:type="spellEnd"/>
     </w:p>
     <w:p>
       <w:pPr>
@@ -885,8 +1194,16 @@
         <w:rPr>
           <w:lang w:val="en-GB"/>
         </w:rPr>
-        <w:t>.spec.js</w:t>
-      </w:r>
+        <w:t>.</w:t>
+      </w:r>
+      <w:proofErr w:type="spellStart"/>
+      <w:r>
+        <w:rPr>
+          <w:lang w:val="en-GB"/>
+        </w:rPr>
+        <w:t>spec.js</w:t>
+      </w:r>
+      <w:proofErr w:type="spellEnd"/>
     </w:p>
     <w:p>
       <w:pPr>
@@ -903,8 +1220,16 @@
         <w:rPr>
           <w:lang w:val="en-GB"/>
         </w:rPr>
-        <w:t>.spec.tsx</w:t>
-      </w:r>
+        <w:t>.</w:t>
+      </w:r>
+      <w:proofErr w:type="spellStart"/>
+      <w:r>
+        <w:rPr>
+          <w:lang w:val="en-GB"/>
+        </w:rPr>
+        <w:t>spec.tsx</w:t>
+      </w:r>
+      <w:proofErr w:type="spellEnd"/>
     </w:p>
     <w:p>
       <w:pPr>
@@ -921,7 +1246,35 @@
         <w:rPr>
           <w:lang w:val="en-GB"/>
         </w:rPr>
-        <w:t>.js or .tsx files in __test__ folder.</w:t>
+        <w:t>.</w:t>
+      </w:r>
+      <w:proofErr w:type="spellStart"/>
+      <w:r>
+        <w:rPr>
+          <w:lang w:val="en-GB"/>
+        </w:rPr>
+        <w:t>js</w:t>
+      </w:r>
+      <w:proofErr w:type="spellEnd"/>
+      <w:r>
+        <w:rPr>
+          <w:lang w:val="en-GB"/>
+        </w:rPr>
+        <w:t xml:space="preserve"> or .</w:t>
+      </w:r>
+      <w:proofErr w:type="spellStart"/>
+      <w:r>
+        <w:rPr>
+          <w:lang w:val="en-GB"/>
+        </w:rPr>
+        <w:t>tsx</w:t>
+      </w:r>
+      <w:proofErr w:type="spellEnd"/>
+      <w:r>
+        <w:rPr>
+          <w:lang w:val="en-GB"/>
+        </w:rPr>
+        <w:t xml:space="preserve"> files in __test__ folder.</w:t>
       </w:r>
     </w:p>
     <w:p>
@@ -984,8 +1337,16 @@
         <w:rPr>
           <w:lang w:val="en-GB"/>
         </w:rPr>
-        <w:t xml:space="preserve"> how many statements have been executed.</w:t>
-      </w:r>
+        <w:t xml:space="preserve"> how many statements have been </w:t>
+      </w:r>
+      <w:proofErr w:type="gramStart"/>
+      <w:r>
+        <w:rPr>
+          <w:lang w:val="en-GB"/>
+        </w:rPr>
+        <w:t>executed.</w:t>
+      </w:r>
+      <w:proofErr w:type="gramEnd"/>
     </w:p>
     <w:p>
       <w:pPr>
@@ -1010,8 +1371,16 @@
         <w:rPr>
           <w:lang w:val="en-GB"/>
         </w:rPr>
-        <w:t xml:space="preserve"> how many branches of control statements have been executed.</w:t>
-      </w:r>
+        <w:t xml:space="preserve"> how many branches of control statements have been </w:t>
+      </w:r>
+      <w:proofErr w:type="gramStart"/>
+      <w:r>
+        <w:rPr>
+          <w:lang w:val="en-GB"/>
+        </w:rPr>
+        <w:t>executed.</w:t>
+      </w:r>
+      <w:proofErr w:type="gramEnd"/>
     </w:p>
     <w:p>
       <w:pPr>
@@ -1036,8 +1405,16 @@
         <w:rPr>
           <w:lang w:val="en-GB"/>
         </w:rPr>
-        <w:t xml:space="preserve"> how many functions defined have been called.</w:t>
-      </w:r>
+        <w:t xml:space="preserve"> how many functions defined have been </w:t>
+      </w:r>
+      <w:proofErr w:type="gramStart"/>
+      <w:r>
+        <w:rPr>
+          <w:lang w:val="en-GB"/>
+        </w:rPr>
+        <w:t>called.</w:t>
+      </w:r>
+      <w:proofErr w:type="gramEnd"/>
     </w:p>
     <w:p>
       <w:pPr>
@@ -1062,8 +1439,16 @@
         <w:rPr>
           <w:lang w:val="en-GB"/>
         </w:rPr>
-        <w:t xml:space="preserve"> how many lines of code have been tested.</w:t>
-      </w:r>
+        <w:t xml:space="preserve"> how many lines of code have been </w:t>
+      </w:r>
+      <w:proofErr w:type="gramStart"/>
+      <w:r>
+        <w:rPr>
+          <w:lang w:val="en-GB"/>
+        </w:rPr>
+        <w:t>tested.</w:t>
+      </w:r>
+      <w:proofErr w:type="gramEnd"/>
     </w:p>
     <w:p>
       <w:pPr>
@@ -1081,20 +1466,48 @@
         <w:rPr>
           <w:lang w:val="en-GB"/>
         </w:rPr>
-        <w:t>in package.json.</w:t>
-      </w:r>
-    </w:p>
-    <w:p>
-      <w:pPr>
-        <w:rPr>
-          <w:lang w:val="en-GB"/>
-        </w:rPr>
-      </w:pPr>
-      <w:r>
-        <w:rPr>
-          <w:lang w:val="en-GB"/>
-        </w:rPr>
-        <w:t xml:space="preserve">  "jest": {</w:t>
+        <w:t xml:space="preserve">in </w:t>
+      </w:r>
+      <w:proofErr w:type="spellStart"/>
+      <w:r>
+        <w:rPr>
+          <w:lang w:val="en-GB"/>
+        </w:rPr>
+        <w:t>package.json</w:t>
+      </w:r>
+      <w:proofErr w:type="spellEnd"/>
+      <w:r>
+        <w:rPr>
+          <w:lang w:val="en-GB"/>
+        </w:rPr>
+        <w:t>.</w:t>
+      </w:r>
+    </w:p>
+    <w:p>
+      <w:pPr>
+        <w:rPr>
+          <w:lang w:val="en-GB"/>
+        </w:rPr>
+      </w:pPr>
+      <w:r>
+        <w:rPr>
+          <w:lang w:val="en-GB"/>
+        </w:rPr>
+        <w:t xml:space="preserve">  "</w:t>
+      </w:r>
+      <w:proofErr w:type="gramStart"/>
+      <w:r>
+        <w:rPr>
+          <w:lang w:val="en-GB"/>
+        </w:rPr>
+        <w:t>jest</w:t>
+      </w:r>
+      <w:proofErr w:type="gramEnd"/>
+      <w:r>
+        <w:rPr>
+          <w:lang w:val="en-GB"/>
+        </w:rPr>
+        <w:t>": {</w:t>
       </w:r>
       <w:r>
         <w:rPr>
@@ -1113,7 +1526,21 @@
         <w:rPr>
           <w:lang w:val="en-GB"/>
         </w:rPr>
-        <w:t>"collectCoverage": true,</w:t>
+        <w:t>"</w:t>
+      </w:r>
+      <w:proofErr w:type="spellStart"/>
+      <w:r>
+        <w:rPr>
+          <w:lang w:val="en-GB"/>
+        </w:rPr>
+        <w:t>collectCoverage</w:t>
+      </w:r>
+      <w:proofErr w:type="spellEnd"/>
+      <w:r>
+        <w:rPr>
+          <w:lang w:val="en-GB"/>
+        </w:rPr>
+        <w:t>": true,</w:t>
       </w:r>
       <w:r>
         <w:rPr>
@@ -1132,7 +1559,49 @@
         <w:rPr>
           <w:lang w:val="en-GB"/>
         </w:rPr>
-        <w:t>"collectCoverageFrom": ["src/**/*.js", "src/**/*.jsx"],</w:t>
+        <w:t>"</w:t>
+      </w:r>
+      <w:proofErr w:type="spellStart"/>
+      <w:r>
+        <w:rPr>
+          <w:lang w:val="en-GB"/>
+        </w:rPr>
+        <w:t>collectCoverageFrom</w:t>
+      </w:r>
+      <w:proofErr w:type="spellEnd"/>
+      <w:r>
+        <w:rPr>
+          <w:lang w:val="en-GB"/>
+        </w:rPr>
+        <w:t>": ["</w:t>
+      </w:r>
+      <w:proofErr w:type="spellStart"/>
+      <w:r>
+        <w:rPr>
+          <w:lang w:val="en-GB"/>
+        </w:rPr>
+        <w:t>src</w:t>
+      </w:r>
+      <w:proofErr w:type="spellEnd"/>
+      <w:r>
+        <w:rPr>
+          <w:lang w:val="en-GB"/>
+        </w:rPr>
+        <w:t>/**/*.js", "</w:t>
+      </w:r>
+      <w:proofErr w:type="spellStart"/>
+      <w:r>
+        <w:rPr>
+          <w:lang w:val="en-GB"/>
+        </w:rPr>
+        <w:t>src</w:t>
+      </w:r>
+      <w:proofErr w:type="spellEnd"/>
+      <w:r>
+        <w:rPr>
+          <w:lang w:val="en-GB"/>
+        </w:rPr>
+        <w:t>/**/*.jsx"],</w:t>
       </w:r>
       <w:r>
         <w:rPr>
@@ -1151,13 +1620,41 @@
         <w:rPr>
           <w:lang w:val="en-GB"/>
         </w:rPr>
-        <w:t>"coverageRepor</w:t>
-      </w:r>
-      <w:r>
-        <w:rPr>
-          <w:lang w:val="en-GB"/>
-        </w:rPr>
-        <w:t>ters": ["lcov", "text-summary"]</w:t>
+        <w:t>"</w:t>
+      </w:r>
+      <w:proofErr w:type="spellStart"/>
+      <w:r>
+        <w:rPr>
+          <w:lang w:val="en-GB"/>
+        </w:rPr>
+        <w:t>coverageRepor</w:t>
+      </w:r>
+      <w:r>
+        <w:rPr>
+          <w:lang w:val="en-GB"/>
+        </w:rPr>
+        <w:t>ters</w:t>
+      </w:r>
+      <w:proofErr w:type="spellEnd"/>
+      <w:r>
+        <w:rPr>
+          <w:lang w:val="en-GB"/>
+        </w:rPr>
+        <w:t>": ["</w:t>
+      </w:r>
+      <w:proofErr w:type="spellStart"/>
+      <w:r>
+        <w:rPr>
+          <w:lang w:val="en-GB"/>
+        </w:rPr>
+        <w:t>lcov</w:t>
+      </w:r>
+      <w:proofErr w:type="spellEnd"/>
+      <w:r>
+        <w:rPr>
+          <w:lang w:val="en-GB"/>
+        </w:rPr>
+        <w:t>", "text-summary"]</w:t>
       </w:r>
       <w:r>
         <w:rPr>
@@ -1230,7 +1727,21 @@
         <w:rPr>
           <w:lang w:val="en-GB"/>
         </w:rPr>
-        <w:t xml:space="preserve"> expect(value)</w:t>
+        <w:t xml:space="preserve"> </w:t>
+      </w:r>
+      <w:proofErr w:type="gramStart"/>
+      <w:r>
+        <w:rPr>
+          <w:lang w:val="en-GB"/>
+        </w:rPr>
+        <w:t>expect(</w:t>
+      </w:r>
+      <w:proofErr w:type="gramEnd"/>
+      <w:r>
+        <w:rPr>
+          <w:lang w:val="en-GB"/>
+        </w:rPr>
+        <w:t>value)</w:t>
       </w:r>
     </w:p>
     <w:p>
@@ -1269,20 +1780,70 @@
         <w:rPr>
           <w:lang w:val="en-GB"/>
         </w:rPr>
-        <w:t>A matcher can optionally accept  an argument which is the correct expected value.</w:t>
-      </w:r>
-    </w:p>
-    <w:p>
-      <w:pPr>
-        <w:rPr>
-          <w:lang w:val="en-GB"/>
-        </w:rPr>
-      </w:pPr>
-      <w:r>
-        <w:rPr>
-          <w:lang w:val="en-GB"/>
-        </w:rPr>
-        <w:t>Example: expect(textElement).toBeInDocument();</w:t>
+        <w:t xml:space="preserve">A matcher can optionally </w:t>
+      </w:r>
+      <w:proofErr w:type="gramStart"/>
+      <w:r>
+        <w:rPr>
+          <w:lang w:val="en-GB"/>
+        </w:rPr>
+        <w:t>accept  an</w:t>
+      </w:r>
+      <w:proofErr w:type="gramEnd"/>
+      <w:r>
+        <w:rPr>
+          <w:lang w:val="en-GB"/>
+        </w:rPr>
+        <w:t xml:space="preserve"> argument which is the correct expected value.</w:t>
+      </w:r>
+    </w:p>
+    <w:p>
+      <w:pPr>
+        <w:rPr>
+          <w:lang w:val="en-GB"/>
+        </w:rPr>
+      </w:pPr>
+      <w:r>
+        <w:rPr>
+          <w:lang w:val="en-GB"/>
+        </w:rPr>
+        <w:t xml:space="preserve">Example: </w:t>
+      </w:r>
+      <w:proofErr w:type="gramStart"/>
+      <w:r>
+        <w:rPr>
+          <w:lang w:val="en-GB"/>
+        </w:rPr>
+        <w:t>expect(</w:t>
+      </w:r>
+      <w:proofErr w:type="spellStart"/>
+      <w:proofErr w:type="gramEnd"/>
+      <w:r>
+        <w:rPr>
+          <w:lang w:val="en-GB"/>
+        </w:rPr>
+        <w:t>textElement</w:t>
+      </w:r>
+      <w:proofErr w:type="spellEnd"/>
+      <w:r>
+        <w:rPr>
+          <w:lang w:val="en-GB"/>
+        </w:rPr>
+        <w:t>).</w:t>
+      </w:r>
+      <w:proofErr w:type="spellStart"/>
+      <w:r>
+        <w:rPr>
+          <w:lang w:val="en-GB"/>
+        </w:rPr>
+        <w:t>toBeInDocument</w:t>
+      </w:r>
+      <w:proofErr w:type="spellEnd"/>
+      <w:r>
+        <w:rPr>
+          <w:lang w:val="en-GB"/>
+        </w:rPr>
+        <w:t>();</w:t>
       </w:r>
     </w:p>
     <w:p>
@@ -1313,7 +1874,21 @@
         <w:rPr>
           <w:lang w:val="en-GB"/>
         </w:rPr>
-        <w:t>.toBe()</w:t>
+        <w:t>.</w:t>
+      </w:r>
+      <w:proofErr w:type="spellStart"/>
+      <w:r>
+        <w:rPr>
+          <w:lang w:val="en-GB"/>
+        </w:rPr>
+        <w:t>toBe</w:t>
+      </w:r>
+      <w:proofErr w:type="spellEnd"/>
+      <w:r>
+        <w:rPr>
+          <w:lang w:val="en-GB"/>
+        </w:rPr>
+        <w:t>()</w:t>
       </w:r>
     </w:p>
     <w:p>
@@ -1331,7 +1906,21 @@
         <w:rPr>
           <w:lang w:val="en-GB"/>
         </w:rPr>
-        <w:t>.toEqual()</w:t>
+        <w:t>.</w:t>
+      </w:r>
+      <w:proofErr w:type="spellStart"/>
+      <w:r>
+        <w:rPr>
+          <w:lang w:val="en-GB"/>
+        </w:rPr>
+        <w:t>toEqual</w:t>
+      </w:r>
+      <w:proofErr w:type="spellEnd"/>
+      <w:r>
+        <w:rPr>
+          <w:lang w:val="en-GB"/>
+        </w:rPr>
+        <w:t>()</w:t>
       </w:r>
     </w:p>
     <w:p>
@@ -1345,11 +1934,19 @@
           <w:lang w:val="en-GB"/>
         </w:rPr>
       </w:pPr>
-      <w:r>
-        <w:rPr>
-          <w:lang w:val="en-GB"/>
-        </w:rPr>
-        <w:t>toBeCloseTo()</w:t>
+      <w:proofErr w:type="spellStart"/>
+      <w:r>
+        <w:rPr>
+          <w:lang w:val="en-GB"/>
+        </w:rPr>
+        <w:t>toBeCloseTo</w:t>
+      </w:r>
+      <w:proofErr w:type="spellEnd"/>
+      <w:r>
+        <w:rPr>
+          <w:lang w:val="en-GB"/>
+        </w:rPr>
+        <w:t>()</w:t>
       </w:r>
     </w:p>
     <w:p>
@@ -1363,11 +1960,19 @@
           <w:lang w:val="en-GB"/>
         </w:rPr>
       </w:pPr>
-      <w:r>
-        <w:rPr>
-          <w:lang w:val="en-GB"/>
-        </w:rPr>
-        <w:t>toBeGreaterThan()</w:t>
+      <w:proofErr w:type="spellStart"/>
+      <w:r>
+        <w:rPr>
+          <w:lang w:val="en-GB"/>
+        </w:rPr>
+        <w:t>toBeGreaterThan</w:t>
+      </w:r>
+      <w:proofErr w:type="spellEnd"/>
+      <w:r>
+        <w:rPr>
+          <w:lang w:val="en-GB"/>
+        </w:rPr>
+        <w:t>()</w:t>
       </w:r>
     </w:p>
     <w:p>
@@ -1385,7 +1990,21 @@
         <w:rPr>
           <w:lang w:val="en-GB"/>
         </w:rPr>
-        <w:t>.toBeGreaterThanOrEqual()</w:t>
+        <w:t>.</w:t>
+      </w:r>
+      <w:proofErr w:type="spellStart"/>
+      <w:r>
+        <w:rPr>
+          <w:lang w:val="en-GB"/>
+        </w:rPr>
+        <w:t>toBeGreaterThanOrEqual</w:t>
+      </w:r>
+      <w:proofErr w:type="spellEnd"/>
+      <w:r>
+        <w:rPr>
+          <w:lang w:val="en-GB"/>
+        </w:rPr>
+        <w:t>()</w:t>
       </w:r>
     </w:p>
     <w:p>
@@ -1403,7 +2022,21 @@
         <w:rPr>
           <w:lang w:val="en-GB"/>
         </w:rPr>
-        <w:t>.toBeLessThan()</w:t>
+        <w:t>.</w:t>
+      </w:r>
+      <w:proofErr w:type="spellStart"/>
+      <w:r>
+        <w:rPr>
+          <w:lang w:val="en-GB"/>
+        </w:rPr>
+        <w:t>toBeLessThan</w:t>
+      </w:r>
+      <w:proofErr w:type="spellEnd"/>
+      <w:r>
+        <w:rPr>
+          <w:lang w:val="en-GB"/>
+        </w:rPr>
+        <w:t>()</w:t>
       </w:r>
     </w:p>
     <w:p>
@@ -1421,7 +2054,21 @@
         <w:rPr>
           <w:lang w:val="en-GB"/>
         </w:rPr>
-        <w:t>.toBeLessThanOrEqual()</w:t>
+        <w:t>.</w:t>
+      </w:r>
+      <w:proofErr w:type="spellStart"/>
+      <w:r>
+        <w:rPr>
+          <w:lang w:val="en-GB"/>
+        </w:rPr>
+        <w:t>toBeLessThanOrEqual</w:t>
+      </w:r>
+      <w:proofErr w:type="spellEnd"/>
+      <w:r>
+        <w:rPr>
+          <w:lang w:val="en-GB"/>
+        </w:rPr>
+        <w:t>()</w:t>
       </w:r>
     </w:p>
     <w:p>
@@ -1439,7 +2086,21 @@
         <w:rPr>
           <w:lang w:val="en-GB"/>
         </w:rPr>
-        <w:t xml:space="preserve">.toMatch() </w:t>
+        <w:t>.</w:t>
+      </w:r>
+      <w:proofErr w:type="spellStart"/>
+      <w:r>
+        <w:rPr>
+          <w:lang w:val="en-GB"/>
+        </w:rPr>
+        <w:t>toMatch</w:t>
+      </w:r>
+      <w:proofErr w:type="spellEnd"/>
+      <w:r>
+        <w:rPr>
+          <w:lang w:val="en-GB"/>
+        </w:rPr>
+        <w:t xml:space="preserve">() </w:t>
       </w:r>
       <w:r>
         <w:rPr>
@@ -1469,7 +2130,21 @@
         <w:rPr>
           <w:lang w:val="en-GB"/>
         </w:rPr>
-        <w:t xml:space="preserve">.toContain() </w:t>
+        <w:t>.</w:t>
+      </w:r>
+      <w:proofErr w:type="spellStart"/>
+      <w:r>
+        <w:rPr>
+          <w:lang w:val="en-GB"/>
+        </w:rPr>
+        <w:t>toContain</w:t>
+      </w:r>
+      <w:proofErr w:type="spellEnd"/>
+      <w:r>
+        <w:rPr>
+          <w:lang w:val="en-GB"/>
+        </w:rPr>
+        <w:t xml:space="preserve">() </w:t>
       </w:r>
       <w:r>
         <w:rPr>
@@ -1499,7 +2174,21 @@
         <w:rPr>
           <w:lang w:val="en-GB"/>
         </w:rPr>
-        <w:t xml:space="preserve">.toThrow() </w:t>
+        <w:t>.</w:t>
+      </w:r>
+      <w:proofErr w:type="spellStart"/>
+      <w:r>
+        <w:rPr>
+          <w:lang w:val="en-GB"/>
+        </w:rPr>
+        <w:t>toThrow</w:t>
+      </w:r>
+      <w:proofErr w:type="spellEnd"/>
+      <w:r>
+        <w:rPr>
+          <w:lang w:val="en-GB"/>
+        </w:rPr>
+        <w:t xml:space="preserve">() </w:t>
       </w:r>
       <w:r>
         <w:rPr>
@@ -1590,7 +2279,21 @@
         <w:rPr>
           <w:lang w:val="en-GB"/>
         </w:rPr>
-        <w:t>Component Rendering With props.</w:t>
+        <w:t xml:space="preserve">Component </w:t>
+      </w:r>
+      <w:proofErr w:type="gramStart"/>
+      <w:r>
+        <w:rPr>
+          <w:lang w:val="en-GB"/>
+        </w:rPr>
+        <w:t>Rendering</w:t>
+      </w:r>
+      <w:proofErr w:type="gramEnd"/>
+      <w:r>
+        <w:rPr>
+          <w:lang w:val="en-GB"/>
+        </w:rPr>
+        <w:t xml:space="preserve"> With props.</w:t>
       </w:r>
     </w:p>
     <w:p>
@@ -1608,7 +2311,21 @@
         <w:rPr>
           <w:lang w:val="en-GB"/>
         </w:rPr>
-        <w:t>Component Rendering in different states.</w:t>
+        <w:t xml:space="preserve">Component </w:t>
+      </w:r>
+      <w:proofErr w:type="gramStart"/>
+      <w:r>
+        <w:rPr>
+          <w:lang w:val="en-GB"/>
+        </w:rPr>
+        <w:t>Rendering</w:t>
+      </w:r>
+      <w:proofErr w:type="gramEnd"/>
+      <w:r>
+        <w:rPr>
+          <w:lang w:val="en-GB"/>
+        </w:rPr>
+        <w:t xml:space="preserve"> in different states.</w:t>
       </w:r>
     </w:p>
     <w:p>
@@ -1787,7 +2504,21 @@
         <w:rPr>
           <w:lang w:val="en-GB"/>
         </w:rPr>
-        <w:t>For Step1 we use render() method.</w:t>
+        <w:t xml:space="preserve">For Step1 we use </w:t>
+      </w:r>
+      <w:proofErr w:type="gramStart"/>
+      <w:r>
+        <w:rPr>
+          <w:lang w:val="en-GB"/>
+        </w:rPr>
+        <w:t>render(</w:t>
+      </w:r>
+      <w:proofErr w:type="gramEnd"/>
+      <w:r>
+        <w:rPr>
+          <w:lang w:val="en-GB"/>
+        </w:rPr>
+        <w:t>) method.</w:t>
       </w:r>
     </w:p>
     <w:p>
@@ -1823,7 +2554,35 @@
         <w:rPr>
           <w:lang w:val="en-GB"/>
         </w:rPr>
-        <w:t>For Step3 we use expect() method and combine it with matcher function from jest or jest_dom.</w:t>
+        <w:t xml:space="preserve">For Step3 we use </w:t>
+      </w:r>
+      <w:proofErr w:type="gramStart"/>
+      <w:r>
+        <w:rPr>
+          <w:lang w:val="en-GB"/>
+        </w:rPr>
+        <w:t>expect(</w:t>
+      </w:r>
+      <w:proofErr w:type="gramEnd"/>
+      <w:r>
+        <w:rPr>
+          <w:lang w:val="en-GB"/>
+        </w:rPr>
+        <w:t xml:space="preserve">) method and combine it with matcher function from jest or </w:t>
+      </w:r>
+      <w:proofErr w:type="spellStart"/>
+      <w:r>
+        <w:rPr>
+          <w:lang w:val="en-GB"/>
+        </w:rPr>
+        <w:t>jest_dom</w:t>
+      </w:r>
+      <w:proofErr w:type="spellEnd"/>
+      <w:r>
+        <w:rPr>
+          <w:lang w:val="en-GB"/>
+        </w:rPr>
+        <w:t>.</w:t>
       </w:r>
     </w:p>
     <w:p>
@@ -1866,12 +2625,14 @@
           <w:lang w:val="en-GB"/>
         </w:rPr>
       </w:pPr>
+      <w:proofErr w:type="spellStart"/>
       <w:r>
         <w:rPr>
           <w:lang w:val="en-GB"/>
         </w:rPr>
         <w:t>getBy</w:t>
       </w:r>
+      <w:proofErr w:type="spellEnd"/>
     </w:p>
     <w:p>
       <w:pPr>
@@ -1884,12 +2645,14 @@
           <w:lang w:val="en-GB"/>
         </w:rPr>
       </w:pPr>
+      <w:proofErr w:type="spellStart"/>
       <w:r>
         <w:rPr>
           <w:lang w:val="en-GB"/>
         </w:rPr>
         <w:t>queryBy</w:t>
       </w:r>
+      <w:proofErr w:type="spellEnd"/>
     </w:p>
     <w:p>
       <w:pPr>
@@ -1902,12 +2665,14 @@
           <w:lang w:val="en-GB"/>
         </w:rPr>
       </w:pPr>
+      <w:proofErr w:type="spellStart"/>
       <w:r>
         <w:rPr>
           <w:lang w:val="en-GB"/>
         </w:rPr>
         <w:t>findBy</w:t>
       </w:r>
+      <w:proofErr w:type="spellEnd"/>
     </w:p>
     <w:p>
       <w:pPr>
@@ -1933,11 +2698,21 @@
           <w:lang w:val="en-GB"/>
         </w:rPr>
       </w:pPr>
-      <w:r>
-        <w:rPr>
-          <w:lang w:val="en-GB"/>
-        </w:rPr>
-        <w:t>getAllBy...</w:t>
+      <w:proofErr w:type="spellStart"/>
+      <w:proofErr w:type="gramStart"/>
+      <w:r>
+        <w:rPr>
+          <w:lang w:val="en-GB"/>
+        </w:rPr>
+        <w:t>getAllBy</w:t>
+      </w:r>
+      <w:proofErr w:type="spellEnd"/>
+      <w:proofErr w:type="gramEnd"/>
+      <w:r>
+        <w:rPr>
+          <w:lang w:val="en-GB"/>
+        </w:rPr>
+        <w:t>...</w:t>
       </w:r>
     </w:p>
     <w:p>
@@ -1951,11 +2726,21 @@
           <w:lang w:val="en-GB"/>
         </w:rPr>
       </w:pPr>
-      <w:r>
-        <w:rPr>
-          <w:lang w:val="en-GB"/>
-        </w:rPr>
-        <w:t>queryAllBy...</w:t>
+      <w:proofErr w:type="spellStart"/>
+      <w:proofErr w:type="gramStart"/>
+      <w:r>
+        <w:rPr>
+          <w:lang w:val="en-GB"/>
+        </w:rPr>
+        <w:t>queryAllBy</w:t>
+      </w:r>
+      <w:proofErr w:type="spellEnd"/>
+      <w:proofErr w:type="gramEnd"/>
+      <w:r>
+        <w:rPr>
+          <w:lang w:val="en-GB"/>
+        </w:rPr>
+        <w:t>...</w:t>
       </w:r>
     </w:p>
     <w:p>
@@ -1969,11 +2754,21 @@
           <w:lang w:val="en-GB"/>
         </w:rPr>
       </w:pPr>
-      <w:r>
-        <w:rPr>
-          <w:lang w:val="en-GB"/>
-        </w:rPr>
-        <w:t>findAllBy...</w:t>
+      <w:proofErr w:type="spellStart"/>
+      <w:proofErr w:type="gramStart"/>
+      <w:r>
+        <w:rPr>
+          <w:lang w:val="en-GB"/>
+        </w:rPr>
+        <w:t>findAllBy</w:t>
+      </w:r>
+      <w:proofErr w:type="spellEnd"/>
+      <w:proofErr w:type="gramEnd"/>
+      <w:r>
+        <w:rPr>
+          <w:lang w:val="en-GB"/>
+        </w:rPr>
+        <w:t>...</w:t>
       </w:r>
     </w:p>
     <w:p>
@@ -2018,12 +2813,14 @@
           <w:lang w:val="en-GB"/>
         </w:rPr>
       </w:pPr>
+      <w:proofErr w:type="spellStart"/>
       <w:r>
         <w:rPr>
           <w:lang w:val="en-GB"/>
         </w:rPr>
         <w:t>LabelText</w:t>
       </w:r>
+      <w:proofErr w:type="spellEnd"/>
     </w:p>
     <w:p>
       <w:pPr>
@@ -2036,12 +2833,14 @@
           <w:lang w:val="en-GB"/>
         </w:rPr>
       </w:pPr>
+      <w:proofErr w:type="spellStart"/>
       <w:r>
         <w:rPr>
           <w:lang w:val="en-GB"/>
         </w:rPr>
         <w:t>PlaceHolderText</w:t>
       </w:r>
+      <w:proofErr w:type="spellEnd"/>
     </w:p>
     <w:p>
       <w:pPr>
@@ -2072,12 +2871,14 @@
           <w:lang w:val="en-GB"/>
         </w:rPr>
       </w:pPr>
+      <w:proofErr w:type="spellStart"/>
       <w:r>
         <w:rPr>
           <w:lang w:val="en-GB"/>
         </w:rPr>
         <w:t>DisplayValue</w:t>
       </w:r>
+      <w:proofErr w:type="spellEnd"/>
     </w:p>
     <w:p>
       <w:pPr>
@@ -2090,12 +2891,14 @@
           <w:lang w:val="en-GB"/>
         </w:rPr>
       </w:pPr>
+      <w:proofErr w:type="spellStart"/>
       <w:r>
         <w:rPr>
           <w:lang w:val="en-GB"/>
         </w:rPr>
         <w:t>AltText</w:t>
       </w:r>
+      <w:proofErr w:type="spellEnd"/>
     </w:p>
     <w:p>
       <w:pPr>
@@ -2127,12 +2930,14 @@
           <w:lang w:val="en-GB"/>
         </w:rPr>
       </w:pPr>
+      <w:proofErr w:type="spellStart"/>
       <w:r>
         <w:rPr>
           <w:lang w:val="en-GB"/>
         </w:rPr>
         <w:t>TestId</w:t>
       </w:r>
+      <w:proofErr w:type="spellEnd"/>
     </w:p>
     <w:p>
       <w:pPr>
@@ -2142,25 +2947,46 @@
           <w:lang w:val="en-GB"/>
         </w:rPr>
       </w:pPr>
+      <w:proofErr w:type="spellStart"/>
+      <w:proofErr w:type="gramStart"/>
       <w:r>
         <w:rPr>
           <w:b/>
           <w:lang w:val="en-GB"/>
         </w:rPr>
-        <w:t>getBy...  Queries</w:t>
-      </w:r>
-    </w:p>
-    <w:p>
-      <w:pPr>
-        <w:rPr>
-          <w:lang w:val="en-GB"/>
-        </w:rPr>
-      </w:pPr>
-      <w:r>
-        <w:rPr>
-          <w:lang w:val="en-GB"/>
-        </w:rPr>
-        <w:t>getBy... class of queries return matching node for a query and throws a descriptive error if no elements match or if more than 1 match is found.</w:t>
+        <w:t>getBy</w:t>
+      </w:r>
+      <w:proofErr w:type="spellEnd"/>
+      <w:proofErr w:type="gramEnd"/>
+      <w:r>
+        <w:rPr>
+          <w:b/>
+          <w:lang w:val="en-GB"/>
+        </w:rPr>
+        <w:t>...  Queries</w:t>
+      </w:r>
+    </w:p>
+    <w:p>
+      <w:pPr>
+        <w:rPr>
+          <w:lang w:val="en-GB"/>
+        </w:rPr>
+      </w:pPr>
+      <w:proofErr w:type="spellStart"/>
+      <w:proofErr w:type="gramStart"/>
+      <w:r>
+        <w:rPr>
+          <w:lang w:val="en-GB"/>
+        </w:rPr>
+        <w:t>getBy</w:t>
+      </w:r>
+      <w:proofErr w:type="spellEnd"/>
+      <w:proofErr w:type="gramEnd"/>
+      <w:r>
+        <w:rPr>
+          <w:lang w:val="en-GB"/>
+        </w:rPr>
+        <w:t>... class of queries return matching node for a query and throws a descriptive error if no elements match or if more than 1 match is found.</w:t>
       </w:r>
     </w:p>
     <w:p>
@@ -2171,6 +2997,8 @@
           <w:lang w:val="en-GB"/>
         </w:rPr>
       </w:pPr>
+      <w:proofErr w:type="spellStart"/>
+      <w:proofErr w:type="gramStart"/>
       <w:r>
         <w:rPr>
           <w:b/>
@@ -2178,19 +3006,51 @@
         </w:rPr>
         <w:t>getByRole</w:t>
       </w:r>
-    </w:p>
-    <w:p>
-      <w:pPr>
-        <w:rPr>
-          <w:lang w:val="en-GB"/>
-        </w:rPr>
-      </w:pPr>
-      <w:r>
-        <w:rPr>
-          <w:lang w:val="en-GB"/>
-        </w:rPr>
-        <w:t>Queries for elements with the given role. Role refers to the aria-role(Accessible Rich Internet Application). Which provides semantic meaning to content to ensure people using assertive technologies are able to use them.</w:t>
-      </w:r>
+      <w:proofErr w:type="spellEnd"/>
+      <w:proofErr w:type="gramEnd"/>
+    </w:p>
+    <w:p>
+      <w:pPr>
+        <w:rPr>
+          <w:lang w:val="en-GB"/>
+        </w:rPr>
+      </w:pPr>
+      <w:proofErr w:type="gramStart"/>
+      <w:r>
+        <w:rPr>
+          <w:lang w:val="en-GB"/>
+        </w:rPr>
+        <w:t>Queries for elements with the given role.</w:t>
+      </w:r>
+      <w:proofErr w:type="gramEnd"/>
+      <w:r>
+        <w:rPr>
+          <w:lang w:val="en-GB"/>
+        </w:rPr>
+        <w:t xml:space="preserve"> Role refers to the aria-</w:t>
+      </w:r>
+      <w:proofErr w:type="gramStart"/>
+      <w:r>
+        <w:rPr>
+          <w:lang w:val="en-GB"/>
+        </w:rPr>
+        <w:t>role(</w:t>
+      </w:r>
+      <w:proofErr w:type="gramEnd"/>
+      <w:r>
+        <w:rPr>
+          <w:lang w:val="en-GB"/>
+        </w:rPr>
+        <w:t xml:space="preserve">Accessible Rich Internet Application). </w:t>
+      </w:r>
+      <w:proofErr w:type="gramStart"/>
+      <w:r>
+        <w:rPr>
+          <w:lang w:val="en-GB"/>
+        </w:rPr>
+        <w:t>Which provides semantic meaning to content to ensure people using assertive technologies are able to use them.</w:t>
+      </w:r>
+      <w:proofErr w:type="gramEnd"/>
     </w:p>
     <w:p>
       <w:pPr>
@@ -2221,7 +3081,21 @@
         <w:rPr>
           <w:lang w:val="en-GB"/>
         </w:rPr>
-        <w:t>If we are working with elements that do not have default role then “role” attribute can be used to desired role.</w:t>
+        <w:t xml:space="preserve">If we are working with elements that do not have default role then “role” attribute can be used to </w:t>
+      </w:r>
+      <w:proofErr w:type="gramStart"/>
+      <w:r>
+        <w:rPr>
+          <w:lang w:val="en-GB"/>
+        </w:rPr>
+        <w:t>desired</w:t>
+      </w:r>
+      <w:proofErr w:type="gramEnd"/>
+      <w:r>
+        <w:rPr>
+          <w:lang w:val="en-GB"/>
+        </w:rPr>
+        <w:t xml:space="preserve"> role.</w:t>
       </w:r>
     </w:p>
     <w:p>
@@ -2246,7 +3120,21 @@
         <w:rPr>
           <w:lang w:val="en-GB"/>
         </w:rPr>
-        <w:t>Example: To use Anchor element as button in the navbar, we can add role= “button”</w:t>
+        <w:t xml:space="preserve">Example: To use Anchor element as button in the </w:t>
+      </w:r>
+      <w:proofErr w:type="spellStart"/>
+      <w:r>
+        <w:rPr>
+          <w:lang w:val="en-GB"/>
+        </w:rPr>
+        <w:t>navbar</w:t>
+      </w:r>
+      <w:proofErr w:type="spellEnd"/>
+      <w:r>
+        <w:rPr>
+          <w:lang w:val="en-GB"/>
+        </w:rPr>
+        <w:t>, we can add role= “button”</w:t>
       </w:r>
       <w:r>
         <w:rPr>
@@ -2278,20 +3166,70 @@
         <w:rPr>
           <w:lang w:val="en-GB"/>
         </w:rPr>
-        <w:t>For multiple elements with same role, getByRole will give an error. TO solve this we need to provide name option</w:t>
-      </w:r>
-    </w:p>
-    <w:p>
-      <w:pPr>
-        <w:rPr>
-          <w:lang w:val="en-GB"/>
-        </w:rPr>
-      </w:pPr>
-      <w:r>
-        <w:rPr>
-          <w:lang w:val="en-GB"/>
-        </w:rPr>
-        <w:t>For Example: const nameElement = screen.getByRole(“textbox”, {</w:t>
+        <w:t xml:space="preserve">For multiple elements with same role, </w:t>
+      </w:r>
+      <w:proofErr w:type="spellStart"/>
+      <w:r>
+        <w:rPr>
+          <w:lang w:val="en-GB"/>
+        </w:rPr>
+        <w:t>getByRole</w:t>
+      </w:r>
+      <w:proofErr w:type="spellEnd"/>
+      <w:r>
+        <w:rPr>
+          <w:lang w:val="en-GB"/>
+        </w:rPr>
+        <w:t xml:space="preserve"> will give an error. TO solve this we need to provide name option</w:t>
+      </w:r>
+    </w:p>
+    <w:p>
+      <w:pPr>
+        <w:rPr>
+          <w:lang w:val="en-GB"/>
+        </w:rPr>
+      </w:pPr>
+      <w:r>
+        <w:rPr>
+          <w:lang w:val="en-GB"/>
+        </w:rPr>
+        <w:t xml:space="preserve">For Example: const </w:t>
+      </w:r>
+      <w:proofErr w:type="spellStart"/>
+      <w:r>
+        <w:rPr>
+          <w:lang w:val="en-GB"/>
+        </w:rPr>
+        <w:t>nameElement</w:t>
+      </w:r>
+      <w:proofErr w:type="spellEnd"/>
+      <w:r>
+        <w:rPr>
+          <w:lang w:val="en-GB"/>
+        </w:rPr>
+        <w:t xml:space="preserve"> = </w:t>
+      </w:r>
+      <w:proofErr w:type="spellStart"/>
+      <w:proofErr w:type="gramStart"/>
+      <w:r>
+        <w:rPr>
+          <w:lang w:val="en-GB"/>
+        </w:rPr>
+        <w:t>screen.getByRole</w:t>
+      </w:r>
+      <w:proofErr w:type="spellEnd"/>
+      <w:r>
+        <w:rPr>
+          <w:lang w:val="en-GB"/>
+        </w:rPr>
+        <w:t>(</w:t>
+      </w:r>
+      <w:proofErr w:type="gramEnd"/>
+      <w:r>
+        <w:rPr>
+          <w:lang w:val="en-GB"/>
+        </w:rPr>
+        <w:t>“textbox”, {</w:t>
       </w:r>
       <w:r>
         <w:rPr>
@@ -2435,6 +3373,8 @@
           <w:lang w:val="en-GB"/>
         </w:rPr>
       </w:pPr>
+      <w:proofErr w:type="spellStart"/>
+      <w:proofErr w:type="gramStart"/>
       <w:r>
         <w:rPr>
           <w:b/>
@@ -2442,32 +3382,112 @@
         </w:rPr>
         <w:t>getByLabelText</w:t>
       </w:r>
-    </w:p>
-    <w:p>
-      <w:pPr>
-        <w:rPr>
-          <w:lang w:val="en-GB"/>
-        </w:rPr>
-      </w:pPr>
-      <w:r>
-        <w:rPr>
-          <w:lang w:val="en-GB"/>
-        </w:rPr>
-        <w:t>It will search for label that matches the given text, then find the element associated with that element.</w:t>
+      <w:proofErr w:type="spellEnd"/>
+      <w:proofErr w:type="gramEnd"/>
+    </w:p>
+    <w:p>
+      <w:pPr>
+        <w:rPr>
+          <w:lang w:val="en-GB"/>
+        </w:rPr>
+      </w:pPr>
+      <w:r>
+        <w:rPr>
+          <w:lang w:val="en-GB"/>
+        </w:rPr>
+        <w:t xml:space="preserve">It will search for label that matches the given text, </w:t>
+      </w:r>
+      <w:proofErr w:type="gramStart"/>
+      <w:r>
+        <w:rPr>
+          <w:lang w:val="en-GB"/>
+        </w:rPr>
+        <w:t>then</w:t>
+      </w:r>
+      <w:proofErr w:type="gramEnd"/>
+      <w:r>
+        <w:rPr>
+          <w:lang w:val="en-GB"/>
+        </w:rPr>
+        <w:t xml:space="preserve"> find the element associated with that element.</w:t>
       </w:r>
       <w:r>
         <w:rPr>
           <w:lang w:val="en-GB"/>
         </w:rPr>
         <w:br/>
-        <w:t>Ex: const nameElement = screen.getByLabelText(‘Name’);</w:t>
+        <w:t xml:space="preserve">Ex: const </w:t>
+      </w:r>
+      <w:proofErr w:type="spellStart"/>
+      <w:r>
+        <w:rPr>
+          <w:lang w:val="en-GB"/>
+        </w:rPr>
+        <w:t>nameElement</w:t>
+      </w:r>
+      <w:proofErr w:type="spellEnd"/>
+      <w:r>
+        <w:rPr>
+          <w:lang w:val="en-GB"/>
+        </w:rPr>
+        <w:t xml:space="preserve"> = </w:t>
+      </w:r>
+      <w:proofErr w:type="spellStart"/>
+      <w:proofErr w:type="gramStart"/>
+      <w:r>
+        <w:rPr>
+          <w:lang w:val="en-GB"/>
+        </w:rPr>
+        <w:t>screen.getByLabelText</w:t>
+      </w:r>
+      <w:proofErr w:type="spellEnd"/>
+      <w:r>
+        <w:rPr>
+          <w:lang w:val="en-GB"/>
+        </w:rPr>
+        <w:t>(</w:t>
+      </w:r>
+      <w:proofErr w:type="gramEnd"/>
+      <w:r>
+        <w:rPr>
+          <w:lang w:val="en-GB"/>
+        </w:rPr>
+        <w:t>‘Name’);</w:t>
       </w:r>
       <w:r>
         <w:rPr>
           <w:lang w:val="en-GB"/>
         </w:rPr>
         <w:br/>
-        <w:t>expect(nameElement).toBeInTheDocument();</w:t>
+        <w:t>expect(</w:t>
+      </w:r>
+      <w:proofErr w:type="spellStart"/>
+      <w:r>
+        <w:rPr>
+          <w:lang w:val="en-GB"/>
+        </w:rPr>
+        <w:t>nameElement</w:t>
+      </w:r>
+      <w:proofErr w:type="spellEnd"/>
+      <w:r>
+        <w:rPr>
+          <w:lang w:val="en-GB"/>
+        </w:rPr>
+        <w:t>).</w:t>
+      </w:r>
+      <w:proofErr w:type="spellStart"/>
+      <w:r>
+        <w:rPr>
+          <w:lang w:val="en-GB"/>
+        </w:rPr>
+        <w:t>toBeInTheDocument</w:t>
+      </w:r>
+      <w:proofErr w:type="spellEnd"/>
+      <w:r>
+        <w:rPr>
+          <w:lang w:val="en-GB"/>
+        </w:rPr>
+        <w:t>();</w:t>
       </w:r>
     </w:p>
     <w:p>
@@ -2491,6 +3511,8 @@
           <w:lang w:val="en-GB"/>
         </w:rPr>
       </w:pPr>
+      <w:proofErr w:type="spellStart"/>
+      <w:proofErr w:type="gramStart"/>
       <w:r>
         <w:rPr>
           <w:b/>
@@ -2499,6 +3521,8 @@
         <w:lastRenderedPageBreak/>
         <w:t>getByPlaceholderText</w:t>
       </w:r>
+      <w:proofErr w:type="spellEnd"/>
+      <w:proofErr w:type="gramEnd"/>
     </w:p>
     <w:p>
       <w:pPr>
@@ -2523,14 +3547,92 @@
         <w:rPr>
           <w:lang w:val="en-GB"/>
         </w:rPr>
-        <w:t>Ex: const nameElement = screen.getByPlaceholderText(“FullName”);</w:t>
+        <w:t xml:space="preserve">Ex: const </w:t>
+      </w:r>
+      <w:proofErr w:type="spellStart"/>
+      <w:r>
+        <w:rPr>
+          <w:lang w:val="en-GB"/>
+        </w:rPr>
+        <w:t>nameElement</w:t>
+      </w:r>
+      <w:proofErr w:type="spellEnd"/>
+      <w:r>
+        <w:rPr>
+          <w:lang w:val="en-GB"/>
+        </w:rPr>
+        <w:t xml:space="preserve"> = </w:t>
+      </w:r>
+      <w:proofErr w:type="spellStart"/>
+      <w:proofErr w:type="gramStart"/>
+      <w:r>
+        <w:rPr>
+          <w:lang w:val="en-GB"/>
+        </w:rPr>
+        <w:t>screen.getByPlaceholderText</w:t>
+      </w:r>
+      <w:proofErr w:type="spellEnd"/>
+      <w:r>
+        <w:rPr>
+          <w:lang w:val="en-GB"/>
+        </w:rPr>
+        <w:t>(</w:t>
+      </w:r>
+      <w:proofErr w:type="gramEnd"/>
+      <w:r>
+        <w:rPr>
+          <w:lang w:val="en-GB"/>
+        </w:rPr>
+        <w:t>“</w:t>
+      </w:r>
+      <w:proofErr w:type="spellStart"/>
+      <w:r>
+        <w:rPr>
+          <w:lang w:val="en-GB"/>
+        </w:rPr>
+        <w:t>FullName</w:t>
+      </w:r>
+      <w:proofErr w:type="spellEnd"/>
+      <w:r>
+        <w:rPr>
+          <w:lang w:val="en-GB"/>
+        </w:rPr>
+        <w:t>”);</w:t>
       </w:r>
       <w:r>
         <w:rPr>
           <w:lang w:val="en-GB"/>
         </w:rPr>
         <w:br/>
-        <w:t xml:space="preserve">      expect(nameElement).toBeInTheDocument();</w:t>
+        <w:t xml:space="preserve">      expect(</w:t>
+      </w:r>
+      <w:proofErr w:type="spellStart"/>
+      <w:r>
+        <w:rPr>
+          <w:lang w:val="en-GB"/>
+        </w:rPr>
+        <w:t>nameElement</w:t>
+      </w:r>
+      <w:proofErr w:type="spellEnd"/>
+      <w:r>
+        <w:rPr>
+          <w:lang w:val="en-GB"/>
+        </w:rPr>
+        <w:t>).</w:t>
+      </w:r>
+      <w:proofErr w:type="spellStart"/>
+      <w:r>
+        <w:rPr>
+          <w:lang w:val="en-GB"/>
+        </w:rPr>
+        <w:t>toBeInTheDocument</w:t>
+      </w:r>
+      <w:proofErr w:type="spellEnd"/>
+      <w:r>
+        <w:rPr>
+          <w:lang w:val="en-GB"/>
+        </w:rPr>
+        <w:t>();</w:t>
       </w:r>
     </w:p>
     <w:p>
@@ -2541,6 +3643,8 @@
           <w:lang w:val="en-GB"/>
         </w:rPr>
       </w:pPr>
+      <w:proofErr w:type="spellStart"/>
+      <w:proofErr w:type="gramStart"/>
       <w:r>
         <w:rPr>
           <w:b/>
@@ -2548,6 +3652,8 @@
         </w:rPr>
         <w:t>getByText</w:t>
       </w:r>
+      <w:proofErr w:type="spellEnd"/>
+      <w:proofErr w:type="gramEnd"/>
     </w:p>
     <w:p>
       <w:pPr>
@@ -2585,7 +3691,43 @@
         <w:rPr>
           <w:lang w:val="en-GB"/>
         </w:rPr>
-        <w:t>onst paraElement = screen.getByText(“All fields are mandatory”)</w:t>
+        <w:t xml:space="preserve">onst </w:t>
+      </w:r>
+      <w:proofErr w:type="spellStart"/>
+      <w:r>
+        <w:rPr>
+          <w:lang w:val="en-GB"/>
+        </w:rPr>
+        <w:t>paraElement</w:t>
+      </w:r>
+      <w:proofErr w:type="spellEnd"/>
+      <w:r>
+        <w:rPr>
+          <w:lang w:val="en-GB"/>
+        </w:rPr>
+        <w:t xml:space="preserve"> = </w:t>
+      </w:r>
+      <w:proofErr w:type="spellStart"/>
+      <w:proofErr w:type="gramStart"/>
+      <w:r>
+        <w:rPr>
+          <w:lang w:val="en-GB"/>
+        </w:rPr>
+        <w:t>screen.getByText</w:t>
+      </w:r>
+      <w:proofErr w:type="spellEnd"/>
+      <w:r>
+        <w:rPr>
+          <w:lang w:val="en-GB"/>
+        </w:rPr>
+        <w:t>(</w:t>
+      </w:r>
+      <w:proofErr w:type="gramEnd"/>
+      <w:r>
+        <w:rPr>
+          <w:lang w:val="en-GB"/>
+        </w:rPr>
+        <w:t>“All fields are mandatory”)</w:t>
       </w:r>
       <w:r>
         <w:rPr>
@@ -2598,7 +3740,35 @@
           <w:lang w:val="en-GB"/>
         </w:rPr>
         <w:br/>
-        <w:t>expect(paraElement).toBeInTheDocument();</w:t>
+        <w:t>expect(</w:t>
+      </w:r>
+      <w:proofErr w:type="spellStart"/>
+      <w:r>
+        <w:rPr>
+          <w:lang w:val="en-GB"/>
+        </w:rPr>
+        <w:t>paraElement</w:t>
+      </w:r>
+      <w:proofErr w:type="spellEnd"/>
+      <w:r>
+        <w:rPr>
+          <w:lang w:val="en-GB"/>
+        </w:rPr>
+        <w:t>).</w:t>
+      </w:r>
+      <w:proofErr w:type="spellStart"/>
+      <w:r>
+        <w:rPr>
+          <w:lang w:val="en-GB"/>
+        </w:rPr>
+        <w:t>toBeInTheDocument</w:t>
+      </w:r>
+      <w:proofErr w:type="spellEnd"/>
+      <w:r>
+        <w:rPr>
+          <w:lang w:val="en-GB"/>
+        </w:rPr>
+        <w:t>();</w:t>
       </w:r>
     </w:p>
     <w:p>
@@ -2609,6 +3779,8 @@
           <w:lang w:val="en-GB"/>
         </w:rPr>
       </w:pPr>
+      <w:proofErr w:type="spellStart"/>
+      <w:proofErr w:type="gramStart"/>
       <w:r>
         <w:rPr>
           <w:b/>
@@ -2616,32 +3788,154 @@
         </w:rPr>
         <w:t>getByDisplayValue</w:t>
       </w:r>
-    </w:p>
-    <w:p>
-      <w:pPr>
-        <w:rPr>
-          <w:lang w:val="en-GB"/>
-        </w:rPr>
-      </w:pPr>
-      <w:r>
-        <w:rPr>
-          <w:lang w:val="en-GB"/>
-        </w:rPr>
-        <w:t>&lt;input type= “text” id = “name” placeholder= “Fullname” value = “Shivam” onChange={()=&gt;{}}</w:t>
+      <w:proofErr w:type="spellEnd"/>
+      <w:proofErr w:type="gramEnd"/>
+    </w:p>
+    <w:p>
+      <w:pPr>
+        <w:rPr>
+          <w:lang w:val="en-GB"/>
+        </w:rPr>
+      </w:pPr>
+      <w:r>
+        <w:rPr>
+          <w:lang w:val="en-GB"/>
+        </w:rPr>
+        <w:t>&lt;input type= “text” id = “name” placeholder= “</w:t>
+      </w:r>
+      <w:proofErr w:type="spellStart"/>
+      <w:r>
+        <w:rPr>
+          <w:lang w:val="en-GB"/>
+        </w:rPr>
+        <w:t>Fullname</w:t>
+      </w:r>
+      <w:proofErr w:type="spellEnd"/>
+      <w:r>
+        <w:rPr>
+          <w:lang w:val="en-GB"/>
+        </w:rPr>
+        <w:t>” value = “</w:t>
+      </w:r>
+      <w:proofErr w:type="spellStart"/>
+      <w:r>
+        <w:rPr>
+          <w:lang w:val="en-GB"/>
+        </w:rPr>
+        <w:t>Shivam</w:t>
+      </w:r>
+      <w:proofErr w:type="spellEnd"/>
+      <w:r>
+        <w:rPr>
+          <w:lang w:val="en-GB"/>
+        </w:rPr>
+        <w:t xml:space="preserve">” </w:t>
+      </w:r>
+      <w:proofErr w:type="spellStart"/>
+      <w:r>
+        <w:rPr>
+          <w:lang w:val="en-GB"/>
+        </w:rPr>
+        <w:t>onChange</w:t>
+      </w:r>
+      <w:proofErr w:type="spellEnd"/>
+      <w:proofErr w:type="gramStart"/>
+      <w:r>
+        <w:rPr>
+          <w:lang w:val="en-GB"/>
+        </w:rPr>
+        <w:t>={</w:t>
+      </w:r>
+      <w:proofErr w:type="gramEnd"/>
+      <w:r>
+        <w:rPr>
+          <w:lang w:val="en-GB"/>
+        </w:rPr>
+        <w:t>()=&gt;{}}</w:t>
       </w:r>
       <w:r>
         <w:rPr>
           <w:lang w:val="en-GB"/>
         </w:rPr>
         <w:br/>
-        <w:t>const nameElement = screen.getByDisplayValue(“Shivam”);</w:t>
+        <w:t xml:space="preserve">const </w:t>
+      </w:r>
+      <w:proofErr w:type="spellStart"/>
+      <w:r>
+        <w:rPr>
+          <w:lang w:val="en-GB"/>
+        </w:rPr>
+        <w:t>nameElement</w:t>
+      </w:r>
+      <w:proofErr w:type="spellEnd"/>
+      <w:r>
+        <w:rPr>
+          <w:lang w:val="en-GB"/>
+        </w:rPr>
+        <w:t xml:space="preserve"> = </w:t>
+      </w:r>
+      <w:proofErr w:type="spellStart"/>
+      <w:r>
+        <w:rPr>
+          <w:lang w:val="en-GB"/>
+        </w:rPr>
+        <w:t>screen.getByDisplayValue</w:t>
+      </w:r>
+      <w:proofErr w:type="spellEnd"/>
+      <w:r>
+        <w:rPr>
+          <w:lang w:val="en-GB"/>
+        </w:rPr>
+        <w:t>(“</w:t>
+      </w:r>
+      <w:proofErr w:type="spellStart"/>
+      <w:r>
+        <w:rPr>
+          <w:lang w:val="en-GB"/>
+        </w:rPr>
+        <w:t>Shivam</w:t>
+      </w:r>
+      <w:proofErr w:type="spellEnd"/>
+      <w:r>
+        <w:rPr>
+          <w:lang w:val="en-GB"/>
+        </w:rPr>
+        <w:t>”);</w:t>
       </w:r>
       <w:r>
         <w:rPr>
           <w:lang w:val="en-GB"/>
         </w:rPr>
         <w:br/>
-        <w:t>expect(nameElement).toBeInTheDocument();</w:t>
+        <w:t>expect(</w:t>
+      </w:r>
+      <w:proofErr w:type="spellStart"/>
+      <w:r>
+        <w:rPr>
+          <w:lang w:val="en-GB"/>
+        </w:rPr>
+        <w:t>nameElement</w:t>
+      </w:r>
+      <w:proofErr w:type="spellEnd"/>
+      <w:r>
+        <w:rPr>
+          <w:lang w:val="en-GB"/>
+        </w:rPr>
+        <w:t>).</w:t>
+      </w:r>
+      <w:proofErr w:type="spellStart"/>
+      <w:r>
+        <w:rPr>
+          <w:lang w:val="en-GB"/>
+        </w:rPr>
+        <w:t>toBeInTheDocument</w:t>
+      </w:r>
+      <w:proofErr w:type="spellEnd"/>
+      <w:r>
+        <w:rPr>
+          <w:lang w:val="en-GB"/>
+        </w:rPr>
+        <w:t>();</w:t>
       </w:r>
     </w:p>
     <w:p>
@@ -2652,6 +3946,8 @@
           <w:lang w:val="en-GB"/>
         </w:rPr>
       </w:pPr>
+      <w:proofErr w:type="spellStart"/>
+      <w:proofErr w:type="gramStart"/>
       <w:r>
         <w:rPr>
           <w:b/>
@@ -2659,6 +3955,8 @@
         </w:rPr>
         <w:t>getByAltText</w:t>
       </w:r>
+      <w:proofErr w:type="spellEnd"/>
+      <w:proofErr w:type="gramEnd"/>
     </w:p>
     <w:p>
       <w:pPr>
@@ -2707,33 +4005,113 @@
         <w:rPr>
           <w:lang w:val="en-GB"/>
         </w:rPr>
-        <w:t>This method only supports elements which supports alt attribute, like &lt;img&gt;, &lt;input&gt; or custom HTML elements.</w:t>
-      </w:r>
-    </w:p>
-    <w:p>
-      <w:pPr>
-        <w:rPr>
-          <w:lang w:val="en-GB"/>
-        </w:rPr>
-      </w:pPr>
-      <w:r>
-        <w:rPr>
-          <w:lang w:val="en-GB"/>
-        </w:rPr>
-        <w:t>Const imgElement = screen.getByAltText(“Alternative Text”);</w:t>
-      </w:r>
-    </w:p>
-    <w:p>
-      <w:pPr>
-        <w:rPr>
-          <w:lang w:val="en-GB"/>
-        </w:rPr>
-      </w:pPr>
-      <w:r>
-        <w:rPr>
-          <w:lang w:val="en-GB"/>
-        </w:rPr>
-        <w:t>Expect(imgElement).toBeInTheDocument()</w:t>
+        <w:t>This method only supports elements which supports alt attribute, like &lt;</w:t>
+      </w:r>
+      <w:proofErr w:type="spellStart"/>
+      <w:r>
+        <w:rPr>
+          <w:lang w:val="en-GB"/>
+        </w:rPr>
+        <w:t>img</w:t>
+      </w:r>
+      <w:proofErr w:type="spellEnd"/>
+      <w:r>
+        <w:rPr>
+          <w:lang w:val="en-GB"/>
+        </w:rPr>
+        <w:t>&gt;, &lt;input&gt; or custom HTML elements.</w:t>
+      </w:r>
+    </w:p>
+    <w:p>
+      <w:pPr>
+        <w:rPr>
+          <w:lang w:val="en-GB"/>
+        </w:rPr>
+      </w:pPr>
+      <w:r>
+        <w:rPr>
+          <w:lang w:val="en-GB"/>
+        </w:rPr>
+        <w:t xml:space="preserve">Const </w:t>
+      </w:r>
+      <w:proofErr w:type="spellStart"/>
+      <w:r>
+        <w:rPr>
+          <w:lang w:val="en-GB"/>
+        </w:rPr>
+        <w:t>imgElement</w:t>
+      </w:r>
+      <w:proofErr w:type="spellEnd"/>
+      <w:r>
+        <w:rPr>
+          <w:lang w:val="en-GB"/>
+        </w:rPr>
+        <w:t xml:space="preserve"> = </w:t>
+      </w:r>
+      <w:proofErr w:type="spellStart"/>
+      <w:proofErr w:type="gramStart"/>
+      <w:r>
+        <w:rPr>
+          <w:lang w:val="en-GB"/>
+        </w:rPr>
+        <w:t>screen.getByAltText</w:t>
+      </w:r>
+      <w:proofErr w:type="spellEnd"/>
+      <w:r>
+        <w:rPr>
+          <w:lang w:val="en-GB"/>
+        </w:rPr>
+        <w:t>(</w:t>
+      </w:r>
+      <w:proofErr w:type="gramEnd"/>
+      <w:r>
+        <w:rPr>
+          <w:lang w:val="en-GB"/>
+        </w:rPr>
+        <w:t>“Alternative Text”);</w:t>
+      </w:r>
+    </w:p>
+    <w:p>
+      <w:pPr>
+        <w:rPr>
+          <w:lang w:val="en-GB"/>
+        </w:rPr>
+      </w:pPr>
+      <w:proofErr w:type="gramStart"/>
+      <w:r>
+        <w:rPr>
+          <w:lang w:val="en-GB"/>
+        </w:rPr>
+        <w:t>Expect(</w:t>
+      </w:r>
+      <w:proofErr w:type="spellStart"/>
+      <w:proofErr w:type="gramEnd"/>
+      <w:r>
+        <w:rPr>
+          <w:lang w:val="en-GB"/>
+        </w:rPr>
+        <w:t>imgElement</w:t>
+      </w:r>
+      <w:proofErr w:type="spellEnd"/>
+      <w:r>
+        <w:rPr>
+          <w:lang w:val="en-GB"/>
+        </w:rPr>
+        <w:t>).</w:t>
+      </w:r>
+      <w:proofErr w:type="spellStart"/>
+      <w:r>
+        <w:rPr>
+          <w:lang w:val="en-GB"/>
+        </w:rPr>
+        <w:t>toBeInTheDocument</w:t>
+      </w:r>
+      <w:proofErr w:type="spellEnd"/>
+      <w:r>
+        <w:rPr>
+          <w:lang w:val="en-GB"/>
+        </w:rPr>
+        <w:t>()</w:t>
       </w:r>
     </w:p>
     <w:p>
@@ -2744,6 +4122,8 @@
           <w:lang w:val="en-GB"/>
         </w:rPr>
       </w:pPr>
+      <w:proofErr w:type="spellStart"/>
+      <w:proofErr w:type="gramStart"/>
       <w:r>
         <w:rPr>
           <w:b/>
@@ -2751,6 +4131,8 @@
         </w:rPr>
         <w:t>getByTitle</w:t>
       </w:r>
+      <w:proofErr w:type="spellEnd"/>
+      <w:proofErr w:type="gramEnd"/>
     </w:p>
     <w:p>
       <w:pPr>
@@ -2814,24 +4196,90 @@
           <w:lang w:val="en-GB"/>
         </w:rPr>
       </w:pPr>
-      <w:r>
-        <w:rPr>
-          <w:lang w:val="en-GB"/>
-        </w:rPr>
-        <w:t>const closeElement = screen.getByTitle(“close”);</w:t>
-      </w:r>
-    </w:p>
-    <w:p>
-      <w:pPr>
-        <w:rPr>
-          <w:lang w:val="en-GB"/>
-        </w:rPr>
-      </w:pPr>
-      <w:r>
-        <w:rPr>
-          <w:lang w:val="en-GB"/>
-        </w:rPr>
-        <w:t>expect(closeElement).toBeInTheDocument();</w:t>
+      <w:proofErr w:type="gramStart"/>
+      <w:r>
+        <w:rPr>
+          <w:lang w:val="en-GB"/>
+        </w:rPr>
+        <w:t>const</w:t>
+      </w:r>
+      <w:proofErr w:type="gramEnd"/>
+      <w:r>
+        <w:rPr>
+          <w:lang w:val="en-GB"/>
+        </w:rPr>
+        <w:t xml:space="preserve"> </w:t>
+      </w:r>
+      <w:proofErr w:type="spellStart"/>
+      <w:r>
+        <w:rPr>
+          <w:lang w:val="en-GB"/>
+        </w:rPr>
+        <w:t>closeElement</w:t>
+      </w:r>
+      <w:proofErr w:type="spellEnd"/>
+      <w:r>
+        <w:rPr>
+          <w:lang w:val="en-GB"/>
+        </w:rPr>
+        <w:t xml:space="preserve"> = </w:t>
+      </w:r>
+      <w:proofErr w:type="spellStart"/>
+      <w:r>
+        <w:rPr>
+          <w:lang w:val="en-GB"/>
+        </w:rPr>
+        <w:t>screen.getByTitle</w:t>
+      </w:r>
+      <w:proofErr w:type="spellEnd"/>
+      <w:r>
+        <w:rPr>
+          <w:lang w:val="en-GB"/>
+        </w:rPr>
+        <w:t>(“close”);</w:t>
+      </w:r>
+    </w:p>
+    <w:p>
+      <w:pPr>
+        <w:rPr>
+          <w:lang w:val="en-GB"/>
+        </w:rPr>
+      </w:pPr>
+      <w:proofErr w:type="gramStart"/>
+      <w:r>
+        <w:rPr>
+          <w:lang w:val="en-GB"/>
+        </w:rPr>
+        <w:t>expect(</w:t>
+      </w:r>
+      <w:proofErr w:type="spellStart"/>
+      <w:proofErr w:type="gramEnd"/>
+      <w:r>
+        <w:rPr>
+          <w:lang w:val="en-GB"/>
+        </w:rPr>
+        <w:t>closeElement</w:t>
+      </w:r>
+      <w:proofErr w:type="spellEnd"/>
+      <w:r>
+        <w:rPr>
+          <w:lang w:val="en-GB"/>
+        </w:rPr>
+        <w:t>).</w:t>
+      </w:r>
+      <w:proofErr w:type="spellStart"/>
+      <w:r>
+        <w:rPr>
+          <w:lang w:val="en-GB"/>
+        </w:rPr>
+        <w:t>toBeInTheDocument</w:t>
+      </w:r>
+      <w:proofErr w:type="spellEnd"/>
+      <w:r>
+        <w:rPr>
+          <w:lang w:val="en-GB"/>
+        </w:rPr>
+        <w:t>();</w:t>
       </w:r>
     </w:p>
     <w:p>
@@ -2842,6 +4290,8 @@
           <w:lang w:val="en-GB"/>
         </w:rPr>
       </w:pPr>
+      <w:proofErr w:type="spellStart"/>
+      <w:proofErr w:type="gramStart"/>
       <w:r>
         <w:rPr>
           <w:b/>
@@ -2849,6 +4299,8 @@
         </w:rPr>
         <w:t>getByTestId</w:t>
       </w:r>
+      <w:proofErr w:type="spellEnd"/>
+      <w:proofErr w:type="gramEnd"/>
     </w:p>
     <w:p>
       <w:pPr>
@@ -2882,19 +4334,83 @@
           <w:lang w:val="en-GB"/>
         </w:rPr>
       </w:pPr>
+      <w:proofErr w:type="gramStart"/>
       <w:r>
         <w:rPr>
           <w:lang w:val="en-GB"/>
         </w:rPr>
         <w:lastRenderedPageBreak/>
-        <w:t>const customElement = screen.getByTestId(“custom-element”);</w:t>
+        <w:t>const</w:t>
+      </w:r>
+      <w:proofErr w:type="gramEnd"/>
+      <w:r>
+        <w:rPr>
+          <w:lang w:val="en-GB"/>
+        </w:rPr>
+        <w:t xml:space="preserve"> </w:t>
+      </w:r>
+      <w:proofErr w:type="spellStart"/>
+      <w:r>
+        <w:rPr>
+          <w:lang w:val="en-GB"/>
+        </w:rPr>
+        <w:t>customElement</w:t>
+      </w:r>
+      <w:proofErr w:type="spellEnd"/>
+      <w:r>
+        <w:rPr>
+          <w:lang w:val="en-GB"/>
+        </w:rPr>
+        <w:t xml:space="preserve"> = </w:t>
+      </w:r>
+      <w:proofErr w:type="spellStart"/>
+      <w:r>
+        <w:rPr>
+          <w:lang w:val="en-GB"/>
+        </w:rPr>
+        <w:t>screen.getByTestId</w:t>
+      </w:r>
+      <w:proofErr w:type="spellEnd"/>
+      <w:r>
+        <w:rPr>
+          <w:lang w:val="en-GB"/>
+        </w:rPr>
+        <w:t>(“custom-element”);</w:t>
       </w:r>
       <w:r>
         <w:rPr>
           <w:lang w:val="en-GB"/>
         </w:rPr>
         <w:br/>
-        <w:t>expect(customElement).toBeInTheDocument();</w:t>
+        <w:t>expect(</w:t>
+      </w:r>
+      <w:proofErr w:type="spellStart"/>
+      <w:r>
+        <w:rPr>
+          <w:lang w:val="en-GB"/>
+        </w:rPr>
+        <w:t>customElement</w:t>
+      </w:r>
+      <w:proofErr w:type="spellEnd"/>
+      <w:r>
+        <w:rPr>
+          <w:lang w:val="en-GB"/>
+        </w:rPr>
+        <w:t>).</w:t>
+      </w:r>
+      <w:proofErr w:type="spellStart"/>
+      <w:r>
+        <w:rPr>
+          <w:lang w:val="en-GB"/>
+        </w:rPr>
+        <w:t>toBeInTheDocument</w:t>
+      </w:r>
+      <w:proofErr w:type="spellEnd"/>
+      <w:r>
+        <w:rPr>
+          <w:lang w:val="en-GB"/>
+        </w:rPr>
+        <w:t>();</w:t>
       </w:r>
     </w:p>
     <w:p>
@@ -2910,14 +4426,30 @@
           <w:b/>
           <w:lang w:val="en-GB"/>
         </w:rPr>
-        <w:t>Priority Order For Queries</w:t>
-      </w:r>
+        <w:t xml:space="preserve">Priority Order For </w:t>
+      </w:r>
+      <w:proofErr w:type="gramStart"/>
       <w:r>
         <w:rPr>
           <w:b/>
           <w:lang w:val="en-GB"/>
         </w:rPr>
-        <w:t>(High to Low)</w:t>
+        <w:t>Queries</w:t>
+      </w:r>
+      <w:r>
+        <w:rPr>
+          <w:b/>
+          <w:lang w:val="en-GB"/>
+        </w:rPr>
+        <w:t>(</w:t>
+      </w:r>
+      <w:proofErr w:type="gramEnd"/>
+      <w:r>
+        <w:rPr>
+          <w:b/>
+          <w:lang w:val="en-GB"/>
+        </w:rPr>
+        <w:t>High to Low)</w:t>
       </w:r>
     </w:p>
     <w:p>
@@ -2931,12 +4463,14 @@
           <w:lang w:val="en-GB"/>
         </w:rPr>
       </w:pPr>
+      <w:proofErr w:type="spellStart"/>
       <w:r>
         <w:rPr>
           <w:lang w:val="en-GB"/>
         </w:rPr>
         <w:t>getByRole</w:t>
       </w:r>
+      <w:proofErr w:type="spellEnd"/>
     </w:p>
     <w:p>
       <w:pPr>
@@ -2949,12 +4483,14 @@
           <w:lang w:val="en-GB"/>
         </w:rPr>
       </w:pPr>
+      <w:proofErr w:type="spellStart"/>
       <w:r>
         <w:rPr>
           <w:lang w:val="en-GB"/>
         </w:rPr>
         <w:t>getByLabelText</w:t>
       </w:r>
+      <w:proofErr w:type="spellEnd"/>
     </w:p>
     <w:p>
       <w:pPr>
@@ -2967,12 +4503,14 @@
           <w:lang w:val="en-GB"/>
         </w:rPr>
       </w:pPr>
+      <w:proofErr w:type="spellStart"/>
       <w:r>
         <w:rPr>
           <w:lang w:val="en-GB"/>
         </w:rPr>
         <w:t>getByPlaceHolder</w:t>
       </w:r>
+      <w:proofErr w:type="spellEnd"/>
     </w:p>
     <w:p>
       <w:pPr>
@@ -2985,12 +4523,14 @@
           <w:lang w:val="en-GB"/>
         </w:rPr>
       </w:pPr>
+      <w:proofErr w:type="spellStart"/>
       <w:r>
         <w:rPr>
           <w:lang w:val="en-GB"/>
         </w:rPr>
         <w:t>getByText</w:t>
       </w:r>
+      <w:proofErr w:type="spellEnd"/>
     </w:p>
     <w:p>
       <w:pPr>
@@ -3003,12 +4543,14 @@
           <w:lang w:val="en-GB"/>
         </w:rPr>
       </w:pPr>
+      <w:proofErr w:type="spellStart"/>
       <w:r>
         <w:rPr>
           <w:lang w:val="en-GB"/>
         </w:rPr>
         <w:t>getByDisplayValue</w:t>
       </w:r>
+      <w:proofErr w:type="spellEnd"/>
     </w:p>
     <w:p>
       <w:pPr>
@@ -3021,12 +4563,14 @@
           <w:lang w:val="en-GB"/>
         </w:rPr>
       </w:pPr>
+      <w:proofErr w:type="spellStart"/>
       <w:r>
         <w:rPr>
           <w:lang w:val="en-GB"/>
         </w:rPr>
         <w:t>getByAltText</w:t>
       </w:r>
+      <w:proofErr w:type="spellEnd"/>
     </w:p>
     <w:p>
       <w:pPr>
@@ -3039,12 +4583,14 @@
           <w:lang w:val="en-GB"/>
         </w:rPr>
       </w:pPr>
+      <w:proofErr w:type="spellStart"/>
       <w:r>
         <w:rPr>
           <w:lang w:val="en-GB"/>
         </w:rPr>
         <w:t>getByTitle</w:t>
       </w:r>
+      <w:proofErr w:type="spellEnd"/>
     </w:p>
     <w:p>
       <w:pPr>
@@ -3057,12 +4603,14 @@
           <w:lang w:val="en-GB"/>
         </w:rPr>
       </w:pPr>
+      <w:proofErr w:type="spellStart"/>
       <w:r>
         <w:rPr>
           <w:lang w:val="en-GB"/>
         </w:rPr>
         <w:t>getByTestId</w:t>
       </w:r>
+      <w:proofErr w:type="spellEnd"/>
     </w:p>
     <w:p>
       <w:pPr>
@@ -3090,7 +4638,21 @@
         <w:rPr>
           <w:lang w:val="en-GB"/>
         </w:rPr>
-        <w:t>It finds multiple elements in the DOM. getAllBy... returns an array of all matching nodes for a query, and throws an error if no matching elements are found.</w:t>
+        <w:t xml:space="preserve">It finds multiple elements in the DOM. </w:t>
+      </w:r>
+      <w:proofErr w:type="spellStart"/>
+      <w:r>
+        <w:rPr>
+          <w:lang w:val="en-GB"/>
+        </w:rPr>
+        <w:t>getAllBy</w:t>
+      </w:r>
+      <w:proofErr w:type="spellEnd"/>
+      <w:r>
+        <w:rPr>
+          <w:lang w:val="en-GB"/>
+        </w:rPr>
+        <w:t>... returns an array of all matching nodes for a query, and throws an error if no matching elements are found.</w:t>
       </w:r>
     </w:p>
     <w:p>
@@ -3104,12 +4666,14 @@
           <w:lang w:val="en-GB"/>
         </w:rPr>
       </w:pPr>
+      <w:proofErr w:type="spellStart"/>
       <w:r>
         <w:rPr>
           <w:lang w:val="en-GB"/>
         </w:rPr>
         <w:t>getAllByRole</w:t>
       </w:r>
+      <w:proofErr w:type="spellEnd"/>
     </w:p>
     <w:p>
       <w:pPr>
@@ -3122,12 +4686,14 @@
           <w:lang w:val="en-GB"/>
         </w:rPr>
       </w:pPr>
+      <w:proofErr w:type="spellStart"/>
       <w:r>
         <w:rPr>
           <w:lang w:val="en-GB"/>
         </w:rPr>
         <w:t>getAllByLabelText</w:t>
       </w:r>
+      <w:proofErr w:type="spellEnd"/>
     </w:p>
     <w:p>
       <w:pPr>
@@ -3140,12 +4706,14 @@
           <w:lang w:val="en-GB"/>
         </w:rPr>
       </w:pPr>
+      <w:proofErr w:type="spellStart"/>
       <w:r>
         <w:rPr>
           <w:lang w:val="en-GB"/>
         </w:rPr>
         <w:t>getAllByPlaceholderText</w:t>
       </w:r>
+      <w:proofErr w:type="spellEnd"/>
     </w:p>
     <w:p>
       <w:pPr>
@@ -3158,12 +4726,14 @@
           <w:lang w:val="en-GB"/>
         </w:rPr>
       </w:pPr>
+      <w:proofErr w:type="spellStart"/>
       <w:r>
         <w:rPr>
           <w:lang w:val="en-GB"/>
         </w:rPr>
         <w:t>getAllByText</w:t>
       </w:r>
+      <w:proofErr w:type="spellEnd"/>
     </w:p>
     <w:p>
       <w:pPr>
@@ -3176,12 +4746,14 @@
           <w:lang w:val="en-GB"/>
         </w:rPr>
       </w:pPr>
+      <w:proofErr w:type="spellStart"/>
       <w:r>
         <w:rPr>
           <w:lang w:val="en-GB"/>
         </w:rPr>
         <w:t>getAllByDIsplayValue</w:t>
       </w:r>
+      <w:proofErr w:type="spellEnd"/>
     </w:p>
     <w:p>
       <w:pPr>
@@ -3194,12 +4766,14 @@
           <w:lang w:val="en-GB"/>
         </w:rPr>
       </w:pPr>
+      <w:proofErr w:type="spellStart"/>
       <w:r>
         <w:rPr>
           <w:lang w:val="en-GB"/>
         </w:rPr>
         <w:t>getAllByAltText</w:t>
       </w:r>
+      <w:proofErr w:type="spellEnd"/>
     </w:p>
     <w:p>
       <w:pPr>
@@ -3212,12 +4786,14 @@
           <w:lang w:val="en-GB"/>
         </w:rPr>
       </w:pPr>
+      <w:proofErr w:type="spellStart"/>
       <w:r>
         <w:rPr>
           <w:lang w:val="en-GB"/>
         </w:rPr>
         <w:t>getAllByTitle</w:t>
       </w:r>
+      <w:proofErr w:type="spellEnd"/>
     </w:p>
     <w:p>
       <w:pPr>
@@ -3230,24 +4806,34 @@
           <w:lang w:val="en-GB"/>
         </w:rPr>
       </w:pPr>
+      <w:proofErr w:type="spellStart"/>
       <w:r>
         <w:rPr>
           <w:lang w:val="en-GB"/>
         </w:rPr>
         <w:t>getAllByTestId</w:t>
       </w:r>
-    </w:p>
-    <w:p>
-      <w:pPr>
-        <w:rPr>
-          <w:lang w:val="en-GB"/>
-        </w:rPr>
-      </w:pPr>
-      <w:r>
-        <w:rPr>
-          <w:lang w:val="en-GB"/>
-        </w:rPr>
-        <w:t xml:space="preserve">e.g. </w:t>
+      <w:proofErr w:type="spellEnd"/>
+    </w:p>
+    <w:p>
+      <w:pPr>
+        <w:rPr>
+          <w:lang w:val="en-GB"/>
+        </w:rPr>
+      </w:pPr>
+      <w:proofErr w:type="gramStart"/>
+      <w:r>
+        <w:rPr>
+          <w:lang w:val="en-GB"/>
+        </w:rPr>
+        <w:t>e.g</w:t>
+      </w:r>
+      <w:proofErr w:type="gramEnd"/>
+      <w:r>
+        <w:rPr>
+          <w:lang w:val="en-GB"/>
+        </w:rPr>
+        <w:t xml:space="preserve">. </w:t>
       </w:r>
       <w:r>
         <w:rPr>
@@ -3321,7 +4907,49 @@
           <w:lang w:val="en-GB"/>
         </w:rPr>
         <w:tab/>
-        <w:t>const listOfElements = screen.getAllByRole(“listitem”);</w:t>
+        <w:t xml:space="preserve">const </w:t>
+      </w:r>
+      <w:proofErr w:type="spellStart"/>
+      <w:r>
+        <w:rPr>
+          <w:lang w:val="en-GB"/>
+        </w:rPr>
+        <w:t>listOfElements</w:t>
+      </w:r>
+      <w:proofErr w:type="spellEnd"/>
+      <w:r>
+        <w:rPr>
+          <w:lang w:val="en-GB"/>
+        </w:rPr>
+        <w:t xml:space="preserve"> = </w:t>
+      </w:r>
+      <w:proofErr w:type="spellStart"/>
+      <w:r>
+        <w:rPr>
+          <w:lang w:val="en-GB"/>
+        </w:rPr>
+        <w:t>screen.getAllByRole</w:t>
+      </w:r>
+      <w:proofErr w:type="spellEnd"/>
+      <w:r>
+        <w:rPr>
+          <w:lang w:val="en-GB"/>
+        </w:rPr>
+        <w:t>(“</w:t>
+      </w:r>
+      <w:proofErr w:type="spellStart"/>
+      <w:r>
+        <w:rPr>
+          <w:lang w:val="en-GB"/>
+        </w:rPr>
+        <w:t>listitem</w:t>
+      </w:r>
+      <w:proofErr w:type="spellEnd"/>
+      <w:r>
+        <w:rPr>
+          <w:lang w:val="en-GB"/>
+        </w:rPr>
+        <w:t>”);</w:t>
       </w:r>
       <w:r>
         <w:rPr>
@@ -3341,7 +4969,35 @@
           <w:lang w:val="en-GB"/>
         </w:rPr>
         <w:tab/>
-        <w:t>expect(listOfElements).toHaveLength(3)</w:t>
+        <w:t>expect(</w:t>
+      </w:r>
+      <w:proofErr w:type="spellStart"/>
+      <w:r>
+        <w:rPr>
+          <w:lang w:val="en-GB"/>
+        </w:rPr>
+        <w:t>listOfElements</w:t>
+      </w:r>
+      <w:proofErr w:type="spellEnd"/>
+      <w:r>
+        <w:rPr>
+          <w:lang w:val="en-GB"/>
+        </w:rPr>
+        <w:t>).</w:t>
+      </w:r>
+      <w:proofErr w:type="spellStart"/>
+      <w:r>
+        <w:rPr>
+          <w:lang w:val="en-GB"/>
+        </w:rPr>
+        <w:t>toHaveLength</w:t>
+      </w:r>
+      <w:proofErr w:type="spellEnd"/>
+      <w:r>
+        <w:rPr>
+          <w:lang w:val="en-GB"/>
+        </w:rPr>
+        <w:t>(3)</w:t>
       </w:r>
       <w:r>
         <w:rPr>
@@ -3379,6 +5035,7 @@
           <w:lang w:val="en-GB"/>
         </w:rPr>
       </w:pPr>
+      <w:proofErr w:type="spellStart"/>
       <w:r>
         <w:rPr>
           <w:b/>
@@ -3386,6 +5043,7 @@
         </w:rPr>
         <w:t>TextMatch</w:t>
       </w:r>
+      <w:proofErr w:type="spellEnd"/>
     </w:p>
     <w:p>
       <w:pPr>
@@ -3429,12 +5087,14 @@
           <w:lang w:val="en-GB"/>
         </w:rPr>
       </w:pPr>
+      <w:proofErr w:type="spellStart"/>
       <w:r>
         <w:rPr>
           <w:lang w:val="en-GB"/>
         </w:rPr>
         <w:t>Regex</w:t>
       </w:r>
+      <w:proofErr w:type="spellEnd"/>
     </w:p>
     <w:p>
       <w:pPr>
@@ -3478,68 +5138,263 @@
         <w:rPr>
           <w:lang w:val="en-GB"/>
         </w:rPr>
-        <w:t>&lt;div&gt;Hello World&lt;/div&gt;</w:t>
+        <w:t>&lt;</w:t>
+      </w:r>
+      <w:proofErr w:type="gramStart"/>
+      <w:r>
+        <w:rPr>
+          <w:lang w:val="en-GB"/>
+        </w:rPr>
+        <w:t>div&gt;</w:t>
+      </w:r>
+      <w:proofErr w:type="gramEnd"/>
+      <w:r>
+        <w:rPr>
+          <w:lang w:val="en-GB"/>
+        </w:rPr>
+        <w:t>Hello World&lt;/div&gt;</w:t>
       </w:r>
       <w:r>
         <w:rPr>
           <w:lang w:val="en-GB"/>
         </w:rPr>
         <w:br/>
-        <w:t>screen.getByText(‘Hello World’) // full string match.</w:t>
+      </w:r>
+      <w:proofErr w:type="spellStart"/>
+      <w:r>
+        <w:rPr>
+          <w:lang w:val="en-GB"/>
+        </w:rPr>
+        <w:t>screen.getByText</w:t>
+      </w:r>
+      <w:proofErr w:type="spellEnd"/>
+      <w:r>
+        <w:rPr>
+          <w:lang w:val="en-GB"/>
+        </w:rPr>
+        <w:t>(‘Hello World’) // full string match.</w:t>
       </w:r>
       <w:r>
         <w:rPr>
           <w:lang w:val="en-GB"/>
         </w:rPr>
         <w:br/>
-        <w:t>screen.getByText(‘llo Wo’,{exact:false}) // sub string match</w:t>
+      </w:r>
+      <w:proofErr w:type="spellStart"/>
+      <w:proofErr w:type="gramStart"/>
+      <w:r>
+        <w:rPr>
+          <w:lang w:val="en-GB"/>
+        </w:rPr>
+        <w:t>screen.getByText</w:t>
+      </w:r>
+      <w:proofErr w:type="spellEnd"/>
+      <w:r>
+        <w:rPr>
+          <w:lang w:val="en-GB"/>
+        </w:rPr>
+        <w:t>(</w:t>
+      </w:r>
+      <w:proofErr w:type="gramEnd"/>
+      <w:r>
+        <w:rPr>
+          <w:lang w:val="en-GB"/>
+        </w:rPr>
+        <w:t>‘</w:t>
+      </w:r>
+      <w:proofErr w:type="spellStart"/>
+      <w:r>
+        <w:rPr>
+          <w:lang w:val="en-GB"/>
+        </w:rPr>
+        <w:t>llo</w:t>
+      </w:r>
+      <w:proofErr w:type="spellEnd"/>
+      <w:r>
+        <w:rPr>
+          <w:lang w:val="en-GB"/>
+        </w:rPr>
+        <w:t xml:space="preserve"> </w:t>
+      </w:r>
+      <w:proofErr w:type="spellStart"/>
+      <w:r>
+        <w:rPr>
+          <w:lang w:val="en-GB"/>
+        </w:rPr>
+        <w:t>Wo</w:t>
+      </w:r>
+      <w:proofErr w:type="spellEnd"/>
+      <w:r>
+        <w:rPr>
+          <w:lang w:val="en-GB"/>
+        </w:rPr>
+        <w:t>’,{</w:t>
+      </w:r>
+      <w:proofErr w:type="spellStart"/>
+      <w:r>
+        <w:rPr>
+          <w:lang w:val="en-GB"/>
+        </w:rPr>
+        <w:t>exact:false</w:t>
+      </w:r>
+      <w:proofErr w:type="spellEnd"/>
+      <w:r>
+        <w:rPr>
+          <w:lang w:val="en-GB"/>
+        </w:rPr>
+        <w:t>}) // sub string match</w:t>
       </w:r>
       <w:r>
         <w:rPr>
           <w:lang w:val="en-GB"/>
         </w:rPr>
         <w:br/>
-        <w:t>screen.getByText(‘hello world’, {exact:false}) //ignore case</w:t>
-      </w:r>
-    </w:p>
-    <w:p>
-      <w:pPr>
-        <w:rPr>
-          <w:lang w:val="en-GB"/>
-        </w:rPr>
-      </w:pPr>
-      <w:r>
-        <w:rPr>
-          <w:lang w:val="en-GB"/>
-        </w:rPr>
-        <w:t>Text Match as Regex</w:t>
-      </w:r>
-    </w:p>
-    <w:p>
-      <w:pPr>
-        <w:rPr>
-          <w:lang w:val="en-GB"/>
-        </w:rPr>
-      </w:pPr>
-      <w:r>
-        <w:rPr>
-          <w:lang w:val="en-GB"/>
-        </w:rPr>
-        <w:t>Screen.getByText(/World/) // substring match</w:t>
+      </w:r>
+      <w:proofErr w:type="spellStart"/>
+      <w:r>
+        <w:rPr>
+          <w:lang w:val="en-GB"/>
+        </w:rPr>
+        <w:t>screen.getByText</w:t>
+      </w:r>
+      <w:proofErr w:type="spellEnd"/>
+      <w:r>
+        <w:rPr>
+          <w:lang w:val="en-GB"/>
+        </w:rPr>
+        <w:t>(‘hello world’, {</w:t>
+      </w:r>
+      <w:proofErr w:type="spellStart"/>
+      <w:r>
+        <w:rPr>
+          <w:lang w:val="en-GB"/>
+        </w:rPr>
+        <w:t>exact:false</w:t>
+      </w:r>
+      <w:proofErr w:type="spellEnd"/>
+      <w:r>
+        <w:rPr>
+          <w:lang w:val="en-GB"/>
+        </w:rPr>
+        <w:t>}) //ignore case</w:t>
+      </w:r>
+    </w:p>
+    <w:p>
+      <w:pPr>
+        <w:rPr>
+          <w:lang w:val="en-GB"/>
+        </w:rPr>
+      </w:pPr>
+      <w:r>
+        <w:rPr>
+          <w:lang w:val="en-GB"/>
+        </w:rPr>
+        <w:t xml:space="preserve">Text Match as </w:t>
+      </w:r>
+      <w:proofErr w:type="spellStart"/>
+      <w:r>
+        <w:rPr>
+          <w:lang w:val="en-GB"/>
+        </w:rPr>
+        <w:t>Regex</w:t>
+      </w:r>
+      <w:proofErr w:type="spellEnd"/>
+    </w:p>
+    <w:p>
+      <w:pPr>
+        <w:rPr>
+          <w:lang w:val="en-GB"/>
+        </w:rPr>
+      </w:pPr>
+      <w:proofErr w:type="spellStart"/>
+      <w:proofErr w:type="gramStart"/>
+      <w:r>
+        <w:rPr>
+          <w:lang w:val="en-GB"/>
+        </w:rPr>
+        <w:t>Screen.getByText</w:t>
+      </w:r>
+      <w:proofErr w:type="spellEnd"/>
+      <w:r>
+        <w:rPr>
+          <w:lang w:val="en-GB"/>
+        </w:rPr>
+        <w:t>(</w:t>
+      </w:r>
+      <w:proofErr w:type="gramEnd"/>
+      <w:r>
+        <w:rPr>
+          <w:lang w:val="en-GB"/>
+        </w:rPr>
+        <w:t>/World/) // substring match</w:t>
       </w:r>
       <w:r>
         <w:rPr>
           <w:lang w:val="en-GB"/>
         </w:rPr>
         <w:br/>
-        <w:t>screen.getByText(/World/i) substring match, ignore case</w:t>
+      </w:r>
+      <w:proofErr w:type="spellStart"/>
+      <w:r>
+        <w:rPr>
+          <w:lang w:val="en-GB"/>
+        </w:rPr>
+        <w:t>screen.getByText</w:t>
+      </w:r>
+      <w:proofErr w:type="spellEnd"/>
+      <w:r>
+        <w:rPr>
+          <w:lang w:val="en-GB"/>
+        </w:rPr>
+        <w:t>(/World/</w:t>
+      </w:r>
+      <w:proofErr w:type="spellStart"/>
+      <w:r>
+        <w:rPr>
+          <w:lang w:val="en-GB"/>
+        </w:rPr>
+        <w:t>i</w:t>
+      </w:r>
+      <w:proofErr w:type="spellEnd"/>
+      <w:r>
+        <w:rPr>
+          <w:lang w:val="en-GB"/>
+        </w:rPr>
+        <w:t>) substring match, ignore case</w:t>
       </w:r>
       <w:r>
         <w:rPr>
           <w:lang w:val="en-GB"/>
         </w:rPr>
         <w:br/>
-        <w:t>screen.getByText(/^hello world$/i) // full string match ignore case</w:t>
+      </w:r>
+      <w:proofErr w:type="spellStart"/>
+      <w:r>
+        <w:rPr>
+          <w:lang w:val="en-GB"/>
+        </w:rPr>
+        <w:t>screen.getByText</w:t>
+      </w:r>
+      <w:proofErr w:type="spellEnd"/>
+      <w:r>
+        <w:rPr>
+          <w:lang w:val="en-GB"/>
+        </w:rPr>
+        <w:t>(/^hello world$/</w:t>
+      </w:r>
+      <w:proofErr w:type="spellStart"/>
+      <w:r>
+        <w:rPr>
+          <w:lang w:val="en-GB"/>
+        </w:rPr>
+        <w:t>i</w:t>
+      </w:r>
+      <w:proofErr w:type="spellEnd"/>
+      <w:r>
+        <w:rPr>
+          <w:lang w:val="en-GB"/>
+        </w:rPr>
+        <w:t>) // full string match ignore case</w:t>
       </w:r>
     </w:p>
     <w:p>
@@ -3565,14 +5420,91 @@
         <w:rPr>
           <w:lang w:val="en-GB"/>
         </w:rPr>
-        <w:t>(content? String, element? Element|null) =&gt; Boolean</w:t>
+        <w:t>(</w:t>
+      </w:r>
+      <w:proofErr w:type="gramStart"/>
+      <w:r>
+        <w:rPr>
+          <w:lang w:val="en-GB"/>
+        </w:rPr>
+        <w:t>content</w:t>
+      </w:r>
+      <w:proofErr w:type="gramEnd"/>
+      <w:r>
+        <w:rPr>
+          <w:lang w:val="en-GB"/>
+        </w:rPr>
+        <w:t xml:space="preserve">? </w:t>
+      </w:r>
+      <w:proofErr w:type="gramStart"/>
+      <w:r>
+        <w:rPr>
+          <w:lang w:val="en-GB"/>
+        </w:rPr>
+        <w:t>String, element?</w:t>
+      </w:r>
+      <w:proofErr w:type="gramEnd"/>
+      <w:r>
+        <w:rPr>
+          <w:lang w:val="en-GB"/>
+        </w:rPr>
+        <w:t xml:space="preserve"> </w:t>
+      </w:r>
+      <w:proofErr w:type="spellStart"/>
+      <w:r>
+        <w:rPr>
+          <w:lang w:val="en-GB"/>
+        </w:rPr>
+        <w:t>Element|null</w:t>
+      </w:r>
+      <w:proofErr w:type="spellEnd"/>
+      <w:r>
+        <w:rPr>
+          <w:lang w:val="en-GB"/>
+        </w:rPr>
+        <w:t>) =&gt; Boolean</w:t>
       </w:r>
       <w:r>
         <w:rPr>
           <w:lang w:val="en-GB"/>
         </w:rPr>
         <w:br/>
-        <w:t>screen.getByText((content)=&gt;content.startsWith(“Hello”));</w:t>
+      </w:r>
+      <w:proofErr w:type="spellStart"/>
+      <w:proofErr w:type="gramStart"/>
+      <w:r>
+        <w:rPr>
+          <w:lang w:val="en-GB"/>
+        </w:rPr>
+        <w:t>screen.getByText</w:t>
+      </w:r>
+      <w:proofErr w:type="spellEnd"/>
+      <w:r>
+        <w:rPr>
+          <w:lang w:val="en-GB"/>
+        </w:rPr>
+        <w:t>(</w:t>
+      </w:r>
+      <w:proofErr w:type="gramEnd"/>
+      <w:r>
+        <w:rPr>
+          <w:lang w:val="en-GB"/>
+        </w:rPr>
+        <w:t>(content)=&gt;</w:t>
+      </w:r>
+      <w:proofErr w:type="spellStart"/>
+      <w:r>
+        <w:rPr>
+          <w:lang w:val="en-GB"/>
+        </w:rPr>
+        <w:t>content.startsWith</w:t>
+      </w:r>
+      <w:proofErr w:type="spellEnd"/>
+      <w:r>
+        <w:rPr>
+          <w:lang w:val="en-GB"/>
+        </w:rPr>
+        <w:t>(“Hello”));</w:t>
       </w:r>
     </w:p>
     <w:p>
@@ -3583,6 +5515,7 @@
           <w:lang w:val="en-GB"/>
         </w:rPr>
       </w:pPr>
+      <w:proofErr w:type="spellStart"/>
       <w:r>
         <w:rPr>
           <w:b/>
@@ -3590,6 +5523,7 @@
         </w:rPr>
         <w:t>QueryBy</w:t>
       </w:r>
+      <w:proofErr w:type="spellEnd"/>
     </w:p>
     <w:p>
       <w:pPr>
@@ -3644,6 +5578,7 @@
           <w:lang w:val="en-GB"/>
         </w:rPr>
       </w:pPr>
+      <w:proofErr w:type="spellStart"/>
       <w:r>
         <w:rPr>
           <w:b/>
@@ -3651,6 +5586,7 @@
         </w:rPr>
         <w:t>QueryAllBy</w:t>
       </w:r>
+      <w:proofErr w:type="spellEnd"/>
     </w:p>
     <w:p>
       <w:pPr>
@@ -3671,11 +5607,19 @@
           <w:lang w:val="en-GB"/>
         </w:rPr>
       </w:pPr>
-      <w:r>
-        <w:rPr>
-          <w:lang w:val="en-GB"/>
-        </w:rPr>
-        <w:t>Test(“Start learning button is not rendered”, ()=&gt;{</w:t>
+      <w:proofErr w:type="gramStart"/>
+      <w:r>
+        <w:rPr>
+          <w:lang w:val="en-GB"/>
+        </w:rPr>
+        <w:t>Test(</w:t>
+      </w:r>
+      <w:proofErr w:type="gramEnd"/>
+      <w:r>
+        <w:rPr>
+          <w:lang w:val="en-GB"/>
+        </w:rPr>
+        <w:t>“Start learning button is not rendered”, ()=&gt;{</w:t>
       </w:r>
     </w:p>
     <w:p>
@@ -3689,7 +5633,20 @@
           <w:lang w:val="en-GB"/>
         </w:rPr>
         <w:tab/>
-        <w:t>render(&lt;Skills skills={skills}/&gt;);</w:t>
+      </w:r>
+      <w:proofErr w:type="gramStart"/>
+      <w:r>
+        <w:rPr>
+          <w:lang w:val="en-GB"/>
+        </w:rPr>
+        <w:t>render(</w:t>
+      </w:r>
+      <w:proofErr w:type="gramEnd"/>
+      <w:r>
+        <w:rPr>
+          <w:lang w:val="en-GB"/>
+        </w:rPr>
+        <w:t>&lt;Skills skills={skills}/&gt;);</w:t>
       </w:r>
     </w:p>
     <w:p>
@@ -3703,7 +5660,48 @@
           <w:lang w:val="en-GB"/>
         </w:rPr>
         <w:tab/>
-        <w:t>const startLearningButton = screen.getByRole(“button”,{name: “Start Learning”});</w:t>
+      </w:r>
+      <w:proofErr w:type="gramStart"/>
+      <w:r>
+        <w:rPr>
+          <w:lang w:val="en-GB"/>
+        </w:rPr>
+        <w:t>const</w:t>
+      </w:r>
+      <w:proofErr w:type="gramEnd"/>
+      <w:r>
+        <w:rPr>
+          <w:lang w:val="en-GB"/>
+        </w:rPr>
+        <w:t xml:space="preserve"> </w:t>
+      </w:r>
+      <w:proofErr w:type="spellStart"/>
+      <w:r>
+        <w:rPr>
+          <w:lang w:val="en-GB"/>
+        </w:rPr>
+        <w:t>startLearningButton</w:t>
+      </w:r>
+      <w:proofErr w:type="spellEnd"/>
+      <w:r>
+        <w:rPr>
+          <w:lang w:val="en-GB"/>
+        </w:rPr>
+        <w:t xml:space="preserve"> = </w:t>
+      </w:r>
+      <w:proofErr w:type="spellStart"/>
+      <w:r>
+        <w:rPr>
+          <w:lang w:val="en-GB"/>
+        </w:rPr>
+        <w:t>screen.getByRole</w:t>
+      </w:r>
+      <w:proofErr w:type="spellEnd"/>
+      <w:r>
+        <w:rPr>
+          <w:lang w:val="en-GB"/>
+        </w:rPr>
+        <w:t>(“button”,{name: “Start Learning”});</w:t>
       </w:r>
     </w:p>
     <w:p>
@@ -3717,7 +5715,42 @@
           <w:lang w:val="en-GB"/>
         </w:rPr>
         <w:tab/>
-        <w:t>expect(startLearningButton).not.toBeInTheDocument();</w:t>
+      </w:r>
+      <w:proofErr w:type="gramStart"/>
+      <w:r>
+        <w:rPr>
+          <w:lang w:val="en-GB"/>
+        </w:rPr>
+        <w:t>expect(</w:t>
+      </w:r>
+      <w:proofErr w:type="spellStart"/>
+      <w:proofErr w:type="gramEnd"/>
+      <w:r>
+        <w:rPr>
+          <w:lang w:val="en-GB"/>
+        </w:rPr>
+        <w:t>startLearningButton</w:t>
+      </w:r>
+      <w:proofErr w:type="spellEnd"/>
+      <w:r>
+        <w:rPr>
+          <w:lang w:val="en-GB"/>
+        </w:rPr>
+        <w:t>).</w:t>
+      </w:r>
+      <w:proofErr w:type="spellStart"/>
+      <w:r>
+        <w:rPr>
+          <w:lang w:val="en-GB"/>
+        </w:rPr>
+        <w:t>not.toBeInTheDocument</w:t>
+      </w:r>
+      <w:proofErr w:type="spellEnd"/>
+      <w:r>
+        <w:rPr>
+          <w:lang w:val="en-GB"/>
+        </w:rPr>
+        <w:t>();</w:t>
       </w:r>
     </w:p>
     <w:p>
@@ -3741,6 +5774,7 @@
           <w:lang w:val="en-GB"/>
         </w:rPr>
       </w:pPr>
+      <w:proofErr w:type="spellStart"/>
       <w:r>
         <w:rPr>
           <w:b/>
@@ -3755,13 +5789,16 @@
         </w:rPr>
         <w:t>ndBy</w:t>
       </w:r>
-    </w:p>
-    <w:p>
-      <w:pPr>
-        <w:rPr>
-          <w:lang w:val="en-GB"/>
-        </w:rPr>
-      </w:pPr>
+      <w:proofErr w:type="spellEnd"/>
+    </w:p>
+    <w:p>
+      <w:pPr>
+        <w:rPr>
+          <w:lang w:val="en-GB"/>
+        </w:rPr>
+      </w:pPr>
+      <w:proofErr w:type="spellStart"/>
+      <w:proofErr w:type="gramStart"/>
       <w:r>
         <w:rPr>
           <w:lang w:val="en-GB"/>
@@ -3772,60 +5809,166 @@
         <w:rPr>
           <w:lang w:val="en-GB"/>
         </w:rPr>
-        <w:t>By &amp; getAllBy class of queries:- assert if elements are present in the DOM.</w:t>
-      </w:r>
-    </w:p>
-    <w:p>
-      <w:pPr>
-        <w:rPr>
-          <w:lang w:val="en-GB"/>
-        </w:rPr>
-      </w:pPr>
-      <w:r>
-        <w:rPr>
-          <w:lang w:val="en-GB"/>
-        </w:rPr>
-        <w:t>queryBy &amp; queryAllBy class of queries:- assert if elements are not present in the DOM.</w:t>
-      </w:r>
-    </w:p>
-    <w:p>
-      <w:pPr>
-        <w:rPr>
-          <w:lang w:val="en-GB"/>
-        </w:rPr>
-      </w:pPr>
-      <w:r>
-        <w:rPr>
-          <w:lang w:val="en-GB"/>
-        </w:rPr>
-        <w:t>findBy &amp; findAllBy class of queries:- assert if elements are not present in the DOM to begin but make into DOM after some time. (happens automatically after given period of time)</w:t>
-      </w:r>
-    </w:p>
-    <w:p>
-      <w:pPr>
-        <w:rPr>
-          <w:lang w:val="en-GB"/>
-        </w:rPr>
-      </w:pPr>
+        <w:t>By</w:t>
+      </w:r>
+      <w:proofErr w:type="spellEnd"/>
+      <w:proofErr w:type="gramEnd"/>
+      <w:r>
+        <w:rPr>
+          <w:lang w:val="en-GB"/>
+        </w:rPr>
+        <w:t xml:space="preserve"> &amp; </w:t>
+      </w:r>
+      <w:proofErr w:type="spellStart"/>
+      <w:r>
+        <w:rPr>
+          <w:lang w:val="en-GB"/>
+        </w:rPr>
+        <w:t>getAllBy</w:t>
+      </w:r>
+      <w:proofErr w:type="spellEnd"/>
+      <w:r>
+        <w:rPr>
+          <w:lang w:val="en-GB"/>
+        </w:rPr>
+        <w:t xml:space="preserve"> class of queries:- assert if elements are present in the DOM.</w:t>
+      </w:r>
+    </w:p>
+    <w:p>
+      <w:pPr>
+        <w:rPr>
+          <w:lang w:val="en-GB"/>
+        </w:rPr>
+      </w:pPr>
+      <w:proofErr w:type="spellStart"/>
+      <w:proofErr w:type="gramStart"/>
+      <w:r>
+        <w:rPr>
+          <w:lang w:val="en-GB"/>
+        </w:rPr>
+        <w:t>queryBy</w:t>
+      </w:r>
+      <w:proofErr w:type="spellEnd"/>
+      <w:proofErr w:type="gramEnd"/>
+      <w:r>
+        <w:rPr>
+          <w:lang w:val="en-GB"/>
+        </w:rPr>
+        <w:t xml:space="preserve"> &amp; </w:t>
+      </w:r>
+      <w:proofErr w:type="spellStart"/>
+      <w:r>
+        <w:rPr>
+          <w:lang w:val="en-GB"/>
+        </w:rPr>
+        <w:t>queryAllBy</w:t>
+      </w:r>
+      <w:proofErr w:type="spellEnd"/>
+      <w:r>
+        <w:rPr>
+          <w:lang w:val="en-GB"/>
+        </w:rPr>
+        <w:t xml:space="preserve"> class of queries:- assert if elements are not present in the DOM.</w:t>
+      </w:r>
+    </w:p>
+    <w:p>
+      <w:pPr>
+        <w:rPr>
+          <w:lang w:val="en-GB"/>
+        </w:rPr>
+      </w:pPr>
+      <w:proofErr w:type="spellStart"/>
+      <w:proofErr w:type="gramStart"/>
+      <w:r>
+        <w:rPr>
+          <w:lang w:val="en-GB"/>
+        </w:rPr>
+        <w:t>findBy</w:t>
+      </w:r>
+      <w:proofErr w:type="spellEnd"/>
+      <w:proofErr w:type="gramEnd"/>
+      <w:r>
+        <w:rPr>
+          <w:lang w:val="en-GB"/>
+        </w:rPr>
+        <w:t xml:space="preserve"> &amp; </w:t>
+      </w:r>
+      <w:proofErr w:type="spellStart"/>
+      <w:r>
+        <w:rPr>
+          <w:lang w:val="en-GB"/>
+        </w:rPr>
+        <w:t>findAllBy</w:t>
+      </w:r>
+      <w:proofErr w:type="spellEnd"/>
+      <w:r>
+        <w:rPr>
+          <w:lang w:val="en-GB"/>
+        </w:rPr>
+        <w:t xml:space="preserve"> class of queries:- assert if elements are not present in the DOM to begin but make into DOM after some time. (</w:t>
+      </w:r>
+      <w:proofErr w:type="gramStart"/>
+      <w:r>
+        <w:rPr>
+          <w:lang w:val="en-GB"/>
+        </w:rPr>
+        <w:t>happens</w:t>
+      </w:r>
+      <w:proofErr w:type="gramEnd"/>
+      <w:r>
+        <w:rPr>
+          <w:lang w:val="en-GB"/>
+        </w:rPr>
+        <w:t xml:space="preserve"> automatically after given period of time)</w:t>
+      </w:r>
+    </w:p>
+    <w:p>
+      <w:pPr>
+        <w:rPr>
+          <w:lang w:val="en-GB"/>
+        </w:rPr>
+      </w:pPr>
+      <w:proofErr w:type="gramStart"/>
       <w:r>
         <w:rPr>
           <w:lang w:val="en-GB"/>
         </w:rPr>
         <w:lastRenderedPageBreak/>
-        <w:t>e.g. data fetched from server will be rendered only after few seconds.</w:t>
-      </w:r>
-    </w:p>
-    <w:p>
-      <w:pPr>
-        <w:rPr>
-          <w:lang w:val="en-GB"/>
-        </w:rPr>
-      </w:pPr>
-      <w:r>
-        <w:rPr>
-          <w:lang w:val="en-GB"/>
-        </w:rPr>
-        <w:t>Find By returns a promise which resolves when an element is found which matches the given array. The promise is rejected if no element is found or if more than 1 element is found after adefault timeout of 1000ms.</w:t>
+        <w:t>e.g</w:t>
+      </w:r>
+      <w:proofErr w:type="gramEnd"/>
+      <w:r>
+        <w:rPr>
+          <w:lang w:val="en-GB"/>
+        </w:rPr>
+        <w:t>. data fetched from server will be rendered only after few seconds.</w:t>
+      </w:r>
+    </w:p>
+    <w:p>
+      <w:pPr>
+        <w:rPr>
+          <w:lang w:val="en-GB"/>
+        </w:rPr>
+      </w:pPr>
+      <w:r>
+        <w:rPr>
+          <w:lang w:val="en-GB"/>
+        </w:rPr>
+        <w:t xml:space="preserve">Find By returns a promise which resolves when an element is found which matches the given array. The promise is rejected if no element is found or if more than 1 element is found after </w:t>
+      </w:r>
+      <w:proofErr w:type="spellStart"/>
+      <w:r>
+        <w:rPr>
+          <w:lang w:val="en-GB"/>
+        </w:rPr>
+        <w:t>adefault</w:t>
+      </w:r>
+      <w:proofErr w:type="spellEnd"/>
+      <w:r>
+        <w:rPr>
+          <w:lang w:val="en-GB"/>
+        </w:rPr>
+        <w:t xml:space="preserve"> timeout of 1000ms.</w:t>
       </w:r>
     </w:p>
     <w:p>
@@ -3836,6 +5979,7 @@
           <w:lang w:val="en-GB"/>
         </w:rPr>
       </w:pPr>
+      <w:proofErr w:type="spellStart"/>
       <w:r>
         <w:rPr>
           <w:b/>
@@ -3843,6 +5987,7 @@
         </w:rPr>
         <w:t>FindAllBy</w:t>
       </w:r>
+      <w:proofErr w:type="spellEnd"/>
     </w:p>
     <w:p>
       <w:pPr>
@@ -3876,11 +6021,33 @@
           <w:lang w:val="en-GB"/>
         </w:rPr>
       </w:pPr>
-      <w:r>
-        <w:rPr>
-          <w:lang w:val="en-GB"/>
-        </w:rPr>
-        <w:t>e.g. Test(“button is eventually displayed”,  async()=&gt; {</w:t>
+      <w:proofErr w:type="gramStart"/>
+      <w:r>
+        <w:rPr>
+          <w:lang w:val="en-GB"/>
+        </w:rPr>
+        <w:t>e.g</w:t>
+      </w:r>
+      <w:proofErr w:type="gramEnd"/>
+      <w:r>
+        <w:rPr>
+          <w:lang w:val="en-GB"/>
+        </w:rPr>
+        <w:t xml:space="preserve">. Test(“button is eventually displayed”,  </w:t>
+      </w:r>
+      <w:proofErr w:type="spellStart"/>
+      <w:r>
+        <w:rPr>
+          <w:lang w:val="en-GB"/>
+        </w:rPr>
+        <w:t>async</w:t>
+      </w:r>
+      <w:proofErr w:type="spellEnd"/>
+      <w:r>
+        <w:rPr>
+          <w:lang w:val="en-GB"/>
+        </w:rPr>
+        <w:t>()=&gt; {</w:t>
       </w:r>
     </w:p>
     <w:p>
@@ -3894,7 +6061,20 @@
           <w:lang w:val="en-GB"/>
         </w:rPr>
         <w:tab/>
-        <w:t>render(&lt;Skills skills= {skills}</w:t>
+      </w:r>
+      <w:proofErr w:type="gramStart"/>
+      <w:r>
+        <w:rPr>
+          <w:lang w:val="en-GB"/>
+        </w:rPr>
+        <w:t>render(</w:t>
+      </w:r>
+      <w:proofErr w:type="gramEnd"/>
+      <w:r>
+        <w:rPr>
+          <w:lang w:val="en-GB"/>
+        </w:rPr>
+        <w:t>&lt;Skills skills= {skills}</w:t>
       </w:r>
       <w:r>
         <w:rPr>
@@ -3926,7 +6106,48 @@
           <w:lang w:val="en-GB"/>
         </w:rPr>
         <w:tab/>
-        <w:t>const startLearningButton = await screen.findByRole(“button”, {name: “start learning”},     {timeout:2000});</w:t>
+      </w:r>
+      <w:proofErr w:type="gramStart"/>
+      <w:r>
+        <w:rPr>
+          <w:lang w:val="en-GB"/>
+        </w:rPr>
+        <w:t>const</w:t>
+      </w:r>
+      <w:proofErr w:type="gramEnd"/>
+      <w:r>
+        <w:rPr>
+          <w:lang w:val="en-GB"/>
+        </w:rPr>
+        <w:t xml:space="preserve"> </w:t>
+      </w:r>
+      <w:proofErr w:type="spellStart"/>
+      <w:r>
+        <w:rPr>
+          <w:lang w:val="en-GB"/>
+        </w:rPr>
+        <w:t>startLearningButton</w:t>
+      </w:r>
+      <w:proofErr w:type="spellEnd"/>
+      <w:r>
+        <w:rPr>
+          <w:lang w:val="en-GB"/>
+        </w:rPr>
+        <w:t xml:space="preserve"> = await </w:t>
+      </w:r>
+      <w:proofErr w:type="spellStart"/>
+      <w:r>
+        <w:rPr>
+          <w:lang w:val="en-GB"/>
+        </w:rPr>
+        <w:t>screen.findByRole</w:t>
+      </w:r>
+      <w:proofErr w:type="spellEnd"/>
+      <w:r>
+        <w:rPr>
+          <w:lang w:val="en-GB"/>
+        </w:rPr>
+        <w:t>(“button”, {name: “start learning”},     {timeout:2000});</w:t>
       </w:r>
     </w:p>
     <w:p>
@@ -3940,7 +6161,42 @@
           <w:lang w:val="en-GB"/>
         </w:rPr>
         <w:tab/>
-        <w:t>expect(startLearningButton).toBeInTheDocument();</w:t>
+      </w:r>
+      <w:proofErr w:type="gramStart"/>
+      <w:r>
+        <w:rPr>
+          <w:lang w:val="en-GB"/>
+        </w:rPr>
+        <w:t>expect(</w:t>
+      </w:r>
+      <w:proofErr w:type="spellStart"/>
+      <w:proofErr w:type="gramEnd"/>
+      <w:r>
+        <w:rPr>
+          <w:lang w:val="en-GB"/>
+        </w:rPr>
+        <w:t>startLearningButton</w:t>
+      </w:r>
+      <w:proofErr w:type="spellEnd"/>
+      <w:r>
+        <w:rPr>
+          <w:lang w:val="en-GB"/>
+        </w:rPr>
+        <w:t>).</w:t>
+      </w:r>
+      <w:proofErr w:type="spellStart"/>
+      <w:r>
+        <w:rPr>
+          <w:lang w:val="en-GB"/>
+        </w:rPr>
+        <w:t>toBeInTheDocument</w:t>
+      </w:r>
+      <w:proofErr w:type="spellEnd"/>
+      <w:r>
+        <w:rPr>
+          <w:lang w:val="en-GB"/>
+        </w:rPr>
+        <w:t>();</w:t>
       </w:r>
     </w:p>
     <w:p>
@@ -4001,33 +6257,125 @@
         <w:rPr>
           <w:lang w:val="en-GB"/>
         </w:rPr>
-        <w:t>Const {container} = render(&lt;MyComponent/&gt;);</w:t>
-      </w:r>
-    </w:p>
-    <w:p>
-      <w:pPr>
-        <w:rPr>
-          <w:lang w:val="en-GB"/>
-        </w:rPr>
-      </w:pPr>
-      <w:r>
-        <w:rPr>
-          <w:lang w:val="en-GB"/>
-        </w:rPr>
-        <w:t>Const foo = container.querySelector([‘data-foo’]= “bar”);</w:t>
-      </w:r>
-    </w:p>
-    <w:p>
-      <w:pPr>
-        <w:rPr>
-          <w:lang w:val="en-GB"/>
-        </w:rPr>
-      </w:pPr>
-      <w:r>
-        <w:rPr>
-          <w:lang w:val="en-GB"/>
-        </w:rPr>
-        <w:t>But this is not recommended &amp; should be used when RTL queries fails to fulfill the desired result.</w:t>
+        <w:t xml:space="preserve">Const {container} = </w:t>
+      </w:r>
+      <w:proofErr w:type="gramStart"/>
+      <w:r>
+        <w:rPr>
+          <w:lang w:val="en-GB"/>
+        </w:rPr>
+        <w:t>render(</w:t>
+      </w:r>
+      <w:proofErr w:type="gramEnd"/>
+      <w:r>
+        <w:rPr>
+          <w:lang w:val="en-GB"/>
+        </w:rPr>
+        <w:t>&lt;</w:t>
+      </w:r>
+      <w:proofErr w:type="spellStart"/>
+      <w:r>
+        <w:rPr>
+          <w:lang w:val="en-GB"/>
+        </w:rPr>
+        <w:t>MyComponent</w:t>
+      </w:r>
+      <w:proofErr w:type="spellEnd"/>
+      <w:r>
+        <w:rPr>
+          <w:lang w:val="en-GB"/>
+        </w:rPr>
+        <w:t>/&gt;);</w:t>
+      </w:r>
+    </w:p>
+    <w:p>
+      <w:pPr>
+        <w:rPr>
+          <w:lang w:val="en-GB"/>
+        </w:rPr>
+      </w:pPr>
+      <w:r>
+        <w:rPr>
+          <w:lang w:val="en-GB"/>
+        </w:rPr>
+        <w:t xml:space="preserve">Const </w:t>
+      </w:r>
+      <w:proofErr w:type="spellStart"/>
+      <w:r>
+        <w:rPr>
+          <w:lang w:val="en-GB"/>
+        </w:rPr>
+        <w:t>foo</w:t>
+      </w:r>
+      <w:proofErr w:type="spellEnd"/>
+      <w:r>
+        <w:rPr>
+          <w:lang w:val="en-GB"/>
+        </w:rPr>
+        <w:t xml:space="preserve"> = </w:t>
+      </w:r>
+      <w:proofErr w:type="spellStart"/>
+      <w:proofErr w:type="gramStart"/>
+      <w:r>
+        <w:rPr>
+          <w:lang w:val="en-GB"/>
+        </w:rPr>
+        <w:t>container.querySelector</w:t>
+      </w:r>
+      <w:proofErr w:type="spellEnd"/>
+      <w:r>
+        <w:rPr>
+          <w:lang w:val="en-GB"/>
+        </w:rPr>
+        <w:t>(</w:t>
+      </w:r>
+      <w:proofErr w:type="gramEnd"/>
+      <w:r>
+        <w:rPr>
+          <w:lang w:val="en-GB"/>
+        </w:rPr>
+        <w:t>[‘data-</w:t>
+      </w:r>
+      <w:proofErr w:type="spellStart"/>
+      <w:r>
+        <w:rPr>
+          <w:lang w:val="en-GB"/>
+        </w:rPr>
+        <w:t>foo</w:t>
+      </w:r>
+      <w:proofErr w:type="spellEnd"/>
+      <w:r>
+        <w:rPr>
+          <w:lang w:val="en-GB"/>
+        </w:rPr>
+        <w:t>’]= “bar”);</w:t>
+      </w:r>
+    </w:p>
+    <w:p>
+      <w:pPr>
+        <w:rPr>
+          <w:lang w:val="en-GB"/>
+        </w:rPr>
+      </w:pPr>
+      <w:r>
+        <w:rPr>
+          <w:lang w:val="en-GB"/>
+        </w:rPr>
+        <w:t xml:space="preserve">But this is not recommended &amp; should be used when RTL queries fails to </w:t>
+      </w:r>
+      <w:proofErr w:type="spellStart"/>
+      <w:r>
+        <w:rPr>
+          <w:lang w:val="en-GB"/>
+        </w:rPr>
+        <w:t>fulfill</w:t>
+      </w:r>
+      <w:proofErr w:type="spellEnd"/>
+      <w:r>
+        <w:rPr>
+          <w:lang w:val="en-GB"/>
+        </w:rPr>
+        <w:t xml:space="preserve"> the desired result.</w:t>
       </w:r>
     </w:p>
     <w:p>
@@ -4085,7 +6433,21 @@
         <w:rPr>
           <w:lang w:val="en-GB"/>
         </w:rPr>
-        <w:t>Example of user Interactions: Click using mouse or keyPress using a key board.</w:t>
+        <w:t xml:space="preserve">Example of user Interactions: Click using mouse or </w:t>
+      </w:r>
+      <w:proofErr w:type="spellStart"/>
+      <w:r>
+        <w:rPr>
+          <w:lang w:val="en-GB"/>
+        </w:rPr>
+        <w:t>keyPress</w:t>
+      </w:r>
+      <w:proofErr w:type="spellEnd"/>
+      <w:r>
+        <w:rPr>
+          <w:lang w:val="en-GB"/>
+        </w:rPr>
+        <w:t xml:space="preserve"> using a key board.</w:t>
       </w:r>
     </w:p>
     <w:p>
@@ -4194,7 +6556,21 @@
         <w:rPr>
           <w:lang w:val="en-GB"/>
         </w:rPr>
-        <w:t>Test(“renders a count of 1 after clicking the increment button”,  async ()=&gt;{</w:t>
+        <w:t xml:space="preserve">Test(“renders a count of 1 after clicking the increment button”,  </w:t>
+      </w:r>
+      <w:proofErr w:type="spellStart"/>
+      <w:r>
+        <w:rPr>
+          <w:lang w:val="en-GB"/>
+        </w:rPr>
+        <w:t>async</w:t>
+      </w:r>
+      <w:proofErr w:type="spellEnd"/>
+      <w:r>
+        <w:rPr>
+          <w:lang w:val="en-GB"/>
+        </w:rPr>
+        <w:t xml:space="preserve"> ()=&gt;{</w:t>
       </w:r>
       <w:r>
         <w:rPr>
@@ -4209,11 +6585,19 @@
         </w:rPr>
         <w:tab/>
       </w:r>
-      <w:r>
-        <w:rPr>
-          <w:lang w:val="en-GB"/>
-        </w:rPr>
-        <w:t>User.setup() //need to call if we are dealing with user interactions</w:t>
+      <w:proofErr w:type="spellStart"/>
+      <w:r>
+        <w:rPr>
+          <w:lang w:val="en-GB"/>
+        </w:rPr>
+        <w:t>User.setup</w:t>
+      </w:r>
+      <w:proofErr w:type="spellEnd"/>
+      <w:r>
+        <w:rPr>
+          <w:lang w:val="en-GB"/>
+        </w:rPr>
+        <w:t>() //need to call if we are dealing with user interactions</w:t>
       </w:r>
       <w:r>
         <w:rPr>
@@ -4251,7 +6635,35 @@
         <w:rPr>
           <w:lang w:val="en-GB"/>
         </w:rPr>
-        <w:t>Const incrementButton = screen.getByRole(“button”,{name: “interaction”})</w:t>
+        <w:t xml:space="preserve">Const </w:t>
+      </w:r>
+      <w:proofErr w:type="spellStart"/>
+      <w:r>
+        <w:rPr>
+          <w:lang w:val="en-GB"/>
+        </w:rPr>
+        <w:t>incrementButton</w:t>
+      </w:r>
+      <w:proofErr w:type="spellEnd"/>
+      <w:r>
+        <w:rPr>
+          <w:lang w:val="en-GB"/>
+        </w:rPr>
+        <w:t xml:space="preserve"> = </w:t>
+      </w:r>
+      <w:proofErr w:type="spellStart"/>
+      <w:r>
+        <w:rPr>
+          <w:lang w:val="en-GB"/>
+        </w:rPr>
+        <w:t>screen.getByRole</w:t>
+      </w:r>
+      <w:proofErr w:type="spellEnd"/>
+      <w:r>
+        <w:rPr>
+          <w:lang w:val="en-GB"/>
+        </w:rPr>
+        <w:t>(“button”,{name: “interaction”})</w:t>
       </w:r>
       <w:r>
         <w:rPr>
@@ -4271,7 +6683,35 @@
         <w:rPr>
           <w:lang w:val="en-GB"/>
         </w:rPr>
-        <w:t>wait user.click(incrementButton);</w:t>
+        <w:t xml:space="preserve">wait </w:t>
+      </w:r>
+      <w:proofErr w:type="spellStart"/>
+      <w:r>
+        <w:rPr>
+          <w:lang w:val="en-GB"/>
+        </w:rPr>
+        <w:t>user.click</w:t>
+      </w:r>
+      <w:proofErr w:type="spellEnd"/>
+      <w:r>
+        <w:rPr>
+          <w:lang w:val="en-GB"/>
+        </w:rPr>
+        <w:t>(</w:t>
+      </w:r>
+      <w:proofErr w:type="spellStart"/>
+      <w:r>
+        <w:rPr>
+          <w:lang w:val="en-GB"/>
+        </w:rPr>
+        <w:t>incrementButton</w:t>
+      </w:r>
+      <w:proofErr w:type="spellEnd"/>
+      <w:r>
+        <w:rPr>
+          <w:lang w:val="en-GB"/>
+        </w:rPr>
+        <w:t>);</w:t>
       </w:r>
       <w:r>
         <w:rPr>
@@ -4291,7 +6731,35 @@
         <w:rPr>
           <w:lang w:val="en-GB"/>
         </w:rPr>
-        <w:t>onst countElement = screen.getByRole(“heading”);</w:t>
+        <w:t xml:space="preserve">onst </w:t>
+      </w:r>
+      <w:proofErr w:type="spellStart"/>
+      <w:r>
+        <w:rPr>
+          <w:lang w:val="en-GB"/>
+        </w:rPr>
+        <w:t>countElement</w:t>
+      </w:r>
+      <w:proofErr w:type="spellEnd"/>
+      <w:r>
+        <w:rPr>
+          <w:lang w:val="en-GB"/>
+        </w:rPr>
+        <w:t xml:space="preserve"> = </w:t>
+      </w:r>
+      <w:proofErr w:type="spellStart"/>
+      <w:r>
+        <w:rPr>
+          <w:lang w:val="en-GB"/>
+        </w:rPr>
+        <w:t>screen.getByRole</w:t>
+      </w:r>
+      <w:proofErr w:type="spellEnd"/>
+      <w:r>
+        <w:rPr>
+          <w:lang w:val="en-GB"/>
+        </w:rPr>
+        <w:t>(“heading”);</w:t>
       </w:r>
       <w:r>
         <w:rPr>
@@ -4311,7 +6779,35 @@
         <w:rPr>
           <w:lang w:val="en-GB"/>
         </w:rPr>
-        <w:t>xpect(countElement).toHaveTextContent(“1”);</w:t>
+        <w:t>xpect(</w:t>
+      </w:r>
+      <w:proofErr w:type="spellStart"/>
+      <w:r>
+        <w:rPr>
+          <w:lang w:val="en-GB"/>
+        </w:rPr>
+        <w:t>countElement</w:t>
+      </w:r>
+      <w:proofErr w:type="spellEnd"/>
+      <w:r>
+        <w:rPr>
+          <w:lang w:val="en-GB"/>
+        </w:rPr>
+        <w:t>).</w:t>
+      </w:r>
+      <w:proofErr w:type="spellStart"/>
+      <w:r>
+        <w:rPr>
+          <w:lang w:val="en-GB"/>
+        </w:rPr>
+        <w:t>toHaveTextContent</w:t>
+      </w:r>
+      <w:proofErr w:type="spellEnd"/>
+      <w:r>
+        <w:rPr>
+          <w:lang w:val="en-GB"/>
+        </w:rPr>
+        <w:t>(“1”);</w:t>
       </w:r>
       <w:r>
         <w:rPr>
@@ -4369,11 +6865,19 @@
           <w:lang w:val="en-GB"/>
         </w:rPr>
       </w:pPr>
-      <w:r>
-        <w:rPr>
-          <w:lang w:val="en-GB"/>
-        </w:rPr>
-        <w:t>dblClick()</w:t>
+      <w:proofErr w:type="spellStart"/>
+      <w:r>
+        <w:rPr>
+          <w:lang w:val="en-GB"/>
+        </w:rPr>
+        <w:t>dblClick</w:t>
+      </w:r>
+      <w:proofErr w:type="spellEnd"/>
+      <w:r>
+        <w:rPr>
+          <w:lang w:val="en-GB"/>
+        </w:rPr>
+        <w:t>()</w:t>
       </w:r>
     </w:p>
     <w:p>
@@ -4387,11 +6891,19 @@
           <w:lang w:val="en-GB"/>
         </w:rPr>
       </w:pPr>
-      <w:r>
-        <w:rPr>
-          <w:lang w:val="en-GB"/>
-        </w:rPr>
-        <w:t>tripleClick()</w:t>
+      <w:proofErr w:type="spellStart"/>
+      <w:r>
+        <w:rPr>
+          <w:lang w:val="en-GB"/>
+        </w:rPr>
+        <w:t>tripleClick</w:t>
+      </w:r>
+      <w:proofErr w:type="spellEnd"/>
+      <w:r>
+        <w:rPr>
+          <w:lang w:val="en-GB"/>
+        </w:rPr>
+        <w:t>()</w:t>
       </w:r>
     </w:p>
     <w:p>
@@ -4423,11 +6935,19 @@
           <w:lang w:val="en-GB"/>
         </w:rPr>
       </w:pPr>
-      <w:r>
-        <w:rPr>
-          <w:lang w:val="en-GB"/>
-        </w:rPr>
-        <w:t>unhover()</w:t>
+      <w:proofErr w:type="spellStart"/>
+      <w:r>
+        <w:rPr>
+          <w:lang w:val="en-GB"/>
+        </w:rPr>
+        <w:t>unhover</w:t>
+      </w:r>
+      <w:proofErr w:type="spellEnd"/>
+      <w:r>
+        <w:rPr>
+          <w:lang w:val="en-GB"/>
+        </w:rPr>
+        <w:t>()</w:t>
       </w:r>
     </w:p>
     <w:p>
@@ -4438,25 +6958,56 @@
           <w:lang w:val="en-GB"/>
         </w:rPr>
       </w:pPr>
+      <w:proofErr w:type="spellStart"/>
       <w:r>
         <w:rPr>
           <w:b/>
           <w:lang w:val="en-GB"/>
         </w:rPr>
-        <w:t>KeyBoard Interactions</w:t>
-      </w:r>
-    </w:p>
-    <w:p>
-      <w:pPr>
-        <w:rPr>
-          <w:lang w:val="en-GB"/>
-        </w:rPr>
-      </w:pPr>
-      <w:r>
-        <w:rPr>
-          <w:lang w:val="en-GB"/>
-        </w:rPr>
-        <w:t>Test(“renders a count of 10 after clicking set button”, async () =&gt; {</w:t>
+        <w:t>KeyBoard</w:t>
+      </w:r>
+      <w:proofErr w:type="spellEnd"/>
+      <w:r>
+        <w:rPr>
+          <w:b/>
+          <w:lang w:val="en-GB"/>
+        </w:rPr>
+        <w:t xml:space="preserve"> Interactions</w:t>
+      </w:r>
+    </w:p>
+    <w:p>
+      <w:pPr>
+        <w:rPr>
+          <w:lang w:val="en-GB"/>
+        </w:rPr>
+      </w:pPr>
+      <w:proofErr w:type="gramStart"/>
+      <w:r>
+        <w:rPr>
+          <w:lang w:val="en-GB"/>
+        </w:rPr>
+        <w:t>Test(</w:t>
+      </w:r>
+      <w:proofErr w:type="gramEnd"/>
+      <w:r>
+        <w:rPr>
+          <w:lang w:val="en-GB"/>
+        </w:rPr>
+        <w:t xml:space="preserve">“renders a count of 10 after clicking set button”, </w:t>
+      </w:r>
+      <w:proofErr w:type="spellStart"/>
+      <w:r>
+        <w:rPr>
+          <w:lang w:val="en-GB"/>
+        </w:rPr>
+        <w:t>async</w:t>
+      </w:r>
+      <w:proofErr w:type="spellEnd"/>
+      <w:r>
+        <w:rPr>
+          <w:lang w:val="en-GB"/>
+        </w:rPr>
+        <w:t xml:space="preserve"> () =&gt; {</w:t>
       </w:r>
     </w:p>
     <w:p>
@@ -4470,7 +7021,20 @@
           <w:lang w:val="en-GB"/>
         </w:rPr>
         <w:tab/>
-        <w:t>User.setup();</w:t>
+      </w:r>
+      <w:proofErr w:type="spellStart"/>
+      <w:r>
+        <w:rPr>
+          <w:lang w:val="en-GB"/>
+        </w:rPr>
+        <w:t>User.setup</w:t>
+      </w:r>
+      <w:proofErr w:type="spellEnd"/>
+      <w:r>
+        <w:rPr>
+          <w:lang w:val="en-GB"/>
+        </w:rPr>
+        <w:t>();</w:t>
       </w:r>
       <w:r>
         <w:rPr>
@@ -4496,7 +7060,49 @@
           <w:lang w:val="en-GB"/>
         </w:rPr>
         <w:tab/>
-        <w:t>const amountInput = screen.getByRole(“spinButton”);</w:t>
+        <w:t xml:space="preserve">const </w:t>
+      </w:r>
+      <w:proofErr w:type="spellStart"/>
+      <w:r>
+        <w:rPr>
+          <w:lang w:val="en-GB"/>
+        </w:rPr>
+        <w:t>amountInput</w:t>
+      </w:r>
+      <w:proofErr w:type="spellEnd"/>
+      <w:r>
+        <w:rPr>
+          <w:lang w:val="en-GB"/>
+        </w:rPr>
+        <w:t xml:space="preserve"> = </w:t>
+      </w:r>
+      <w:proofErr w:type="spellStart"/>
+      <w:r>
+        <w:rPr>
+          <w:lang w:val="en-GB"/>
+        </w:rPr>
+        <w:t>screen.getByRole</w:t>
+      </w:r>
+      <w:proofErr w:type="spellEnd"/>
+      <w:r>
+        <w:rPr>
+          <w:lang w:val="en-GB"/>
+        </w:rPr>
+        <w:t>(“</w:t>
+      </w:r>
+      <w:proofErr w:type="spellStart"/>
+      <w:r>
+        <w:rPr>
+          <w:lang w:val="en-GB"/>
+        </w:rPr>
+        <w:t>spinButton</w:t>
+      </w:r>
+      <w:proofErr w:type="spellEnd"/>
+      <w:r>
+        <w:rPr>
+          <w:lang w:val="en-GB"/>
+        </w:rPr>
+        <w:t>”);</w:t>
       </w:r>
       <w:r>
         <w:rPr>
@@ -4509,7 +7115,35 @@
           <w:lang w:val="en-GB"/>
         </w:rPr>
         <w:tab/>
-        <w:t>await user.type(amountInput, “10”);</w:t>
+        <w:t xml:space="preserve">await </w:t>
+      </w:r>
+      <w:proofErr w:type="spellStart"/>
+      <w:r>
+        <w:rPr>
+          <w:lang w:val="en-GB"/>
+        </w:rPr>
+        <w:t>user.type</w:t>
+      </w:r>
+      <w:proofErr w:type="spellEnd"/>
+      <w:r>
+        <w:rPr>
+          <w:lang w:val="en-GB"/>
+        </w:rPr>
+        <w:t>(</w:t>
+      </w:r>
+      <w:proofErr w:type="spellStart"/>
+      <w:r>
+        <w:rPr>
+          <w:lang w:val="en-GB"/>
+        </w:rPr>
+        <w:t>amountInput</w:t>
+      </w:r>
+      <w:proofErr w:type="spellEnd"/>
+      <w:r>
+        <w:rPr>
+          <w:lang w:val="en-GB"/>
+        </w:rPr>
+        <w:t>, “10”);</w:t>
       </w:r>
       <w:r>
         <w:rPr>
@@ -4523,7 +7157,35 @@
           <w:lang w:val="en-GB"/>
         </w:rPr>
         <w:tab/>
-        <w:t>expect(amountInput).toHaveValue(10);</w:t>
+        <w:t>expect(</w:t>
+      </w:r>
+      <w:proofErr w:type="spellStart"/>
+      <w:r>
+        <w:rPr>
+          <w:lang w:val="en-GB"/>
+        </w:rPr>
+        <w:t>amountInput</w:t>
+      </w:r>
+      <w:proofErr w:type="spellEnd"/>
+      <w:r>
+        <w:rPr>
+          <w:lang w:val="en-GB"/>
+        </w:rPr>
+        <w:t>).</w:t>
+      </w:r>
+      <w:proofErr w:type="spellStart"/>
+      <w:r>
+        <w:rPr>
+          <w:lang w:val="en-GB"/>
+        </w:rPr>
+        <w:t>toHaveValue</w:t>
+      </w:r>
+      <w:proofErr w:type="spellEnd"/>
+      <w:r>
+        <w:rPr>
+          <w:lang w:val="en-GB"/>
+        </w:rPr>
+        <w:t>(10);</w:t>
       </w:r>
       <w:r>
         <w:rPr>
@@ -4536,7 +7198,35 @@
           <w:lang w:val="en-GB"/>
         </w:rPr>
         <w:tab/>
-        <w:t>const setButton = screen.getByRole(“button”,{name: “set”});</w:t>
+        <w:t xml:space="preserve">const </w:t>
+      </w:r>
+      <w:proofErr w:type="spellStart"/>
+      <w:r>
+        <w:rPr>
+          <w:lang w:val="en-GB"/>
+        </w:rPr>
+        <w:t>setButton</w:t>
+      </w:r>
+      <w:proofErr w:type="spellEnd"/>
+      <w:r>
+        <w:rPr>
+          <w:lang w:val="en-GB"/>
+        </w:rPr>
+        <w:t xml:space="preserve"> = </w:t>
+      </w:r>
+      <w:proofErr w:type="spellStart"/>
+      <w:r>
+        <w:rPr>
+          <w:lang w:val="en-GB"/>
+        </w:rPr>
+        <w:t>screen.getByRole</w:t>
+      </w:r>
+      <w:proofErr w:type="spellEnd"/>
+      <w:r>
+        <w:rPr>
+          <w:lang w:val="en-GB"/>
+        </w:rPr>
+        <w:t>(“button”,{name: “set”});</w:t>
       </w:r>
       <w:r>
         <w:rPr>
@@ -4549,7 +7239,35 @@
           <w:lang w:val="en-GB"/>
         </w:rPr>
         <w:tab/>
-        <w:t>await user.click(setButton);</w:t>
+        <w:t xml:space="preserve">await </w:t>
+      </w:r>
+      <w:proofErr w:type="spellStart"/>
+      <w:r>
+        <w:rPr>
+          <w:lang w:val="en-GB"/>
+        </w:rPr>
+        <w:t>user.click</w:t>
+      </w:r>
+      <w:proofErr w:type="spellEnd"/>
+      <w:r>
+        <w:rPr>
+          <w:lang w:val="en-GB"/>
+        </w:rPr>
+        <w:t>(</w:t>
+      </w:r>
+      <w:proofErr w:type="spellStart"/>
+      <w:r>
+        <w:rPr>
+          <w:lang w:val="en-GB"/>
+        </w:rPr>
+        <w:t>setButton</w:t>
+      </w:r>
+      <w:proofErr w:type="spellEnd"/>
+      <w:r>
+        <w:rPr>
+          <w:lang w:val="en-GB"/>
+        </w:rPr>
+        <w:t>);</w:t>
       </w:r>
       <w:r>
         <w:rPr>
@@ -4562,7 +7280,35 @@
           <w:lang w:val="en-GB"/>
         </w:rPr>
         <w:tab/>
-        <w:t>const countElement = screen.getByRole(“heading”);</w:t>
+        <w:t xml:space="preserve">const </w:t>
+      </w:r>
+      <w:proofErr w:type="spellStart"/>
+      <w:r>
+        <w:rPr>
+          <w:lang w:val="en-GB"/>
+        </w:rPr>
+        <w:t>countElement</w:t>
+      </w:r>
+      <w:proofErr w:type="spellEnd"/>
+      <w:r>
+        <w:rPr>
+          <w:lang w:val="en-GB"/>
+        </w:rPr>
+        <w:t xml:space="preserve"> = </w:t>
+      </w:r>
+      <w:proofErr w:type="spellStart"/>
+      <w:r>
+        <w:rPr>
+          <w:lang w:val="en-GB"/>
+        </w:rPr>
+        <w:t>screen.getByRole</w:t>
+      </w:r>
+      <w:proofErr w:type="spellEnd"/>
+      <w:r>
+        <w:rPr>
+          <w:lang w:val="en-GB"/>
+        </w:rPr>
+        <w:t>(“heading”);</w:t>
       </w:r>
       <w:r>
         <w:rPr>
@@ -4575,7 +7321,35 @@
           <w:lang w:val="en-GB"/>
         </w:rPr>
         <w:tab/>
-        <w:t>expect(countElement).toHaveTextContent(“10”);</w:t>
+        <w:t>expect(</w:t>
+      </w:r>
+      <w:proofErr w:type="spellStart"/>
+      <w:r>
+        <w:rPr>
+          <w:lang w:val="en-GB"/>
+        </w:rPr>
+        <w:t>countElement</w:t>
+      </w:r>
+      <w:proofErr w:type="spellEnd"/>
+      <w:r>
+        <w:rPr>
+          <w:lang w:val="en-GB"/>
+        </w:rPr>
+        <w:t>).</w:t>
+      </w:r>
+      <w:proofErr w:type="spellStart"/>
+      <w:r>
+        <w:rPr>
+          <w:lang w:val="en-GB"/>
+        </w:rPr>
+        <w:t>toHaveTextContent</w:t>
+      </w:r>
+      <w:proofErr w:type="spellEnd"/>
+      <w:r>
+        <w:rPr>
+          <w:lang w:val="en-GB"/>
+        </w:rPr>
+        <w:t>(“10”);</w:t>
       </w:r>
     </w:p>
     <w:p>
@@ -4630,11 +7404,19 @@
           <w:lang w:val="en-GB"/>
         </w:rPr>
       </w:pPr>
-      <w:r>
-        <w:rPr>
-          <w:lang w:val="en-GB"/>
-        </w:rPr>
-        <w:t>User.type()</w:t>
+      <w:proofErr w:type="spellStart"/>
+      <w:r>
+        <w:rPr>
+          <w:lang w:val="en-GB"/>
+        </w:rPr>
+        <w:t>User.type</w:t>
+      </w:r>
+      <w:proofErr w:type="spellEnd"/>
+      <w:r>
+        <w:rPr>
+          <w:lang w:val="en-GB"/>
+        </w:rPr>
+        <w:t>()</w:t>
       </w:r>
     </w:p>
     <w:p>
@@ -4666,11 +7448,19 @@
           <w:lang w:val="en-GB"/>
         </w:rPr>
       </w:pPr>
-      <w:r>
-        <w:rPr>
-          <w:lang w:val="en-GB"/>
-        </w:rPr>
-        <w:t>User.clear()</w:t>
+      <w:proofErr w:type="spellStart"/>
+      <w:r>
+        <w:rPr>
+          <w:lang w:val="en-GB"/>
+        </w:rPr>
+        <w:t>User.clear</w:t>
+      </w:r>
+      <w:proofErr w:type="spellEnd"/>
+      <w:r>
+        <w:rPr>
+          <w:lang w:val="en-GB"/>
+        </w:rPr>
+        <w:t>()</w:t>
       </w:r>
     </w:p>
     <w:p>
@@ -4684,11 +7474,19 @@
           <w:lang w:val="en-GB"/>
         </w:rPr>
       </w:pPr>
-      <w:r>
-        <w:rPr>
-          <w:lang w:val="en-GB"/>
-        </w:rPr>
-        <w:t>User.selectOptions()</w:t>
+      <w:proofErr w:type="spellStart"/>
+      <w:r>
+        <w:rPr>
+          <w:lang w:val="en-GB"/>
+        </w:rPr>
+        <w:t>User.selectOptions</w:t>
+      </w:r>
+      <w:proofErr w:type="spellEnd"/>
+      <w:r>
+        <w:rPr>
+          <w:lang w:val="en-GB"/>
+        </w:rPr>
+        <w:t>()</w:t>
       </w:r>
     </w:p>
     <w:p>
@@ -4702,11 +7500,19 @@
           <w:lang w:val="en-GB"/>
         </w:rPr>
       </w:pPr>
-      <w:r>
-        <w:rPr>
-          <w:lang w:val="en-GB"/>
-        </w:rPr>
-        <w:t>User.deselectOptions()</w:t>
+      <w:proofErr w:type="spellStart"/>
+      <w:r>
+        <w:rPr>
+          <w:lang w:val="en-GB"/>
+        </w:rPr>
+        <w:t>User.deselectOptions</w:t>
+      </w:r>
+      <w:proofErr w:type="spellEnd"/>
+      <w:r>
+        <w:rPr>
+          <w:lang w:val="en-GB"/>
+        </w:rPr>
+        <w:t>()</w:t>
       </w:r>
     </w:p>
     <w:p>
@@ -4720,11 +7526,19 @@
           <w:lang w:val="en-GB"/>
         </w:rPr>
       </w:pPr>
-      <w:r>
-        <w:rPr>
-          <w:lang w:val="en-GB"/>
-        </w:rPr>
-        <w:t>User.upload()</w:t>
+      <w:proofErr w:type="spellStart"/>
+      <w:r>
+        <w:rPr>
+          <w:lang w:val="en-GB"/>
+        </w:rPr>
+        <w:t>User.upload</w:t>
+      </w:r>
+      <w:proofErr w:type="spellEnd"/>
+      <w:r>
+        <w:rPr>
+          <w:lang w:val="en-GB"/>
+        </w:rPr>
+        <w:t>()</w:t>
       </w:r>
     </w:p>
     <w:p>
@@ -4738,11 +7552,19 @@
           <w:lang w:val="en-GB"/>
         </w:rPr>
       </w:pPr>
-      <w:r>
-        <w:rPr>
-          <w:lang w:val="en-GB"/>
-        </w:rPr>
-        <w:t>User.copy()</w:t>
+      <w:proofErr w:type="spellStart"/>
+      <w:r>
+        <w:rPr>
+          <w:lang w:val="en-GB"/>
+        </w:rPr>
+        <w:t>User.copy</w:t>
+      </w:r>
+      <w:proofErr w:type="spellEnd"/>
+      <w:r>
+        <w:rPr>
+          <w:lang w:val="en-GB"/>
+        </w:rPr>
+        <w:t>()</w:t>
       </w:r>
     </w:p>
     <w:p>
@@ -4756,11 +7578,19 @@
           <w:lang w:val="en-GB"/>
         </w:rPr>
       </w:pPr>
-      <w:r>
-        <w:rPr>
-          <w:lang w:val="en-GB"/>
-        </w:rPr>
-        <w:t>User.cut()</w:t>
+      <w:proofErr w:type="spellStart"/>
+      <w:r>
+        <w:rPr>
+          <w:lang w:val="en-GB"/>
+        </w:rPr>
+        <w:t>User.cut</w:t>
+      </w:r>
+      <w:proofErr w:type="spellEnd"/>
+      <w:r>
+        <w:rPr>
+          <w:lang w:val="en-GB"/>
+        </w:rPr>
+        <w:t>()</w:t>
       </w:r>
     </w:p>
     <w:p>
@@ -4774,11 +7604,19 @@
           <w:lang w:val="en-GB"/>
         </w:rPr>
       </w:pPr>
-      <w:r>
-        <w:rPr>
-          <w:lang w:val="en-GB"/>
-        </w:rPr>
-        <w:t>User.paste()</w:t>
+      <w:proofErr w:type="spellStart"/>
+      <w:r>
+        <w:rPr>
+          <w:lang w:val="en-GB"/>
+        </w:rPr>
+        <w:t>User.paste</w:t>
+      </w:r>
+      <w:proofErr w:type="spellEnd"/>
+      <w:r>
+        <w:rPr>
+          <w:lang w:val="en-GB"/>
+        </w:rPr>
+        <w:t>()</w:t>
       </w:r>
     </w:p>
     <w:p>
@@ -4807,34 +7645,104 @@
         <w:rPr>
           <w:lang w:val="en-GB"/>
         </w:rPr>
-        <w:t>RTL provides “renderHook” function to test custom Hooks.</w:t>
-      </w:r>
-    </w:p>
-    <w:p>
-      <w:pPr>
-        <w:rPr>
-          <w:lang w:val="en-GB"/>
-        </w:rPr>
-      </w:pPr>
-      <w:r>
-        <w:rPr>
-          <w:lang w:val="en-GB"/>
-        </w:rPr>
-        <w:t>Import {renderHook} from “@testing-library/react”;</w:t>
+        <w:t>RTL provides “</w:t>
+      </w:r>
+      <w:proofErr w:type="spellStart"/>
+      <w:r>
+        <w:rPr>
+          <w:lang w:val="en-GB"/>
+        </w:rPr>
+        <w:t>renderHook</w:t>
+      </w:r>
+      <w:proofErr w:type="spellEnd"/>
+      <w:r>
+        <w:rPr>
+          <w:lang w:val="en-GB"/>
+        </w:rPr>
+        <w:t>” function to test custom Hooks.</w:t>
+      </w:r>
+    </w:p>
+    <w:p>
+      <w:pPr>
+        <w:rPr>
+          <w:lang w:val="en-GB"/>
+        </w:rPr>
+      </w:pPr>
+      <w:r>
+        <w:rPr>
+          <w:lang w:val="en-GB"/>
+        </w:rPr>
+        <w:t>Import {</w:t>
+      </w:r>
+      <w:proofErr w:type="spellStart"/>
+      <w:r>
+        <w:rPr>
+          <w:lang w:val="en-GB"/>
+        </w:rPr>
+        <w:t>renderHook</w:t>
+      </w:r>
+      <w:proofErr w:type="spellEnd"/>
+      <w:r>
+        <w:rPr>
+          <w:lang w:val="en-GB"/>
+        </w:rPr>
+        <w:t>} from “@testing-library/react”;</w:t>
       </w:r>
       <w:r>
         <w:rPr>
           <w:lang w:val="en-GB"/>
         </w:rPr>
         <w:br/>
-        <w:t>import {useCounter} from “./useCounter”;</w:t>
+        <w:t>import {</w:t>
+      </w:r>
+      <w:proofErr w:type="spellStart"/>
+      <w:r>
+        <w:rPr>
+          <w:lang w:val="en-GB"/>
+        </w:rPr>
+        <w:t>useCounter</w:t>
+      </w:r>
+      <w:proofErr w:type="spellEnd"/>
+      <w:r>
+        <w:rPr>
+          <w:lang w:val="en-GB"/>
+        </w:rPr>
+        <w:t>} from “./</w:t>
+      </w:r>
+      <w:proofErr w:type="spellStart"/>
+      <w:r>
+        <w:rPr>
+          <w:lang w:val="en-GB"/>
+        </w:rPr>
+        <w:t>useCounter</w:t>
+      </w:r>
+      <w:proofErr w:type="spellEnd"/>
+      <w:r>
+        <w:rPr>
+          <w:lang w:val="en-GB"/>
+        </w:rPr>
+        <w:t>”;</w:t>
       </w:r>
       <w:r>
         <w:rPr>
           <w:lang w:val="en-GB"/>
         </w:rPr>
         <w:br/>
-        <w:t>describe(“useCounter”, () =&gt; {</w:t>
+        <w:t>describe(“</w:t>
+      </w:r>
+      <w:proofErr w:type="spellStart"/>
+      <w:r>
+        <w:rPr>
+          <w:lang w:val="en-GB"/>
+        </w:rPr>
+        <w:t>useCounter</w:t>
+      </w:r>
+      <w:proofErr w:type="spellEnd"/>
+      <w:r>
+        <w:rPr>
+          <w:lang w:val="en-GB"/>
+        </w:rPr>
+        <w:t>”, () =&gt; {</w:t>
       </w:r>
       <w:r>
         <w:rPr>
@@ -4868,7 +7776,35 @@
           <w:lang w:val="en-GB"/>
         </w:rPr>
         <w:tab/>
-        <w:t>const {result} = renderHook(useCounter);</w:t>
+        <w:t xml:space="preserve">const {result} = </w:t>
+      </w:r>
+      <w:proofErr w:type="spellStart"/>
+      <w:r>
+        <w:rPr>
+          <w:lang w:val="en-GB"/>
+        </w:rPr>
+        <w:t>renderHook</w:t>
+      </w:r>
+      <w:proofErr w:type="spellEnd"/>
+      <w:r>
+        <w:rPr>
+          <w:lang w:val="en-GB"/>
+        </w:rPr>
+        <w:t>(</w:t>
+      </w:r>
+      <w:proofErr w:type="spellStart"/>
+      <w:r>
+        <w:rPr>
+          <w:lang w:val="en-GB"/>
+        </w:rPr>
+        <w:t>useCounter</w:t>
+      </w:r>
+      <w:proofErr w:type="spellEnd"/>
+      <w:r>
+        <w:rPr>
+          <w:lang w:val="en-GB"/>
+        </w:rPr>
+        <w:t>);</w:t>
       </w:r>
       <w:r>
         <w:rPr>
@@ -4888,7 +7824,35 @@
           <w:lang w:val="en-GB"/>
         </w:rPr>
         <w:tab/>
-        <w:t>expect(result.current.count).toBe(0);</w:t>
+        <w:t>expect(</w:t>
+      </w:r>
+      <w:proofErr w:type="spellStart"/>
+      <w:r>
+        <w:rPr>
+          <w:lang w:val="en-GB"/>
+        </w:rPr>
+        <w:t>result.current.count</w:t>
+      </w:r>
+      <w:proofErr w:type="spellEnd"/>
+      <w:r>
+        <w:rPr>
+          <w:lang w:val="en-GB"/>
+        </w:rPr>
+        <w:t>).</w:t>
+      </w:r>
+      <w:proofErr w:type="spellStart"/>
+      <w:r>
+        <w:rPr>
+          <w:lang w:val="en-GB"/>
+        </w:rPr>
+        <w:t>toBe</w:t>
+      </w:r>
+      <w:proofErr w:type="spellEnd"/>
+      <w:r>
+        <w:rPr>
+          <w:lang w:val="en-GB"/>
+        </w:rPr>
+        <w:t>(0);</w:t>
       </w:r>
       <w:r>
         <w:rPr>
@@ -4942,7 +7906,35 @@
           <w:lang w:val="en-GB"/>
         </w:rPr>
         <w:tab/>
-        <w:t>const {result} = renderHook(useCounter, () =&gt; {</w:t>
+        <w:t xml:space="preserve">const {result} = </w:t>
+      </w:r>
+      <w:proofErr w:type="spellStart"/>
+      <w:r>
+        <w:rPr>
+          <w:lang w:val="en-GB"/>
+        </w:rPr>
+        <w:t>renderHook</w:t>
+      </w:r>
+      <w:proofErr w:type="spellEnd"/>
+      <w:r>
+        <w:rPr>
+          <w:lang w:val="en-GB"/>
+        </w:rPr>
+        <w:t>(</w:t>
+      </w:r>
+      <w:proofErr w:type="spellStart"/>
+      <w:r>
+        <w:rPr>
+          <w:lang w:val="en-GB"/>
+        </w:rPr>
+        <w:t>useCounter</w:t>
+      </w:r>
+      <w:proofErr w:type="spellEnd"/>
+      <w:r>
+        <w:rPr>
+          <w:lang w:val="en-GB"/>
+        </w:rPr>
+        <w:t>, () =&gt; {</w:t>
       </w:r>
       <w:r>
         <w:rPr>
@@ -4968,7 +7960,20 @@
           <w:lang w:val="en-GB"/>
         </w:rPr>
         <w:tab/>
-        <w:t>initialProps: {initialCount:10}</w:t>
+      </w:r>
+      <w:proofErr w:type="spellStart"/>
+      <w:r>
+        <w:rPr>
+          <w:lang w:val="en-GB"/>
+        </w:rPr>
+        <w:t>initialProps</w:t>
+      </w:r>
+      <w:proofErr w:type="spellEnd"/>
+      <w:r>
+        <w:rPr>
+          <w:lang w:val="en-GB"/>
+        </w:rPr>
+        <w:t>: {initialCount:10}</w:t>
       </w:r>
       <w:r>
         <w:rPr>
@@ -5002,7 +8007,35 @@
           <w:lang w:val="en-GB"/>
         </w:rPr>
         <w:tab/>
-        <w:t>expect(result.current.count).toBe(10);</w:t>
+        <w:t>expect(</w:t>
+      </w:r>
+      <w:proofErr w:type="spellStart"/>
+      <w:r>
+        <w:rPr>
+          <w:lang w:val="en-GB"/>
+        </w:rPr>
+        <w:t>result.current.count</w:t>
+      </w:r>
+      <w:proofErr w:type="spellEnd"/>
+      <w:r>
+        <w:rPr>
+          <w:lang w:val="en-GB"/>
+        </w:rPr>
+        <w:t>).</w:t>
+      </w:r>
+      <w:proofErr w:type="spellStart"/>
+      <w:r>
+        <w:rPr>
+          <w:lang w:val="en-GB"/>
+        </w:rPr>
+        <w:t>toBe</w:t>
+      </w:r>
+      <w:proofErr w:type="spellEnd"/>
+      <w:r>
+        <w:rPr>
+          <w:lang w:val="en-GB"/>
+        </w:rPr>
+        <w:t>(10);</w:t>
       </w:r>
       <w:r>
         <w:rPr>
@@ -5100,7 +8133,21 @@
         <w:rPr>
           <w:lang w:val="en-GB"/>
         </w:rPr>
-        <w:t>Test(“handlers are called”, async () =&gt; {</w:t>
+        <w:t xml:space="preserve">Test(“handlers are called”, </w:t>
+      </w:r>
+      <w:proofErr w:type="spellStart"/>
+      <w:r>
+        <w:rPr>
+          <w:lang w:val="en-GB"/>
+        </w:rPr>
+        <w:t>async</w:t>
+      </w:r>
+      <w:proofErr w:type="spellEnd"/>
+      <w:r>
+        <w:rPr>
+          <w:lang w:val="en-GB"/>
+        </w:rPr>
+        <w:t xml:space="preserve"> () =&gt; {</w:t>
       </w:r>
       <w:r>
         <w:rPr>
@@ -5114,7 +8161,20 @@
           <w:lang w:val="en-GB"/>
         </w:rPr>
         <w:tab/>
-        <w:t>user.setup();</w:t>
+      </w:r>
+      <w:proofErr w:type="spellStart"/>
+      <w:r>
+        <w:rPr>
+          <w:lang w:val="en-GB"/>
+        </w:rPr>
+        <w:t>user.setup</w:t>
+      </w:r>
+      <w:proofErr w:type="spellEnd"/>
+      <w:r>
+        <w:rPr>
+          <w:lang w:val="en-GB"/>
+        </w:rPr>
+        <w:t>();</w:t>
       </w:r>
       <w:r>
         <w:rPr>
@@ -5128,7 +8188,35 @@
           <w:lang w:val="en-GB"/>
         </w:rPr>
         <w:tab/>
-        <w:t>const incrementalHandler = jest.fn();</w:t>
+        <w:t xml:space="preserve">const </w:t>
+      </w:r>
+      <w:proofErr w:type="spellStart"/>
+      <w:r>
+        <w:rPr>
+          <w:lang w:val="en-GB"/>
+        </w:rPr>
+        <w:t>incrementalHandler</w:t>
+      </w:r>
+      <w:proofErr w:type="spellEnd"/>
+      <w:r>
+        <w:rPr>
+          <w:lang w:val="en-GB"/>
+        </w:rPr>
+        <w:t xml:space="preserve"> = </w:t>
+      </w:r>
+      <w:proofErr w:type="spellStart"/>
+      <w:r>
+        <w:rPr>
+          <w:lang w:val="en-GB"/>
+        </w:rPr>
+        <w:t>jest.fn</w:t>
+      </w:r>
+      <w:proofErr w:type="spellEnd"/>
+      <w:r>
+        <w:rPr>
+          <w:lang w:val="en-GB"/>
+        </w:rPr>
+        <w:t>();</w:t>
       </w:r>
       <w:r>
         <w:rPr>
@@ -5142,7 +8230,35 @@
           <w:lang w:val="en-GB"/>
         </w:rPr>
         <w:tab/>
-        <w:t>const decrementHandler = jest.fn();</w:t>
+        <w:t xml:space="preserve">const </w:t>
+      </w:r>
+      <w:proofErr w:type="spellStart"/>
+      <w:r>
+        <w:rPr>
+          <w:lang w:val="en-GB"/>
+        </w:rPr>
+        <w:t>decrementHandler</w:t>
+      </w:r>
+      <w:proofErr w:type="spellEnd"/>
+      <w:r>
+        <w:rPr>
+          <w:lang w:val="en-GB"/>
+        </w:rPr>
+        <w:t xml:space="preserve"> = </w:t>
+      </w:r>
+      <w:proofErr w:type="spellStart"/>
+      <w:r>
+        <w:rPr>
+          <w:lang w:val="en-GB"/>
+        </w:rPr>
+        <w:t>jest.fn</w:t>
+      </w:r>
+      <w:proofErr w:type="spellEnd"/>
+      <w:r>
+        <w:rPr>
+          <w:lang w:val="en-GB"/>
+        </w:rPr>
+        <w:t>();</w:t>
       </w:r>
       <w:r>
         <w:rPr>
@@ -5182,8 +8298,16 @@
           <w:lang w:val="en-GB"/>
         </w:rPr>
         <w:tab/>
-        <w:t>&lt;CounterTwo</w:t>
-      </w:r>
+        <w:t>&lt;</w:t>
+      </w:r>
+      <w:proofErr w:type="spellStart"/>
+      <w:r>
+        <w:rPr>
+          <w:lang w:val="en-GB"/>
+        </w:rPr>
+        <w:t>CounterTwo</w:t>
+      </w:r>
+      <w:proofErr w:type="spellEnd"/>
       <w:r>
         <w:rPr>
           <w:lang w:val="en-GB"/>
@@ -5234,7 +8358,34 @@
           <w:lang w:val="en-GB"/>
         </w:rPr>
         <w:tab/>
-        <w:t>handleIncrement = {incrementHandler}</w:t>
+      </w:r>
+      <w:proofErr w:type="spellStart"/>
+      <w:r>
+        <w:rPr>
+          <w:lang w:val="en-GB"/>
+        </w:rPr>
+        <w:t>handleIncrement</w:t>
+      </w:r>
+      <w:proofErr w:type="spellEnd"/>
+      <w:r>
+        <w:rPr>
+          <w:lang w:val="en-GB"/>
+        </w:rPr>
+        <w:t xml:space="preserve"> = {</w:t>
+      </w:r>
+      <w:proofErr w:type="spellStart"/>
+      <w:r>
+        <w:rPr>
+          <w:lang w:val="en-GB"/>
+        </w:rPr>
+        <w:t>incrementHandler</w:t>
+      </w:r>
+      <w:proofErr w:type="spellEnd"/>
+      <w:r>
+        <w:rPr>
+          <w:lang w:val="en-GB"/>
+        </w:rPr>
+        <w:t>}</w:t>
       </w:r>
       <w:r>
         <w:rPr>
@@ -5260,7 +8411,34 @@
           <w:lang w:val="en-GB"/>
         </w:rPr>
         <w:tab/>
-        <w:t>decrementHandler = {decrementHandler}</w:t>
+      </w:r>
+      <w:proofErr w:type="spellStart"/>
+      <w:r>
+        <w:rPr>
+          <w:lang w:val="en-GB"/>
+        </w:rPr>
+        <w:t>decrementHandler</w:t>
+      </w:r>
+      <w:proofErr w:type="spellEnd"/>
+      <w:r>
+        <w:rPr>
+          <w:lang w:val="en-GB"/>
+        </w:rPr>
+        <w:t xml:space="preserve"> = {</w:t>
+      </w:r>
+      <w:proofErr w:type="spellStart"/>
+      <w:r>
+        <w:rPr>
+          <w:lang w:val="en-GB"/>
+        </w:rPr>
+        <w:t>decrementHandler</w:t>
+      </w:r>
+      <w:proofErr w:type="spellEnd"/>
+      <w:r>
+        <w:rPr>
+          <w:lang w:val="en-GB"/>
+        </w:rPr>
+        <w:t>}</w:t>
       </w:r>
       <w:r>
         <w:rPr>
@@ -5308,7 +8486,35 @@
           <w:lang w:val="en-GB"/>
         </w:rPr>
         <w:tab/>
-        <w:t>const incrementButton = screen.getByRole(“Button”,{name: “Increment”});</w:t>
+        <w:t xml:space="preserve">const </w:t>
+      </w:r>
+      <w:proofErr w:type="spellStart"/>
+      <w:r>
+        <w:rPr>
+          <w:lang w:val="en-GB"/>
+        </w:rPr>
+        <w:t>incrementButton</w:t>
+      </w:r>
+      <w:proofErr w:type="spellEnd"/>
+      <w:r>
+        <w:rPr>
+          <w:lang w:val="en-GB"/>
+        </w:rPr>
+        <w:t xml:space="preserve"> = </w:t>
+      </w:r>
+      <w:proofErr w:type="spellStart"/>
+      <w:r>
+        <w:rPr>
+          <w:lang w:val="en-GB"/>
+        </w:rPr>
+        <w:t>screen.getByRole</w:t>
+      </w:r>
+      <w:proofErr w:type="spellEnd"/>
+      <w:r>
+        <w:rPr>
+          <w:lang w:val="en-GB"/>
+        </w:rPr>
+        <w:t>(“Button”,{name: “Increment”});</w:t>
       </w:r>
       <w:r>
         <w:rPr>
@@ -5322,7 +8528,35 @@
           <w:lang w:val="en-GB"/>
         </w:rPr>
         <w:tab/>
-        <w:t>const decrementButton = screen.getByRole(“Button”, {name: “decrement”});</w:t>
+        <w:t xml:space="preserve">const </w:t>
+      </w:r>
+      <w:proofErr w:type="spellStart"/>
+      <w:r>
+        <w:rPr>
+          <w:lang w:val="en-GB"/>
+        </w:rPr>
+        <w:t>decrementButton</w:t>
+      </w:r>
+      <w:proofErr w:type="spellEnd"/>
+      <w:r>
+        <w:rPr>
+          <w:lang w:val="en-GB"/>
+        </w:rPr>
+        <w:t xml:space="preserve"> = </w:t>
+      </w:r>
+      <w:proofErr w:type="spellStart"/>
+      <w:r>
+        <w:rPr>
+          <w:lang w:val="en-GB"/>
+        </w:rPr>
+        <w:t>screen.getByRole</w:t>
+      </w:r>
+      <w:proofErr w:type="spellEnd"/>
+      <w:r>
+        <w:rPr>
+          <w:lang w:val="en-GB"/>
+        </w:rPr>
+        <w:t>(“Button”, {name: “decrement”});</w:t>
       </w:r>
       <w:r>
         <w:rPr>
@@ -5336,7 +8570,35 @@
           <w:lang w:val="en-GB"/>
         </w:rPr>
         <w:tab/>
-        <w:t>await user.click(incrementButton);</w:t>
+        <w:t xml:space="preserve">await </w:t>
+      </w:r>
+      <w:proofErr w:type="spellStart"/>
+      <w:r>
+        <w:rPr>
+          <w:lang w:val="en-GB"/>
+        </w:rPr>
+        <w:t>user.click</w:t>
+      </w:r>
+      <w:proofErr w:type="spellEnd"/>
+      <w:r>
+        <w:rPr>
+          <w:lang w:val="en-GB"/>
+        </w:rPr>
+        <w:t>(</w:t>
+      </w:r>
+      <w:proofErr w:type="spellStart"/>
+      <w:r>
+        <w:rPr>
+          <w:lang w:val="en-GB"/>
+        </w:rPr>
+        <w:t>incrementButton</w:t>
+      </w:r>
+      <w:proofErr w:type="spellEnd"/>
+      <w:r>
+        <w:rPr>
+          <w:lang w:val="en-GB"/>
+        </w:rPr>
+        <w:t>);</w:t>
       </w:r>
       <w:r>
         <w:rPr>
@@ -5350,7 +8612,35 @@
           <w:lang w:val="en-GB"/>
         </w:rPr>
         <w:tab/>
-        <w:t>await user.click(decrementButton);</w:t>
+        <w:t xml:space="preserve">await </w:t>
+      </w:r>
+      <w:proofErr w:type="spellStart"/>
+      <w:r>
+        <w:rPr>
+          <w:lang w:val="en-GB"/>
+        </w:rPr>
+        <w:t>user.click</w:t>
+      </w:r>
+      <w:proofErr w:type="spellEnd"/>
+      <w:r>
+        <w:rPr>
+          <w:lang w:val="en-GB"/>
+        </w:rPr>
+        <w:t>(</w:t>
+      </w:r>
+      <w:proofErr w:type="spellStart"/>
+      <w:r>
+        <w:rPr>
+          <w:lang w:val="en-GB"/>
+        </w:rPr>
+        <w:t>decrementButton</w:t>
+      </w:r>
+      <w:proofErr w:type="spellEnd"/>
+      <w:r>
+        <w:rPr>
+          <w:lang w:val="en-GB"/>
+        </w:rPr>
+        <w:t>);</w:t>
       </w:r>
       <w:r>
         <w:rPr>
@@ -5364,7 +8654,35 @@
           <w:lang w:val="en-GB"/>
         </w:rPr>
         <w:tab/>
-        <w:t>expect(incrementHandler).toHaveBeenCalledTimes(1);</w:t>
+        <w:t>expect(</w:t>
+      </w:r>
+      <w:proofErr w:type="spellStart"/>
+      <w:r>
+        <w:rPr>
+          <w:lang w:val="en-GB"/>
+        </w:rPr>
+        <w:t>incrementHandler</w:t>
+      </w:r>
+      <w:proofErr w:type="spellEnd"/>
+      <w:r>
+        <w:rPr>
+          <w:lang w:val="en-GB"/>
+        </w:rPr>
+        <w:t>).</w:t>
+      </w:r>
+      <w:proofErr w:type="spellStart"/>
+      <w:r>
+        <w:rPr>
+          <w:lang w:val="en-GB"/>
+        </w:rPr>
+        <w:t>toHaveBeenCalledTimes</w:t>
+      </w:r>
+      <w:proofErr w:type="spellEnd"/>
+      <w:r>
+        <w:rPr>
+          <w:lang w:val="en-GB"/>
+        </w:rPr>
+        <w:t>(1);</w:t>
       </w:r>
       <w:r>
         <w:rPr>
@@ -5378,7 +8696,35 @@
           <w:lang w:val="en-GB"/>
         </w:rPr>
         <w:tab/>
-        <w:t>expect(decrementHandler).toHaveBeenCalledTimes(1);</w:t>
+        <w:t>expect(</w:t>
+      </w:r>
+      <w:proofErr w:type="spellStart"/>
+      <w:r>
+        <w:rPr>
+          <w:lang w:val="en-GB"/>
+        </w:rPr>
+        <w:t>decrementHandler</w:t>
+      </w:r>
+      <w:proofErr w:type="spellEnd"/>
+      <w:r>
+        <w:rPr>
+          <w:lang w:val="en-GB"/>
+        </w:rPr>
+        <w:t>).</w:t>
+      </w:r>
+      <w:proofErr w:type="spellStart"/>
+      <w:r>
+        <w:rPr>
+          <w:lang w:val="en-GB"/>
+        </w:rPr>
+        <w:t>toHaveBeenCalledTimes</w:t>
+      </w:r>
+      <w:proofErr w:type="spellEnd"/>
+      <w:r>
+        <w:rPr>
+          <w:lang w:val="en-GB"/>
+        </w:rPr>
+        <w:t>(1);</w:t>
       </w:r>
       <w:r>
         <w:rPr>
@@ -5414,7 +8760,21 @@
         <w:rPr>
           <w:lang w:val="en-GB"/>
         </w:rPr>
-        <w:t>For Mocking HTTP requests we use MockServiceWorker (MSW) library.</w:t>
+        <w:t xml:space="preserve">For Mocking HTTP requests we use </w:t>
+      </w:r>
+      <w:proofErr w:type="spellStart"/>
+      <w:r>
+        <w:rPr>
+          <w:lang w:val="en-GB"/>
+        </w:rPr>
+        <w:t>MockServiceWorker</w:t>
+      </w:r>
+      <w:proofErr w:type="spellEnd"/>
+      <w:r>
+        <w:rPr>
+          <w:lang w:val="en-GB"/>
+        </w:rPr>
+        <w:t xml:space="preserve"> (MSW) library.</w:t>
       </w:r>
     </w:p>
     <w:p>
@@ -5609,12 +8969,14 @@
           <w:lang w:val="en-GB"/>
         </w:rPr>
       </w:pPr>
+      <w:proofErr w:type="spellStart"/>
       <w:r>
         <w:rPr>
           <w:lang w:val="en-GB"/>
         </w:rPr>
         <w:t>EsLint</w:t>
       </w:r>
+      <w:proofErr w:type="spellEnd"/>
     </w:p>
     <w:p>
       <w:pPr>
@@ -5633,6 +8995,1073 @@
         </w:rPr>
         <w:t>Husky</w:t>
       </w:r>
+    </w:p>
+    <w:p>
+      <w:pPr>
+        <w:rPr>
+          <w:lang w:val="en-GB"/>
+        </w:rPr>
+      </w:pPr>
+    </w:p>
+    <w:p>
+      <w:pPr>
+        <w:rPr>
+          <w:lang w:val="en-GB"/>
+        </w:rPr>
+      </w:pPr>
+    </w:p>
+    <w:p>
+      <w:pPr>
+        <w:rPr>
+          <w:lang w:val="en-GB"/>
+        </w:rPr>
+      </w:pPr>
+    </w:p>
+    <w:p>
+      <w:pPr>
+        <w:rPr>
+          <w:lang w:val="en-GB"/>
+        </w:rPr>
+      </w:pPr>
+    </w:p>
+    <w:p>
+      <w:pPr>
+        <w:jc w:val="center"/>
+        <w:rPr>
+          <w:lang w:val="en-GB"/>
+        </w:rPr>
+      </w:pPr>
+      <w:r>
+        <w:rPr>
+          <w:lang w:val="en-GB"/>
+        </w:rPr>
+        <w:lastRenderedPageBreak/>
+        <w:t xml:space="preserve">Testing React Js application using </w:t>
+      </w:r>
+      <w:proofErr w:type="spellStart"/>
+      <w:r>
+        <w:rPr>
+          <w:lang w:val="en-GB"/>
+        </w:rPr>
+        <w:t>Vitest</w:t>
+      </w:r>
+      <w:proofErr w:type="spellEnd"/>
+    </w:p>
+    <w:p>
+      <w:pPr>
+        <w:rPr>
+          <w:lang w:val="en-GB"/>
+        </w:rPr>
+      </w:pPr>
+      <w:r>
+        <w:rPr>
+          <w:lang w:val="en-GB"/>
+        </w:rPr>
+        <w:t>Configuring test runner and test library</w:t>
+      </w:r>
+    </w:p>
+    <w:p>
+      <w:pPr>
+        <w:rPr>
+          <w:lang w:val="en-GB"/>
+        </w:rPr>
+      </w:pPr>
+      <w:r>
+        <w:rPr>
+          <w:lang w:val="en-GB"/>
+        </w:rPr>
+        <w:t xml:space="preserve">Step 1: Installing necessary libraries like </w:t>
+      </w:r>
+    </w:p>
+    <w:p>
+      <w:pPr>
+        <w:pStyle w:val="ListParagraph"/>
+        <w:numPr>
+          <w:ilvl w:val="0"/>
+          <w:numId w:val="24"/>
+        </w:numPr>
+        <w:rPr>
+          <w:lang w:val="en-GB"/>
+        </w:rPr>
+      </w:pPr>
+      <w:proofErr w:type="spellStart"/>
+      <w:r>
+        <w:rPr>
+          <w:lang w:val="en-GB"/>
+        </w:rPr>
+        <w:t>vitest</w:t>
+      </w:r>
+      <w:proofErr w:type="spellEnd"/>
+      <w:r>
+        <w:rPr>
+          <w:lang w:val="en-GB"/>
+        </w:rPr>
+        <w:t xml:space="preserve">: It is test runner which is Equivalent to Jest, but built for </w:t>
+      </w:r>
+      <w:proofErr w:type="spellStart"/>
+      <w:r>
+        <w:rPr>
+          <w:lang w:val="en-GB"/>
+        </w:rPr>
+        <w:t>Vite</w:t>
+      </w:r>
+      <w:proofErr w:type="spellEnd"/>
+    </w:p>
+    <w:p>
+      <w:pPr>
+        <w:pStyle w:val="ListParagraph"/>
+        <w:numPr>
+          <w:ilvl w:val="0"/>
+          <w:numId w:val="24"/>
+        </w:numPr>
+        <w:rPr>
+          <w:lang w:val="en-GB"/>
+        </w:rPr>
+      </w:pPr>
+      <w:r>
+        <w:rPr>
+          <w:lang w:val="en-GB"/>
+        </w:rPr>
+        <w:t>@testing-library/react: Helps us to render React components in tests.</w:t>
+      </w:r>
+    </w:p>
+    <w:p>
+      <w:pPr>
+        <w:pStyle w:val="ListParagraph"/>
+        <w:numPr>
+          <w:ilvl w:val="0"/>
+          <w:numId w:val="24"/>
+        </w:numPr>
+        <w:rPr>
+          <w:lang w:val="en-GB"/>
+        </w:rPr>
+      </w:pPr>
+      <w:r>
+        <w:rPr>
+          <w:lang w:val="en-GB"/>
+        </w:rPr>
+        <w:t>@testing-library/jest-</w:t>
+      </w:r>
+      <w:proofErr w:type="spellStart"/>
+      <w:r>
+        <w:rPr>
+          <w:lang w:val="en-GB"/>
+        </w:rPr>
+        <w:t>dom</w:t>
+      </w:r>
+      <w:proofErr w:type="spellEnd"/>
+      <w:r>
+        <w:rPr>
+          <w:lang w:val="en-GB"/>
+        </w:rPr>
+        <w:t xml:space="preserve">: Adds custom matchers </w:t>
+      </w:r>
+      <w:proofErr w:type="spellStart"/>
+      <w:r>
+        <w:rPr>
+          <w:lang w:val="en-GB"/>
+        </w:rPr>
+        <w:t>like</w:t>
+      </w:r>
+      <w:proofErr w:type="gramStart"/>
+      <w:r>
+        <w:rPr>
+          <w:lang w:val="en-GB"/>
+        </w:rPr>
+        <w:t>:toBeInTheDocument</w:t>
+      </w:r>
+      <w:proofErr w:type="spellEnd"/>
+      <w:proofErr w:type="gramEnd"/>
+      <w:r>
+        <w:rPr>
+          <w:lang w:val="en-GB"/>
+        </w:rPr>
+        <w:t>(),</w:t>
+      </w:r>
+      <w:r>
+        <w:rPr>
+          <w:lang w:val="en-GB"/>
+        </w:rPr>
+        <w:t xml:space="preserve"> </w:t>
+      </w:r>
+      <w:proofErr w:type="spellStart"/>
+      <w:r>
+        <w:rPr>
+          <w:lang w:val="en-GB"/>
+        </w:rPr>
+        <w:t>toHaveTextContent</w:t>
+      </w:r>
+      <w:proofErr w:type="spellEnd"/>
+      <w:r>
+        <w:rPr>
+          <w:lang w:val="en-GB"/>
+        </w:rPr>
+        <w:t>(),</w:t>
+      </w:r>
+      <w:r>
+        <w:rPr>
+          <w:lang w:val="en-GB"/>
+        </w:rPr>
+        <w:t xml:space="preserve"> </w:t>
+      </w:r>
+      <w:proofErr w:type="spellStart"/>
+      <w:r>
+        <w:rPr>
+          <w:lang w:val="en-GB"/>
+        </w:rPr>
+        <w:t>toBeDisabled</w:t>
+      </w:r>
+      <w:proofErr w:type="spellEnd"/>
+      <w:r>
+        <w:rPr>
+          <w:lang w:val="en-GB"/>
+        </w:rPr>
+        <w:t>()</w:t>
+      </w:r>
+      <w:r>
+        <w:rPr>
+          <w:lang w:val="en-GB"/>
+        </w:rPr>
+        <w:t>, etc.</w:t>
+      </w:r>
+    </w:p>
+    <w:p>
+      <w:pPr>
+        <w:pStyle w:val="ListParagraph"/>
+        <w:numPr>
+          <w:ilvl w:val="0"/>
+          <w:numId w:val="24"/>
+        </w:numPr>
+        <w:rPr>
+          <w:lang w:val="en-GB"/>
+        </w:rPr>
+      </w:pPr>
+      <w:proofErr w:type="spellStart"/>
+      <w:proofErr w:type="gramStart"/>
+      <w:r>
+        <w:rPr>
+          <w:lang w:val="en-GB"/>
+        </w:rPr>
+        <w:t>jsdom</w:t>
+      </w:r>
+      <w:proofErr w:type="spellEnd"/>
+      <w:proofErr w:type="gramEnd"/>
+      <w:r>
+        <w:rPr>
+          <w:lang w:val="en-GB"/>
+        </w:rPr>
+        <w:t>: Simulates a browser environment. Needed because React components rely on - document, window, DOM APIs</w:t>
+      </w:r>
+    </w:p>
+    <w:p>
+      <w:pPr>
+        <w:rPr>
+          <w:lang w:val="en-GB"/>
+        </w:rPr>
+      </w:pPr>
+      <w:r>
+        <w:rPr>
+          <w:lang w:val="en-GB"/>
+        </w:rPr>
+        <w:t xml:space="preserve">Command </w:t>
+      </w:r>
+      <w:proofErr w:type="gramStart"/>
+      <w:r>
+        <w:rPr>
+          <w:lang w:val="en-GB"/>
+        </w:rPr>
+        <w:t>used :</w:t>
+      </w:r>
+      <w:proofErr w:type="gramEnd"/>
+      <w:r>
+        <w:rPr>
+          <w:lang w:val="en-GB"/>
+        </w:rPr>
+        <w:t xml:space="preserve"> </w:t>
+      </w:r>
+      <w:proofErr w:type="spellStart"/>
+      <w:r>
+        <w:rPr>
+          <w:lang w:val="en-GB"/>
+        </w:rPr>
+        <w:t>npm</w:t>
+      </w:r>
+      <w:proofErr w:type="spellEnd"/>
+      <w:r>
+        <w:rPr>
+          <w:lang w:val="en-GB"/>
+        </w:rPr>
+        <w:t xml:space="preserve"> install -D </w:t>
+      </w:r>
+      <w:proofErr w:type="spellStart"/>
+      <w:r>
+        <w:rPr>
+          <w:lang w:val="en-GB"/>
+        </w:rPr>
+        <w:t>vitest</w:t>
+      </w:r>
+      <w:proofErr w:type="spellEnd"/>
+      <w:r>
+        <w:rPr>
+          <w:lang w:val="en-GB"/>
+        </w:rPr>
+        <w:t xml:space="preserve"> </w:t>
+      </w:r>
+      <w:proofErr w:type="spellStart"/>
+      <w:r>
+        <w:rPr>
+          <w:lang w:val="en-GB"/>
+        </w:rPr>
+        <w:t>jsdom</w:t>
+      </w:r>
+      <w:proofErr w:type="spellEnd"/>
+      <w:r>
+        <w:rPr>
+          <w:lang w:val="en-GB"/>
+        </w:rPr>
+        <w:t xml:space="preserve"> @testing-library/react @testing-library/jest-</w:t>
+      </w:r>
+      <w:proofErr w:type="spellStart"/>
+      <w:r>
+        <w:rPr>
+          <w:lang w:val="en-GB"/>
+        </w:rPr>
+        <w:t>dom</w:t>
+      </w:r>
+      <w:proofErr w:type="spellEnd"/>
+      <w:r>
+        <w:rPr>
+          <w:lang w:val="en-GB"/>
+        </w:rPr>
+        <w:t xml:space="preserve"> @testing-library/user-event.</w:t>
+      </w:r>
+    </w:p>
+    <w:p>
+      <w:pPr>
+        <w:rPr>
+          <w:lang w:val="en-GB"/>
+        </w:rPr>
+      </w:pPr>
+      <w:r>
+        <w:rPr>
+          <w:lang w:val="en-GB"/>
+        </w:rPr>
+        <w:t>Step 2:</w:t>
+      </w:r>
+      <w:r>
+        <w:rPr>
+          <w:lang w:val="en-GB"/>
+        </w:rPr>
+        <w:t xml:space="preserve"> </w:t>
+      </w:r>
+      <w:r>
+        <w:rPr>
+          <w:lang w:val="en-GB"/>
+        </w:rPr>
+        <w:t xml:space="preserve">Add the following to </w:t>
+      </w:r>
+      <w:proofErr w:type="spellStart"/>
+      <w:r>
+        <w:rPr>
+          <w:lang w:val="en-GB"/>
+        </w:rPr>
+        <w:t>vite.config.js</w:t>
+      </w:r>
+      <w:proofErr w:type="spellEnd"/>
+      <w:r>
+        <w:rPr>
+          <w:lang w:val="en-GB"/>
+        </w:rPr>
+        <w:t xml:space="preserve"> </w:t>
+      </w:r>
+      <w:r>
+        <w:rPr>
+          <w:lang w:val="en-GB"/>
+        </w:rPr>
+        <w:br/>
+      </w:r>
+      <w:r>
+        <w:rPr>
+          <w:lang w:val="en-GB"/>
+        </w:rPr>
+        <w:t>test: {</w:t>
+      </w:r>
+      <w:r>
+        <w:rPr>
+          <w:lang w:val="en-GB"/>
+        </w:rPr>
+        <w:br/>
+        <w:t xml:space="preserve"> </w:t>
+      </w:r>
+      <w:r>
+        <w:rPr>
+          <w:lang w:val="en-GB"/>
+        </w:rPr>
+        <w:tab/>
+      </w:r>
+      <w:proofErr w:type="spellStart"/>
+      <w:r>
+        <w:rPr>
+          <w:lang w:val="en-GB"/>
+        </w:rPr>
+        <w:t>globals</w:t>
+      </w:r>
+      <w:proofErr w:type="spellEnd"/>
+      <w:r>
+        <w:rPr>
+          <w:lang w:val="en-GB"/>
+        </w:rPr>
+        <w:t>: true,           // Allows us to use 'describe' and 'it' without importing them</w:t>
+      </w:r>
+      <w:r>
+        <w:rPr>
+          <w:lang w:val="en-GB"/>
+        </w:rPr>
+        <w:br/>
+        <w:t xml:space="preserve"> </w:t>
+      </w:r>
+      <w:r>
+        <w:rPr>
+          <w:lang w:val="en-GB"/>
+        </w:rPr>
+        <w:tab/>
+      </w:r>
+      <w:r>
+        <w:rPr>
+          <w:lang w:val="en-GB"/>
+        </w:rPr>
+        <w:t>environment: '</w:t>
+      </w:r>
+      <w:proofErr w:type="spellStart"/>
+      <w:r>
+        <w:rPr>
+          <w:lang w:val="en-GB"/>
+        </w:rPr>
+        <w:t>jsdom</w:t>
+      </w:r>
+      <w:proofErr w:type="spellEnd"/>
+      <w:r>
+        <w:rPr>
+          <w:lang w:val="en-GB"/>
+        </w:rPr>
+        <w:t>',    // Simulates a browser environment in Node</w:t>
+      </w:r>
+      <w:r>
+        <w:rPr>
+          <w:lang w:val="en-GB"/>
+        </w:rPr>
+        <w:br/>
+        <w:t xml:space="preserve"> </w:t>
+      </w:r>
+      <w:r>
+        <w:rPr>
+          <w:lang w:val="en-GB"/>
+        </w:rPr>
+        <w:tab/>
+      </w:r>
+      <w:proofErr w:type="spellStart"/>
+      <w:r>
+        <w:rPr>
+          <w:lang w:val="en-GB"/>
+        </w:rPr>
+        <w:t>setupFiles</w:t>
+      </w:r>
+      <w:proofErr w:type="spellEnd"/>
+      <w:r>
+        <w:rPr>
+          <w:lang w:val="en-GB"/>
+        </w:rPr>
+        <w:t>: '</w:t>
+      </w:r>
+      <w:proofErr w:type="gramStart"/>
+      <w:r>
+        <w:rPr>
+          <w:lang w:val="en-GB"/>
+        </w:rPr>
+        <w:t>./</w:t>
+      </w:r>
+      <w:proofErr w:type="gramEnd"/>
+      <w:r>
+        <w:rPr>
+          <w:lang w:val="en-GB"/>
+        </w:rPr>
+        <w:t>setupTests.js', // Useful for importing '@testing-library/jest-</w:t>
+      </w:r>
+      <w:proofErr w:type="spellStart"/>
+      <w:r>
+        <w:rPr>
+          <w:lang w:val="en-GB"/>
+        </w:rPr>
+        <w:t>dom</w:t>
+      </w:r>
+      <w:proofErr w:type="spellEnd"/>
+      <w:r>
+        <w:rPr>
+          <w:lang w:val="en-GB"/>
+        </w:rPr>
+        <w:t>'</w:t>
+      </w:r>
+      <w:r>
+        <w:rPr>
+          <w:lang w:val="en-GB"/>
+        </w:rPr>
+        <w:br/>
+      </w:r>
+      <w:r>
+        <w:rPr>
+          <w:lang w:val="en-GB"/>
+        </w:rPr>
+        <w:t>}</w:t>
+      </w:r>
+    </w:p>
+    <w:p>
+      <w:pPr>
+        <w:rPr>
+          <w:lang w:val="en-GB"/>
+        </w:rPr>
+      </w:pPr>
+      <w:r>
+        <w:rPr>
+          <w:lang w:val="en-GB"/>
+        </w:rPr>
+        <w:t xml:space="preserve">Step 3: Create </w:t>
+      </w:r>
+      <w:proofErr w:type="spellStart"/>
+      <w:r>
+        <w:rPr>
+          <w:lang w:val="en-GB"/>
+        </w:rPr>
+        <w:t>src</w:t>
+      </w:r>
+      <w:proofErr w:type="spellEnd"/>
+      <w:r>
+        <w:rPr>
+          <w:lang w:val="en-GB"/>
+        </w:rPr>
+        <w:t>/setupTests.js</w:t>
+      </w:r>
+      <w:r>
+        <w:rPr>
+          <w:lang w:val="en-GB"/>
+        </w:rPr>
+        <w:t xml:space="preserve"> and add </w:t>
+      </w:r>
+      <w:r>
+        <w:rPr>
+          <w:lang w:val="en-GB"/>
+        </w:rPr>
+        <w:t>import '@testing-library/jest-</w:t>
+      </w:r>
+      <w:proofErr w:type="spellStart"/>
+      <w:r>
+        <w:rPr>
+          <w:lang w:val="en-GB"/>
+        </w:rPr>
+        <w:t>dom</w:t>
+      </w:r>
+      <w:proofErr w:type="spellEnd"/>
+      <w:r>
+        <w:rPr>
+          <w:lang w:val="en-GB"/>
+        </w:rPr>
+        <w:t>'</w:t>
+      </w:r>
+      <w:r>
+        <w:rPr>
+          <w:lang w:val="en-GB"/>
+        </w:rPr>
+        <w:t xml:space="preserve"> to this file</w:t>
+      </w:r>
+    </w:p>
+    <w:p>
+      <w:pPr>
+        <w:rPr>
+          <w:lang w:val="en-GB"/>
+        </w:rPr>
+      </w:pPr>
+      <w:r>
+        <w:rPr>
+          <w:lang w:val="en-GB"/>
+        </w:rPr>
+        <w:t>Code Coverage</w:t>
+      </w:r>
+    </w:p>
+    <w:p>
+      <w:pPr>
+        <w:rPr>
+          <w:lang w:val="en-GB"/>
+        </w:rPr>
+      </w:pPr>
+      <w:r>
+        <w:rPr>
+          <w:lang w:val="en-GB"/>
+        </w:rPr>
+        <w:t xml:space="preserve">Use V8 library: </w:t>
+      </w:r>
+      <w:proofErr w:type="spellStart"/>
+      <w:r>
+        <w:rPr>
+          <w:lang w:val="en-GB"/>
+        </w:rPr>
+        <w:t>npm</w:t>
+      </w:r>
+      <w:proofErr w:type="spellEnd"/>
+      <w:r>
+        <w:rPr>
+          <w:lang w:val="en-GB"/>
+        </w:rPr>
+        <w:t xml:space="preserve"> install -D @</w:t>
+      </w:r>
+      <w:proofErr w:type="spellStart"/>
+      <w:r>
+        <w:rPr>
+          <w:lang w:val="en-GB"/>
+        </w:rPr>
+        <w:t>vitest</w:t>
+      </w:r>
+      <w:proofErr w:type="spellEnd"/>
+      <w:r>
+        <w:rPr>
+          <w:lang w:val="en-GB"/>
+        </w:rPr>
+        <w:t>/coverage-v8</w:t>
+      </w:r>
+    </w:p>
+    <w:p>
+      <w:pPr>
+        <w:rPr>
+          <w:lang w:val="en-GB"/>
+        </w:rPr>
+      </w:pPr>
+      <w:r>
+        <w:rPr>
+          <w:lang w:val="en-GB"/>
+        </w:rPr>
+        <w:t xml:space="preserve">Run in </w:t>
+      </w:r>
+      <w:proofErr w:type="gramStart"/>
+      <w:r>
+        <w:rPr>
+          <w:lang w:val="en-GB"/>
+        </w:rPr>
+        <w:t>terminal :</w:t>
+      </w:r>
+      <w:proofErr w:type="gramEnd"/>
+      <w:r>
+        <w:rPr>
+          <w:lang w:val="en-GB"/>
+        </w:rPr>
+        <w:t xml:space="preserve"> </w:t>
+      </w:r>
+      <w:proofErr w:type="spellStart"/>
+      <w:r>
+        <w:rPr>
+          <w:lang w:val="en-GB"/>
+        </w:rPr>
+        <w:t>npx</w:t>
+      </w:r>
+      <w:proofErr w:type="spellEnd"/>
+      <w:r>
+        <w:rPr>
+          <w:lang w:val="en-GB"/>
+        </w:rPr>
+        <w:t xml:space="preserve"> </w:t>
+      </w:r>
+      <w:proofErr w:type="spellStart"/>
+      <w:r>
+        <w:rPr>
+          <w:lang w:val="en-GB"/>
+        </w:rPr>
+        <w:t>vitest</w:t>
+      </w:r>
+      <w:proofErr w:type="spellEnd"/>
+      <w:r>
+        <w:rPr>
+          <w:lang w:val="en-GB"/>
+        </w:rPr>
+        <w:t xml:space="preserve"> run </w:t>
+      </w:r>
+      <w:r>
+        <w:rPr>
+          <w:lang w:val="en-GB"/>
+        </w:rPr>
+        <w:t>--</w:t>
+      </w:r>
+      <w:r>
+        <w:rPr>
+          <w:lang w:val="en-GB"/>
+        </w:rPr>
+        <w:t>coverage</w:t>
+      </w:r>
+    </w:p>
+    <w:p>
+      <w:pPr>
+        <w:rPr>
+          <w:lang w:val="en-GB"/>
+        </w:rPr>
+      </w:pPr>
+      <w:r>
+        <w:rPr>
+          <w:lang w:val="en-GB"/>
+        </w:rPr>
+        <w:t xml:space="preserve">Optional: Add </w:t>
+      </w:r>
+      <w:r>
+        <w:rPr>
+          <w:lang w:val="en-GB"/>
+        </w:rPr>
+        <w:t>"coverage": "</w:t>
+      </w:r>
+      <w:proofErr w:type="spellStart"/>
+      <w:r>
+        <w:rPr>
+          <w:lang w:val="en-GB"/>
+        </w:rPr>
+        <w:t>vitest</w:t>
+      </w:r>
+      <w:proofErr w:type="spellEnd"/>
+      <w:r>
+        <w:rPr>
+          <w:lang w:val="en-GB"/>
+        </w:rPr>
+        <w:t xml:space="preserve"> run --coverage"</w:t>
+      </w:r>
+      <w:r>
+        <w:rPr>
+          <w:lang w:val="en-GB"/>
+        </w:rPr>
+        <w:t xml:space="preserve"> in scripts in </w:t>
+      </w:r>
+      <w:proofErr w:type="spellStart"/>
+      <w:proofErr w:type="gramStart"/>
+      <w:r>
+        <w:rPr>
+          <w:lang w:val="en-GB"/>
+        </w:rPr>
+        <w:t>package.json</w:t>
+      </w:r>
+      <w:proofErr w:type="spellEnd"/>
+      <w:r>
+        <w:rPr>
+          <w:lang w:val="en-GB"/>
+        </w:rPr>
+        <w:t xml:space="preserve">  then</w:t>
+      </w:r>
+      <w:proofErr w:type="gramEnd"/>
+      <w:r>
+        <w:rPr>
+          <w:lang w:val="en-GB"/>
+        </w:rPr>
+        <w:t xml:space="preserve"> you need to run </w:t>
+      </w:r>
+      <w:proofErr w:type="spellStart"/>
+      <w:r>
+        <w:rPr>
+          <w:lang w:val="en-GB"/>
+        </w:rPr>
+        <w:t>npm</w:t>
+      </w:r>
+      <w:proofErr w:type="spellEnd"/>
+      <w:r>
+        <w:rPr>
+          <w:lang w:val="en-GB"/>
+        </w:rPr>
+        <w:t xml:space="preserve"> run coverage for testing code coverage.</w:t>
+      </w:r>
+      <w:r>
+        <w:rPr>
+          <w:lang w:val="en-GB"/>
+        </w:rPr>
+        <w:br w:type="page"/>
+      </w:r>
+    </w:p>
+    <w:p>
+      <w:pPr>
+        <w:rPr>
+          <w:lang w:val="en-GB"/>
+        </w:rPr>
+      </w:pPr>
+      <w:r>
+        <w:rPr>
+          <w:lang w:val="en-GB"/>
+        </w:rPr>
+        <w:lastRenderedPageBreak/>
+        <w:t>Useful code snippets based on my projects</w:t>
+      </w:r>
+    </w:p>
+    <w:p>
+      <w:pPr>
+        <w:rPr>
+          <w:lang w:val="en-GB"/>
+        </w:rPr>
+      </w:pPr>
+      <w:proofErr w:type="spellStart"/>
+      <w:proofErr w:type="gramStart"/>
+      <w:r>
+        <w:rPr>
+          <w:lang w:val="en-GB"/>
+        </w:rPr>
+        <w:t>document.querySelector</w:t>
+      </w:r>
+      <w:proofErr w:type="spellEnd"/>
+      <w:r>
+        <w:rPr>
+          <w:lang w:val="en-GB"/>
+        </w:rPr>
+        <w:t>(</w:t>
+      </w:r>
+      <w:proofErr w:type="gramEnd"/>
+      <w:r>
+        <w:rPr>
+          <w:lang w:val="en-GB"/>
+        </w:rPr>
+        <w:t>): Gives us first element with that selector that we pass as argument.</w:t>
+      </w:r>
+    </w:p>
+    <w:p>
+      <w:pPr>
+        <w:rPr>
+          <w:sz w:val="16"/>
+          <w:szCs w:val="16"/>
+          <w:lang w:val="en-GB"/>
+        </w:rPr>
+      </w:pPr>
+      <w:proofErr w:type="spellStart"/>
+      <w:proofErr w:type="gramStart"/>
+      <w:r>
+        <w:rPr>
+          <w:sz w:val="16"/>
+          <w:szCs w:val="16"/>
+          <w:lang w:val="en-GB"/>
+        </w:rPr>
+        <w:t>document.querySelector</w:t>
+      </w:r>
+      <w:proofErr w:type="spellEnd"/>
+      <w:r>
+        <w:rPr>
+          <w:sz w:val="16"/>
+          <w:szCs w:val="16"/>
+          <w:lang w:val="en-GB"/>
+        </w:rPr>
+        <w:t>(</w:t>
+      </w:r>
+      <w:proofErr w:type="gramEnd"/>
+      <w:r>
+        <w:rPr>
+          <w:sz w:val="16"/>
+          <w:szCs w:val="16"/>
+          <w:lang w:val="en-GB"/>
+        </w:rPr>
+        <w:t>"p");        // selects the first &lt;p&gt; element</w:t>
+      </w:r>
+      <w:r>
+        <w:rPr>
+          <w:sz w:val="16"/>
+          <w:szCs w:val="16"/>
+          <w:lang w:val="en-GB"/>
+        </w:rPr>
+        <w:br/>
+      </w:r>
+      <w:proofErr w:type="spellStart"/>
+      <w:r>
+        <w:rPr>
+          <w:sz w:val="16"/>
+          <w:szCs w:val="16"/>
+          <w:lang w:val="en-GB"/>
+        </w:rPr>
+        <w:t>document.querySelector</w:t>
+      </w:r>
+      <w:proofErr w:type="spellEnd"/>
+      <w:r>
+        <w:rPr>
+          <w:sz w:val="16"/>
+          <w:szCs w:val="16"/>
+          <w:lang w:val="en-GB"/>
+        </w:rPr>
+        <w:t>("#title");   // selects the element with id="title"</w:t>
+      </w:r>
+      <w:r>
+        <w:rPr>
+          <w:sz w:val="16"/>
+          <w:szCs w:val="16"/>
+          <w:lang w:val="en-GB"/>
+        </w:rPr>
+        <w:br/>
+      </w:r>
+      <w:proofErr w:type="spellStart"/>
+      <w:r>
+        <w:rPr>
+          <w:sz w:val="16"/>
+          <w:szCs w:val="16"/>
+          <w:lang w:val="en-GB"/>
+        </w:rPr>
+        <w:t>document.querySelector</w:t>
+      </w:r>
+      <w:proofErr w:type="spellEnd"/>
+      <w:r>
+        <w:rPr>
+          <w:sz w:val="16"/>
+          <w:szCs w:val="16"/>
+          <w:lang w:val="en-GB"/>
+        </w:rPr>
+        <w:t>(".</w:t>
+      </w:r>
+      <w:proofErr w:type="spellStart"/>
+      <w:r>
+        <w:rPr>
+          <w:sz w:val="16"/>
+          <w:szCs w:val="16"/>
+          <w:lang w:val="en-GB"/>
+        </w:rPr>
+        <w:t>btn</w:t>
+      </w:r>
+      <w:proofErr w:type="spellEnd"/>
+      <w:r>
+        <w:rPr>
+          <w:sz w:val="16"/>
+          <w:szCs w:val="16"/>
+          <w:lang w:val="en-GB"/>
+        </w:rPr>
+        <w:t>");     // selects the first element with class="</w:t>
+      </w:r>
+      <w:proofErr w:type="spellStart"/>
+      <w:r>
+        <w:rPr>
+          <w:sz w:val="16"/>
+          <w:szCs w:val="16"/>
+          <w:lang w:val="en-GB"/>
+        </w:rPr>
+        <w:t>btn</w:t>
+      </w:r>
+      <w:proofErr w:type="spellEnd"/>
+      <w:r>
+        <w:rPr>
+          <w:sz w:val="16"/>
+          <w:szCs w:val="16"/>
+          <w:lang w:val="en-GB"/>
+        </w:rPr>
+        <w:t>"</w:t>
+      </w:r>
+    </w:p>
+    <w:p>
+      <w:pPr>
+        <w:rPr>
+          <w:sz w:val="16"/>
+          <w:szCs w:val="16"/>
+          <w:lang w:val="en-GB"/>
+        </w:rPr>
+      </w:pPr>
+      <w:proofErr w:type="gramStart"/>
+      <w:r>
+        <w:rPr>
+          <w:sz w:val="16"/>
+          <w:szCs w:val="16"/>
+          <w:lang w:val="en-GB"/>
+        </w:rPr>
+        <w:t>returns</w:t>
+      </w:r>
+      <w:proofErr w:type="gramEnd"/>
+      <w:r>
+        <w:rPr>
+          <w:sz w:val="16"/>
+          <w:szCs w:val="16"/>
+          <w:lang w:val="en-GB"/>
+        </w:rPr>
+        <w:t xml:space="preserve"> null if no element matches</w:t>
+      </w:r>
+    </w:p>
+    <w:p>
+      <w:pPr>
+        <w:rPr>
+          <w:lang w:val="en-GB"/>
+        </w:rPr>
+      </w:pPr>
+      <w:proofErr w:type="spellStart"/>
+      <w:proofErr w:type="gramStart"/>
+      <w:r>
+        <w:rPr>
+          <w:lang w:val="en-GB"/>
+        </w:rPr>
+        <w:t>document.querySelectorAll</w:t>
+      </w:r>
+      <w:proofErr w:type="spellEnd"/>
+      <w:r>
+        <w:rPr>
+          <w:lang w:val="en-GB"/>
+        </w:rPr>
+        <w:t>(</w:t>
+      </w:r>
+      <w:proofErr w:type="gramEnd"/>
+      <w:r>
+        <w:rPr>
+          <w:lang w:val="en-GB"/>
+        </w:rPr>
+        <w:t>"</w:t>
+      </w:r>
+      <w:proofErr w:type="spellStart"/>
+      <w:r>
+        <w:rPr>
+          <w:lang w:val="en-GB"/>
+        </w:rPr>
+        <w:t>tr</w:t>
+      </w:r>
+      <w:proofErr w:type="spellEnd"/>
+      <w:r>
+        <w:rPr>
+          <w:lang w:val="en-GB"/>
+        </w:rPr>
+        <w:t>")</w:t>
+      </w:r>
+    </w:p>
+    <w:p>
+      <w:pPr>
+        <w:rPr>
+          <w:lang w:val="en-GB"/>
+        </w:rPr>
+      </w:pPr>
+      <w:proofErr w:type="spellStart"/>
+      <w:proofErr w:type="gramStart"/>
+      <w:r>
+        <w:rPr>
+          <w:lang w:val="en-GB"/>
+        </w:rPr>
+        <w:t>screen.findByText</w:t>
+      </w:r>
+      <w:proofErr w:type="spellEnd"/>
+      <w:r>
+        <w:rPr>
+          <w:lang w:val="en-GB"/>
+        </w:rPr>
+        <w:t>(</w:t>
+      </w:r>
+      <w:proofErr w:type="gramEnd"/>
+      <w:r>
+        <w:rPr>
+          <w:lang w:val="en-GB"/>
+        </w:rPr>
+        <w:t>/No Data Present/</w:t>
+      </w:r>
+      <w:proofErr w:type="spellStart"/>
+      <w:r>
+        <w:rPr>
+          <w:lang w:val="en-GB"/>
+        </w:rPr>
+        <w:t>i</w:t>
+      </w:r>
+      <w:proofErr w:type="spellEnd"/>
+      <w:r>
+        <w:rPr>
+          <w:lang w:val="en-GB"/>
+        </w:rPr>
+        <w:t>);</w:t>
+      </w:r>
+    </w:p>
+    <w:p>
+      <w:pPr>
+        <w:rPr>
+          <w:lang w:val="en-GB"/>
+        </w:rPr>
+      </w:pPr>
     </w:p>
     <w:sectPr>
       <w:pgSz w:w="12240" w:h="15840"/>
@@ -7407,6 +11836,119 @@
     </w:lvl>
   </w:abstractNum>
   <w:abstractNum w:abstractNumId="19">
+    <w:nsid w:val="6CCF0622"/>
+    <w:multiLevelType w:val="hybridMultilevel"/>
+    <w:tmpl w:val="E9EEF78C"/>
+    <w:lvl w:ilvl="0" w:tplc="04090001">
+      <w:start w:val="1"/>
+      <w:numFmt w:val="bullet"/>
+      <w:lvlText w:val=""/>
+      <w:lvlJc w:val="left"/>
+      <w:pPr>
+        <w:ind w:left="720" w:hanging="360"/>
+      </w:pPr>
+      <w:rPr>
+        <w:rFonts w:ascii="Symbol" w:hAnsi="Symbol" w:hint="default"/>
+      </w:rPr>
+    </w:lvl>
+    <w:lvl w:ilvl="1" w:tplc="04090003" w:tentative="1">
+      <w:start w:val="1"/>
+      <w:numFmt w:val="bullet"/>
+      <w:lvlText w:val="o"/>
+      <w:lvlJc w:val="left"/>
+      <w:pPr>
+        <w:ind w:left="1440" w:hanging="360"/>
+      </w:pPr>
+      <w:rPr>
+        <w:rFonts w:ascii="Courier New" w:hAnsi="Courier New" w:cs="Courier New" w:hint="default"/>
+      </w:rPr>
+    </w:lvl>
+    <w:lvl w:ilvl="2" w:tplc="04090005" w:tentative="1">
+      <w:start w:val="1"/>
+      <w:numFmt w:val="bullet"/>
+      <w:lvlText w:val=""/>
+      <w:lvlJc w:val="left"/>
+      <w:pPr>
+        <w:ind w:left="2160" w:hanging="360"/>
+      </w:pPr>
+      <w:rPr>
+        <w:rFonts w:ascii="Wingdings" w:hAnsi="Wingdings" w:hint="default"/>
+      </w:rPr>
+    </w:lvl>
+    <w:lvl w:ilvl="3" w:tplc="04090001" w:tentative="1">
+      <w:start w:val="1"/>
+      <w:numFmt w:val="bullet"/>
+      <w:lvlText w:val=""/>
+      <w:lvlJc w:val="left"/>
+      <w:pPr>
+        <w:ind w:left="2880" w:hanging="360"/>
+      </w:pPr>
+      <w:rPr>
+        <w:rFonts w:ascii="Symbol" w:hAnsi="Symbol" w:hint="default"/>
+      </w:rPr>
+    </w:lvl>
+    <w:lvl w:ilvl="4" w:tplc="04090003" w:tentative="1">
+      <w:start w:val="1"/>
+      <w:numFmt w:val="bullet"/>
+      <w:lvlText w:val="o"/>
+      <w:lvlJc w:val="left"/>
+      <w:pPr>
+        <w:ind w:left="3600" w:hanging="360"/>
+      </w:pPr>
+      <w:rPr>
+        <w:rFonts w:ascii="Courier New" w:hAnsi="Courier New" w:cs="Courier New" w:hint="default"/>
+      </w:rPr>
+    </w:lvl>
+    <w:lvl w:ilvl="5" w:tplc="04090005" w:tentative="1">
+      <w:start w:val="1"/>
+      <w:numFmt w:val="bullet"/>
+      <w:lvlText w:val=""/>
+      <w:lvlJc w:val="left"/>
+      <w:pPr>
+        <w:ind w:left="4320" w:hanging="360"/>
+      </w:pPr>
+      <w:rPr>
+        <w:rFonts w:ascii="Wingdings" w:hAnsi="Wingdings" w:hint="default"/>
+      </w:rPr>
+    </w:lvl>
+    <w:lvl w:ilvl="6" w:tplc="04090001" w:tentative="1">
+      <w:start w:val="1"/>
+      <w:numFmt w:val="bullet"/>
+      <w:lvlText w:val=""/>
+      <w:lvlJc w:val="left"/>
+      <w:pPr>
+        <w:ind w:left="5040" w:hanging="360"/>
+      </w:pPr>
+      <w:rPr>
+        <w:rFonts w:ascii="Symbol" w:hAnsi="Symbol" w:hint="default"/>
+      </w:rPr>
+    </w:lvl>
+    <w:lvl w:ilvl="7" w:tplc="04090003" w:tentative="1">
+      <w:start w:val="1"/>
+      <w:numFmt w:val="bullet"/>
+      <w:lvlText w:val="o"/>
+      <w:lvlJc w:val="left"/>
+      <w:pPr>
+        <w:ind w:left="5760" w:hanging="360"/>
+      </w:pPr>
+      <w:rPr>
+        <w:rFonts w:ascii="Courier New" w:hAnsi="Courier New" w:cs="Courier New" w:hint="default"/>
+      </w:rPr>
+    </w:lvl>
+    <w:lvl w:ilvl="8" w:tplc="04090005" w:tentative="1">
+      <w:start w:val="1"/>
+      <w:numFmt w:val="bullet"/>
+      <w:lvlText w:val=""/>
+      <w:lvlJc w:val="left"/>
+      <w:pPr>
+        <w:ind w:left="6480" w:hanging="360"/>
+      </w:pPr>
+      <w:rPr>
+        <w:rFonts w:ascii="Wingdings" w:hAnsi="Wingdings" w:hint="default"/>
+      </w:rPr>
+    </w:lvl>
+  </w:abstractNum>
+  <w:abstractNum w:abstractNumId="20">
     <w:nsid w:val="73472D67"/>
     <w:multiLevelType w:val="hybridMultilevel"/>
     <w:tmpl w:val="37FC24DE"/>
@@ -7495,7 +12037,7 @@
       </w:pPr>
     </w:lvl>
   </w:abstractNum>
-  <w:abstractNum w:abstractNumId="20">
+  <w:abstractNum w:abstractNumId="21">
     <w:nsid w:val="74BF0A47"/>
     <w:multiLevelType w:val="hybridMultilevel"/>
     <w:tmpl w:val="E65E68DE"/>
@@ -7584,7 +12126,7 @@
       </w:pPr>
     </w:lvl>
   </w:abstractNum>
-  <w:abstractNum w:abstractNumId="21">
+  <w:abstractNum w:abstractNumId="22">
     <w:nsid w:val="76D46429"/>
     <w:multiLevelType w:val="hybridMultilevel"/>
     <w:tmpl w:val="97FAC970"/>
@@ -7673,7 +12215,7 @@
       </w:pPr>
     </w:lvl>
   </w:abstractNum>
-  <w:abstractNum w:abstractNumId="22">
+  <w:abstractNum w:abstractNumId="23">
     <w:nsid w:val="7E9C769C"/>
     <w:multiLevelType w:val="hybridMultilevel"/>
     <w:tmpl w:val="8D7E87D2"/>
@@ -7790,10 +12332,10 @@
     <w:abstractNumId w:val="8"/>
   </w:num>
   <w:num w:numId="10">
-    <w:abstractNumId w:val="21"/>
+    <w:abstractNumId w:val="22"/>
   </w:num>
   <w:num w:numId="11">
-    <w:abstractNumId w:val="19"/>
+    <w:abstractNumId w:val="20"/>
   </w:num>
   <w:num w:numId="12">
     <w:abstractNumId w:val="15"/>
@@ -7808,13 +12350,13 @@
     <w:abstractNumId w:val="4"/>
   </w:num>
   <w:num w:numId="16">
-    <w:abstractNumId w:val="22"/>
+    <w:abstractNumId w:val="23"/>
   </w:num>
   <w:num w:numId="17">
     <w:abstractNumId w:val="12"/>
   </w:num>
   <w:num w:numId="18">
-    <w:abstractNumId w:val="20"/>
+    <w:abstractNumId w:val="21"/>
   </w:num>
   <w:num w:numId="19">
     <w:abstractNumId w:val="17"/>
@@ -7830,6 +12372,9 @@
   </w:num>
   <w:num w:numId="23">
     <w:abstractNumId w:val="14"/>
+  </w:num>
+  <w:num w:numId="24">
+    <w:abstractNumId w:val="19"/>
   </w:num>
 </w:numbering>
 </file>
